--- a/docs/Пояснительная записка.docx
+++ b/docs/Пояснительная записка.docx
@@ -288,13 +288,7 @@
         <w:rPr>
           <w:sz w:val="28"/>
         </w:rPr>
-        <w:t xml:space="preserve"> </w:t>
-      </w:r>
-      <w:r>
-        <w:rPr>
-          <w:sz w:val="28"/>
-        </w:rPr>
-        <w:t>создания резюме</w:t>
+        <w:t xml:space="preserve"> создания резюме</w:t>
       </w:r>
       <w:r>
         <w:rPr>
@@ -1489,15 +1483,42 @@
           <w:szCs w:val="28"/>
           <w:u w:val="single"/>
         </w:rPr>
-        <w:t xml:space="preserve">Разработка веб-приложения для </w:t>
-      </w:r>
-      <w:r>
+        <w:t>Разработка веб-приложения для создания резюме»</w:t>
+      </w:r>
+    </w:p>
+    <w:p>
+      <w:pPr>
+        <w:pStyle w:val="Default"/>
+        <w:jc w:val="both"/>
+        <w:rPr>
+          <w:sz w:val="28"/>
+          <w:szCs w:val="28"/>
+        </w:rPr>
+      </w:pPr>
+      <w:r>
+        <w:rPr>
+          <w:sz w:val="28"/>
+          <w:szCs w:val="28"/>
+        </w:rPr>
+        <w:t>__________________________________________________________________</w:t>
+      </w:r>
+    </w:p>
+    <w:p>
+      <w:pPr>
+        <w:pStyle w:val="Default"/>
+        <w:jc w:val="both"/>
         <w:rPr>
           <w:sz w:val="28"/>
           <w:szCs w:val="28"/>
           <w:u w:val="single"/>
         </w:rPr>
-        <w:t>создания резюме</w:t>
+      </w:pPr>
+      <w:r>
+        <w:rPr>
+          <w:sz w:val="28"/>
+          <w:szCs w:val="28"/>
+        </w:rPr>
+        <w:t xml:space="preserve">2. Цель - </w:t>
       </w:r>
       <w:r>
         <w:rPr>
@@ -1505,82 +1526,7 @@
           <w:szCs w:val="28"/>
           <w:u w:val="single"/>
         </w:rPr>
-        <w:t>»</w:t>
-      </w:r>
-    </w:p>
-    <w:p>
-      <w:pPr>
-        <w:pStyle w:val="Default"/>
-        <w:jc w:val="both"/>
-        <w:rPr>
-          <w:sz w:val="28"/>
-          <w:szCs w:val="28"/>
-        </w:rPr>
-      </w:pPr>
-      <w:r>
-        <w:rPr>
-          <w:sz w:val="28"/>
-          <w:szCs w:val="28"/>
-        </w:rPr>
-        <w:t>__________________________________________________________________</w:t>
-      </w:r>
-    </w:p>
-    <w:p>
-      <w:pPr>
-        <w:pStyle w:val="Default"/>
-        <w:jc w:val="both"/>
-        <w:rPr>
-          <w:sz w:val="28"/>
-          <w:szCs w:val="28"/>
-          <w:u w:val="single"/>
-        </w:rPr>
-      </w:pPr>
-      <w:r>
-        <w:rPr>
-          <w:sz w:val="28"/>
-          <w:szCs w:val="28"/>
-        </w:rPr>
-        <w:t xml:space="preserve">2. Цель - </w:t>
-      </w:r>
-      <w:r>
-        <w:rPr>
-          <w:sz w:val="28"/>
-          <w:szCs w:val="28"/>
-          <w:u w:val="single"/>
-        </w:rPr>
-        <w:t xml:space="preserve">разработать веб-приложение для </w:t>
-      </w:r>
-      <w:r>
-        <w:rPr>
-          <w:sz w:val="28"/>
-          <w:szCs w:val="28"/>
-          <w:u w:val="single"/>
-        </w:rPr>
-        <w:t>создания резюме</w:t>
-      </w:r>
-      <w:r>
-        <w:rPr>
-          <w:sz w:val="28"/>
-          <w:szCs w:val="28"/>
-          <w:u w:val="single"/>
-        </w:rPr>
-        <w:t>, которое позволит пользователям</w:t>
-      </w:r>
-      <w:r>
-        <w:rPr>
-          <w:sz w:val="28"/>
-          <w:szCs w:val="28"/>
-          <w:u w:val="single"/>
-        </w:rPr>
-        <w:t xml:space="preserve"> подстраиваться под рынок труда и создавать резюме под конкретную вакансию</w:t>
-      </w:r>
-      <w:r>
-        <w:rPr>
-          <w:sz w:val="28"/>
-          <w:szCs w:val="28"/>
-          <w:u w:val="single"/>
-        </w:rPr>
-        <w:t>.</w:t>
+        <w:t>разработать веб-приложение для создания резюме, которое позволит пользователям подстраиваться под рынок труда и создавать резюме под конкретную вакансию.</w:t>
       </w:r>
     </w:p>
     <w:p>
@@ -2499,7 +2445,13 @@
     <w:sdt>
       <w:sdtPr>
         <w:rPr>
+          <w:rFonts w:eastAsia="Times New Roman" w:cs="Times New Roman"/>
+          <w:b w:val="0"/>
           <w:noProof/>
+          <w:spacing w:val="0"/>
+          <w:kern w:val="0"/>
+          <w:sz w:val="20"/>
+          <w:szCs w:val="20"/>
         </w:rPr>
         <w:id w:val="616342063"/>
         <w:docPartObj>
@@ -2509,12 +2461,7 @@
       </w:sdtPr>
       <w:sdtEndPr>
         <w:rPr>
-          <w:rFonts w:eastAsia="Times New Roman" w:cs="Times New Roman"/>
           <w:bCs/>
-          <w:spacing w:val="0"/>
-          <w:kern w:val="0"/>
-          <w:sz w:val="20"/>
-          <w:szCs w:val="20"/>
         </w:rPr>
       </w:sdtEndPr>
       <w:sdtContent>
@@ -4887,16 +4834,24 @@
         <w:outlineLvl w:val="1"/>
       </w:pPr>
       <w:bookmarkStart w:id="2" w:name="_Toc233215638"/>
-      <w:r>
-        <w:t>1.1 Исторический обзор развития интернет-технологий</w:t>
-      </w:r>
-      <w:bookmarkEnd w:id="2"/>
     </w:p>
     <w:p>
       <w:pPr>
         <w:pStyle w:val="a4"/>
         <w:ind w:firstLine="709"/>
         <w:jc w:val="both"/>
+        <w:outlineLvl w:val="1"/>
+      </w:pPr>
+      <w:r>
+        <w:t>1.1 Исторический обзор развития интернет-технологий</w:t>
+      </w:r>
+      <w:bookmarkEnd w:id="2"/>
+    </w:p>
+    <w:p>
+      <w:pPr>
+        <w:pStyle w:val="a4"/>
+        <w:ind w:firstLine="709"/>
+        <w:jc w:val="both"/>
         <w:rPr>
           <w:rFonts w:eastAsia="Times New Roman" w:cs="Times New Roman"/>
           <w:b w:val="0"/>
@@ -5158,7 +5113,7 @@
           <w:szCs w:val="28"/>
           <w:lang w:eastAsia="ru-RU"/>
         </w:rPr>
-        <w:t xml:space="preserve">, Vue, </w:t>
+        <w:t xml:space="preserve">, </w:t>
       </w:r>
       <w:proofErr w:type="spellStart"/>
       <w:r>
@@ -5170,7 +5125,7 @@
           <w:szCs w:val="28"/>
           <w:lang w:eastAsia="ru-RU"/>
         </w:rPr>
-        <w:t>Angular</w:t>
+        <w:t>Vue</w:t>
       </w:r>
       <w:proofErr w:type="spellEnd"/>
       <w:r>
@@ -5182,6 +5137,30 @@
           <w:szCs w:val="28"/>
           <w:lang w:eastAsia="ru-RU"/>
         </w:rPr>
+        <w:t xml:space="preserve">, </w:t>
+      </w:r>
+      <w:proofErr w:type="spellStart"/>
+      <w:r>
+        <w:rPr>
+          <w:rFonts w:eastAsia="Times New Roman" w:cs="Times New Roman"/>
+          <w:b w:val="0"/>
+          <w:spacing w:val="0"/>
+          <w:kern w:val="0"/>
+          <w:szCs w:val="28"/>
+          <w:lang w:eastAsia="ru-RU"/>
+        </w:rPr>
+        <w:t>Angular</w:t>
+      </w:r>
+      <w:proofErr w:type="spellEnd"/>
+      <w:r>
+        <w:rPr>
+          <w:rFonts w:eastAsia="Times New Roman" w:cs="Times New Roman"/>
+          <w:b w:val="0"/>
+          <w:spacing w:val="0"/>
+          <w:kern w:val="0"/>
+          <w:szCs w:val="28"/>
+          <w:lang w:eastAsia="ru-RU"/>
+        </w:rPr>
         <w:t>), обеспечивающие высокую производительность и эргономичность взаимодействия. Серверная логика реализуется с применением платформ и архитектурных решений, ориентированных на обеспечение надежности, информационной безопасности и горизонтального масштабирования.</w:t>
       </w:r>
     </w:p>
@@ -5215,6 +5194,8 @@
       <w:pPr>
         <w:jc w:val="both"/>
         <w:rPr>
+          <w:sz w:val="28"/>
+          <w:szCs w:val="28"/>
           <w:lang w:eastAsia="ru-RU"/>
         </w:rPr>
       </w:pPr>
@@ -6395,7 +6376,7 @@
           <w:kern w:val="0"/>
           <w:szCs w:val="28"/>
         </w:rPr>
-        <w:t xml:space="preserve">Выбор TypeScript в качестве основного языка программирования обусловлен его статической типизацией, которая существенно повышает надёжность программного обеспечения за счёт выявления ошибок на этапе компиляции, упрощает навигацию по кодовой базе и облегчает рефакторинг. По сравнению с динамической типизацией JavaScript, TypeScript обеспечивает </w:t>
+        <w:t xml:space="preserve">Выбор TypeScript в качестве основного языка программирования обусловлен его статической типизацией, которая существенно повышает надёжность программного обеспечения за счёт выявления ошибок на этапе компиляции, упрощает навигацию по кодовой базе и облегчает рефакторинг. По сравнению с динамической типизацией JavaScript, </w:t>
       </w:r>
       <w:proofErr w:type="spellStart"/>
       <w:r>
@@ -6406,7 +6387,7 @@
           <w:kern w:val="0"/>
           <w:szCs w:val="28"/>
         </w:rPr>
-        <w:t>бо́льшую</w:t>
+        <w:t>TypeScript</w:t>
       </w:r>
       <w:proofErr w:type="spellEnd"/>
       <w:r>
@@ -6417,6 +6398,28 @@
           <w:kern w:val="0"/>
           <w:szCs w:val="28"/>
         </w:rPr>
+        <w:t xml:space="preserve"> обеспечивает </w:t>
+      </w:r>
+      <w:proofErr w:type="spellStart"/>
+      <w:r>
+        <w:rPr>
+          <w:rFonts w:eastAsia="Times New Roman" w:cs="Times New Roman"/>
+          <w:b w:val="0"/>
+          <w:spacing w:val="0"/>
+          <w:kern w:val="0"/>
+          <w:szCs w:val="28"/>
+        </w:rPr>
+        <w:t>бо́льшую</w:t>
+      </w:r>
+      <w:proofErr w:type="spellEnd"/>
+      <w:r>
+        <w:rPr>
+          <w:rFonts w:eastAsia="Times New Roman" w:cs="Times New Roman"/>
+          <w:b w:val="0"/>
+          <w:spacing w:val="0"/>
+          <w:kern w:val="0"/>
+          <w:szCs w:val="28"/>
+        </w:rPr>
         <w:t xml:space="preserve"> предсказуемость поведения системы и снижает порог входа для новых участников команды.</w:t>
       </w:r>
     </w:p>
@@ -6632,8 +6635,9 @@
           <w:kern w:val="0"/>
           <w:szCs w:val="28"/>
         </w:rPr>
-        <w:t xml:space="preserve"> </w:t>
-      </w:r>
+        <w:t xml:space="preserve"> Данный подход обеспечивает чёткое разделение ответственности между слоями, упрощает навигацию по проекту и способствует </w:t>
+      </w:r>
+      <w:proofErr w:type="spellStart"/>
       <w:r>
         <w:rPr>
           <w:rFonts w:eastAsia="Times New Roman" w:cs="Times New Roman"/>
@@ -6642,9 +6646,9 @@
           <w:kern w:val="0"/>
           <w:szCs w:val="28"/>
         </w:rPr>
-        <w:t xml:space="preserve">Данный подход обеспечивает чёткое разделение ответственности между слоями, упрощает навигацию по проекту и способствует </w:t>
-      </w:r>
-      <w:proofErr w:type="spellStart"/>
+        <w:t>переиспользованию</w:t>
+      </w:r>
+      <w:proofErr w:type="spellEnd"/>
       <w:r>
         <w:rPr>
           <w:rFonts w:eastAsia="Times New Roman" w:cs="Times New Roman"/>
@@ -6653,10 +6657,14 @@
           <w:kern w:val="0"/>
           <w:szCs w:val="28"/>
         </w:rPr>
-        <w:t>переиспользованию</w:t>
-      </w:r>
-      <w:proofErr w:type="spellEnd"/>
-      <w:r>
+        <w:t xml:space="preserve"> компонентов. FSD особенно эффективна при росте размера приложения, поскольку предотвращает хаотичное разрастание кода и облегчает командную разработку.</w:t>
+      </w:r>
+    </w:p>
+    <w:p>
+      <w:pPr>
+        <w:pStyle w:val="a4"/>
+        <w:ind w:firstLine="709"/>
+        <w:jc w:val="both"/>
         <w:rPr>
           <w:rFonts w:eastAsia="Times New Roman" w:cs="Times New Roman"/>
           <w:b w:val="0"/>
@@ -6664,7 +6672,58 @@
           <w:kern w:val="0"/>
           <w:szCs w:val="28"/>
         </w:rPr>
-        <w:t xml:space="preserve"> компонентов. FSD особенно эффективна при росте размера приложения, поскольку предотвращает хаотичное разрастание кода и облегчает командную разработку.</w:t>
+      </w:pPr>
+      <w:r>
+        <w:rPr>
+          <w:rFonts w:eastAsia="Times New Roman" w:cs="Times New Roman"/>
+          <w:b w:val="0"/>
+          <w:spacing w:val="0"/>
+          <w:kern w:val="0"/>
+          <w:szCs w:val="28"/>
+        </w:rPr>
+        <w:t xml:space="preserve">Коммуникация между клиентской и серверной частями организована посредством REST API — архитектурного стиля, использующего стандартные HTTP-методы для выполнения операций над ресурсами. Выбор REST обусловлен его универсальностью, простотой реализации, независимостью от клиентских платформ и широкой поддержкой в экосистеме веб-технологий. Обмен данными осуществляется в формате JSON, обеспечивающем лёгкость </w:t>
+      </w:r>
+      <w:proofErr w:type="spellStart"/>
+      <w:r>
+        <w:rPr>
+          <w:rFonts w:eastAsia="Times New Roman" w:cs="Times New Roman"/>
+          <w:b w:val="0"/>
+          <w:spacing w:val="0"/>
+          <w:kern w:val="0"/>
+          <w:szCs w:val="28"/>
+        </w:rPr>
+        <w:t>парсинга</w:t>
+      </w:r>
+      <w:proofErr w:type="spellEnd"/>
+      <w:r>
+        <w:rPr>
+          <w:rFonts w:eastAsia="Times New Roman" w:cs="Times New Roman"/>
+          <w:b w:val="0"/>
+          <w:spacing w:val="0"/>
+          <w:kern w:val="0"/>
+          <w:szCs w:val="28"/>
+        </w:rPr>
+        <w:t xml:space="preserve"> и читаемост</w:t>
+      </w:r>
+      <w:r>
+        <w:rPr>
+          <w:rFonts w:eastAsia="Times New Roman" w:cs="Times New Roman"/>
+          <w:b w:val="0"/>
+          <w:spacing w:val="0"/>
+          <w:kern w:val="0"/>
+          <w:szCs w:val="28"/>
+        </w:rPr>
+        <w:t>и</w:t>
+      </w:r>
+      <w:r>
+        <w:rPr>
+          <w:rFonts w:eastAsia="Times New Roman" w:cs="Times New Roman"/>
+          <w:b w:val="0"/>
+          <w:spacing w:val="0"/>
+          <w:kern w:val="0"/>
+          <w:szCs w:val="28"/>
+        </w:rPr>
+        <w:t>.</w:t>
       </w:r>
     </w:p>
     <w:p>
@@ -6688,9 +6747,8 @@
           <w:kern w:val="0"/>
           <w:szCs w:val="28"/>
         </w:rPr>
-        <w:t xml:space="preserve">Коммуникация между клиентской и серверной частями организована посредством REST API — архитектурного стиля, использующего стандартные HTTP-методы для выполнения операций над ресурсами. Выбор REST обусловлен его универсальностью, простотой реализации, независимостью от клиентских платформ и широкой поддержкой в экосистеме веб-технологий. Обмен данными осуществляется в формате JSON, обеспечивающем лёгкость </w:t>
-      </w:r>
-      <w:proofErr w:type="spellStart"/>
+        <w:t xml:space="preserve">Развёртывание программного комплекса выполняется с применением Docker — платформы контейнеризации, позволяющей упаковывать приложения и их зависимости в изолированные контейнеры. Контейнеризация решает проблему несовместимости окружений на этапах разработки, тестирования и эксплуатации, обеспечивая воспроизводимость сборки. Каждый компонент системы (серверное приложение, база данных, клиентский </w:t>
+      </w:r>
       <w:r>
         <w:rPr>
           <w:rFonts w:eastAsia="Times New Roman" w:cs="Times New Roman"/>
@@ -6699,9 +6757,10 @@
           <w:kern w:val="0"/>
           <w:szCs w:val="28"/>
         </w:rPr>
-        <w:t>парсинга</w:t>
-      </w:r>
-      <w:proofErr w:type="spellEnd"/>
+        <w:lastRenderedPageBreak/>
+        <w:t xml:space="preserve">сборщик) функционирует в отдельном контейнере, что упрощает управление инфраструктурой и повышает переносимость продукта между различными </w:t>
+      </w:r>
+      <w:proofErr w:type="spellStart"/>
       <w:r>
         <w:rPr>
           <w:rFonts w:eastAsia="Times New Roman" w:cs="Times New Roman"/>
@@ -6710,8 +6769,9 @@
           <w:kern w:val="0"/>
           <w:szCs w:val="28"/>
         </w:rPr>
-        <w:t xml:space="preserve"> и читаемост</w:t>
-      </w:r>
+        <w:t>хостинговыми</w:t>
+      </w:r>
+      <w:proofErr w:type="spellEnd"/>
       <w:r>
         <w:rPr>
           <w:rFonts w:eastAsia="Times New Roman" w:cs="Times New Roman"/>
@@ -6720,9 +6780,14 @@
           <w:kern w:val="0"/>
           <w:szCs w:val="28"/>
         </w:rPr>
-        <w:t>и</w:t>
-      </w:r>
-      <w:r>
+        <w:t xml:space="preserve"> платформами.</w:t>
+      </w:r>
+    </w:p>
+    <w:p>
+      <w:pPr>
+        <w:pStyle w:val="a4"/>
+        <w:ind w:firstLine="709"/>
+        <w:jc w:val="both"/>
         <w:rPr>
           <w:rFonts w:eastAsia="Times New Roman" w:cs="Times New Roman"/>
           <w:b w:val="0"/>
@@ -6730,6 +6795,91 @@
           <w:kern w:val="0"/>
           <w:szCs w:val="28"/>
         </w:rPr>
+      </w:pPr>
+      <w:r>
+        <w:rPr>
+          <w:rFonts w:eastAsia="Times New Roman" w:cs="Times New Roman"/>
+          <w:b w:val="0"/>
+          <w:spacing w:val="0"/>
+          <w:kern w:val="0"/>
+          <w:szCs w:val="28"/>
+        </w:rPr>
+        <w:t xml:space="preserve">Для автоматизации процессов сборки, тестирования и доставки внедрена методология CI/CD. Настроенные </w:t>
+      </w:r>
+      <w:proofErr w:type="spellStart"/>
+      <w:r>
+        <w:rPr>
+          <w:rFonts w:eastAsia="Times New Roman" w:cs="Times New Roman"/>
+          <w:b w:val="0"/>
+          <w:spacing w:val="0"/>
+          <w:kern w:val="0"/>
+          <w:szCs w:val="28"/>
+        </w:rPr>
+        <w:t>пайплайны</w:t>
+      </w:r>
+      <w:proofErr w:type="spellEnd"/>
+      <w:r>
+        <w:rPr>
+          <w:rFonts w:eastAsia="Times New Roman" w:cs="Times New Roman"/>
+          <w:b w:val="0"/>
+          <w:spacing w:val="0"/>
+          <w:kern w:val="0"/>
+          <w:szCs w:val="28"/>
+        </w:rPr>
+        <w:t xml:space="preserve"> выполняют </w:t>
+      </w:r>
+      <w:proofErr w:type="spellStart"/>
+      <w:r>
+        <w:rPr>
+          <w:rFonts w:eastAsia="Times New Roman" w:cs="Times New Roman"/>
+          <w:b w:val="0"/>
+          <w:spacing w:val="0"/>
+          <w:kern w:val="0"/>
+          <w:szCs w:val="28"/>
+        </w:rPr>
+        <w:t>линтинг</w:t>
+      </w:r>
+      <w:proofErr w:type="spellEnd"/>
+      <w:r>
+        <w:rPr>
+          <w:rFonts w:eastAsia="Times New Roman" w:cs="Times New Roman"/>
+          <w:b w:val="0"/>
+          <w:spacing w:val="0"/>
+          <w:kern w:val="0"/>
+          <w:szCs w:val="28"/>
+        </w:rPr>
+        <w:t>, прогон модульных и интеграционных тестов, а также сборку Docker-образов при каждом изменении в репозитории. Автоматизация минимизирует человеческий фактор, ускоряет выпуск релизов и гарантирует стабильность основного</w:t>
+      </w:r>
+      <w:r>
+        <w:rPr>
+          <w:rFonts w:eastAsia="Times New Roman" w:cs="Times New Roman"/>
+          <w:b w:val="0"/>
+          <w:spacing w:val="0"/>
+          <w:kern w:val="0"/>
+          <w:szCs w:val="28"/>
+        </w:rPr>
+        <w:t xml:space="preserve"> </w:t>
+      </w:r>
+      <w:proofErr w:type="spellStart"/>
+      <w:r>
+        <w:rPr>
+          <w:rFonts w:eastAsia="Times New Roman" w:cs="Times New Roman"/>
+          <w:b w:val="0"/>
+          <w:spacing w:val="0"/>
+          <w:kern w:val="0"/>
+          <w:szCs w:val="28"/>
+        </w:rPr>
+        <w:t>бранча</w:t>
+      </w:r>
+      <w:proofErr w:type="spellEnd"/>
+      <w:r>
+        <w:rPr>
+          <w:rFonts w:eastAsia="Times New Roman" w:cs="Times New Roman"/>
+          <w:b w:val="0"/>
+          <w:spacing w:val="0"/>
+          <w:kern w:val="0"/>
+          <w:szCs w:val="28"/>
+        </w:rPr>
         <w:t>.</w:t>
       </w:r>
     </w:p>
@@ -6754,7 +6904,7 @@
           <w:kern w:val="0"/>
           <w:szCs w:val="28"/>
         </w:rPr>
-        <w:t xml:space="preserve">Развёртывание программного комплекса выполняется с применением Docker — платформы контейнеризации, позволяющей упаковывать приложения и их зависимости в изолированные контейнеры. Контейнеризация решает проблему несовместимости окружений на этапах разработки, тестирования и эксплуатации, обеспечивая воспроизводимость сборки. Каждый компонент системы (серверное приложение, база данных, клиентский </w:t>
+        <w:t>К</w:t>
       </w:r>
       <w:r>
         <w:rPr>
@@ -6764,10 +6914,8 @@
           <w:kern w:val="0"/>
           <w:szCs w:val="28"/>
         </w:rPr>
-        <w:lastRenderedPageBreak/>
-        <w:t xml:space="preserve">сборщик) функционирует в отдельном контейнере, что упрощает управление инфраструктурой и повышает переносимость продукта между различными </w:t>
-      </w:r>
-      <w:proofErr w:type="spellStart"/>
+        <w:t xml:space="preserve">онтроль </w:t>
+      </w:r>
       <w:r>
         <w:rPr>
           <w:rFonts w:eastAsia="Times New Roman" w:cs="Times New Roman"/>
@@ -6776,9 +6924,8 @@
           <w:kern w:val="0"/>
           <w:szCs w:val="28"/>
         </w:rPr>
-        <w:t>хостинговыми</w:t>
-      </w:r>
-      <w:proofErr w:type="spellEnd"/>
+        <w:t xml:space="preserve">версий </w:t>
+      </w:r>
       <w:r>
         <w:rPr>
           <w:rFonts w:eastAsia="Times New Roman" w:cs="Times New Roman"/>
@@ -6787,7 +6934,29 @@
           <w:kern w:val="0"/>
           <w:szCs w:val="28"/>
         </w:rPr>
-        <w:t xml:space="preserve"> платформами.</w:t>
+        <w:t xml:space="preserve">реализован с использованием распределённой системы </w:t>
+      </w:r>
+      <w:proofErr w:type="spellStart"/>
+      <w:r>
+        <w:rPr>
+          <w:rFonts w:eastAsia="Times New Roman" w:cs="Times New Roman"/>
+          <w:b w:val="0"/>
+          <w:spacing w:val="0"/>
+          <w:kern w:val="0"/>
+          <w:szCs w:val="28"/>
+        </w:rPr>
+        <w:t>Git</w:t>
+      </w:r>
+      <w:proofErr w:type="spellEnd"/>
+      <w:r>
+        <w:rPr>
+          <w:rFonts w:eastAsia="Times New Roman" w:cs="Times New Roman"/>
+          <w:b w:val="0"/>
+          <w:spacing w:val="0"/>
+          <w:kern w:val="0"/>
+          <w:szCs w:val="28"/>
+        </w:rPr>
+        <w:t>. Для хранения удалённого репозитория и организации совместной работы задействована платформа GitHub, предоставляющая инструменты для управления задачами, рецензирования кода и непрерывной интеграции. Использование GitHub позволяет вести прозрачную историю изменений, документировать принятые решения и обеспечивать коллаборацию в рамках проектной деятельности.</w:t>
       </w:r>
     </w:p>
     <w:p>
@@ -6811,193 +6980,25 @@
           <w:kern w:val="0"/>
           <w:szCs w:val="28"/>
         </w:rPr>
-        <w:t xml:space="preserve">Для автоматизации процессов сборки, тестирования и доставки внедрена методология CI/CD. Настроенные </w:t>
-      </w:r>
-      <w:proofErr w:type="spellStart"/>
-      <w:r>
-        <w:rPr>
-          <w:rFonts w:eastAsia="Times New Roman" w:cs="Times New Roman"/>
-          <w:b w:val="0"/>
-          <w:spacing w:val="0"/>
-          <w:kern w:val="0"/>
-          <w:szCs w:val="28"/>
-        </w:rPr>
-        <w:t>пайплайны</w:t>
-      </w:r>
-      <w:proofErr w:type="spellEnd"/>
-      <w:r>
-        <w:rPr>
-          <w:rFonts w:eastAsia="Times New Roman" w:cs="Times New Roman"/>
-          <w:b w:val="0"/>
-          <w:spacing w:val="0"/>
-          <w:kern w:val="0"/>
-          <w:szCs w:val="28"/>
-        </w:rPr>
-        <w:t xml:space="preserve"> выполняют </w:t>
-      </w:r>
-      <w:proofErr w:type="spellStart"/>
-      <w:r>
-        <w:rPr>
-          <w:rFonts w:eastAsia="Times New Roman" w:cs="Times New Roman"/>
-          <w:b w:val="0"/>
-          <w:spacing w:val="0"/>
-          <w:kern w:val="0"/>
-          <w:szCs w:val="28"/>
-        </w:rPr>
-        <w:t>линтинг</w:t>
-      </w:r>
-      <w:proofErr w:type="spellEnd"/>
-      <w:r>
-        <w:rPr>
-          <w:rFonts w:eastAsia="Times New Roman" w:cs="Times New Roman"/>
-          <w:b w:val="0"/>
-          <w:spacing w:val="0"/>
-          <w:kern w:val="0"/>
-          <w:szCs w:val="28"/>
-        </w:rPr>
-        <w:t>, прогон модульных и интеграционных тестов, а также сборку Docker-образов при каждом изменении в репозитории. Автоматизация минимизирует человеческий фактор, ускоряет выпуск релизов и гарантирует стабильность основного</w:t>
-      </w:r>
-      <w:r>
-        <w:rPr>
-          <w:rFonts w:eastAsia="Times New Roman" w:cs="Times New Roman"/>
-          <w:b w:val="0"/>
-          <w:spacing w:val="0"/>
-          <w:kern w:val="0"/>
-          <w:szCs w:val="28"/>
-        </w:rPr>
-        <w:t xml:space="preserve"> </w:t>
-      </w:r>
-      <w:proofErr w:type="spellStart"/>
-      <w:r>
-        <w:rPr>
-          <w:rFonts w:eastAsia="Times New Roman" w:cs="Times New Roman"/>
-          <w:b w:val="0"/>
-          <w:spacing w:val="0"/>
-          <w:kern w:val="0"/>
-          <w:szCs w:val="28"/>
-        </w:rPr>
-        <w:t>бранча</w:t>
-      </w:r>
-      <w:proofErr w:type="spellEnd"/>
-      <w:r>
-        <w:rPr>
-          <w:rFonts w:eastAsia="Times New Roman" w:cs="Times New Roman"/>
-          <w:b w:val="0"/>
-          <w:spacing w:val="0"/>
-          <w:kern w:val="0"/>
-          <w:szCs w:val="28"/>
-        </w:rPr>
-        <w:t>.</w:t>
-      </w:r>
+        <w:t>Таким образом, представленный технологический стек полностью соответствует современным стандартам веб-разработки и обеспечивает создание надёжной, масштабируемой и удобной в сопровождении системы для генерации резюме. Выбранные инструменты и подходы ориентированы не только на решение текущих задач, но и на долгосрочное развитие проекта с минимальными затратами на переработку архитектуры.</w:t>
+      </w:r>
+      <w:bookmarkStart w:id="5" w:name="_Toc233215641"/>
+    </w:p>
+    <w:p>
+      <w:pPr>
+        <w:rPr>
+          <w:sz w:val="28"/>
+          <w:szCs w:val="28"/>
+        </w:rPr>
+      </w:pPr>
     </w:p>
     <w:p>
       <w:pPr>
         <w:pStyle w:val="a4"/>
         <w:ind w:firstLine="709"/>
         <w:jc w:val="both"/>
-        <w:rPr>
-          <w:rFonts w:eastAsia="Times New Roman" w:cs="Times New Roman"/>
-          <w:b w:val="0"/>
-          <w:spacing w:val="0"/>
-          <w:kern w:val="0"/>
-          <w:szCs w:val="28"/>
-        </w:rPr>
-      </w:pPr>
-      <w:r>
-        <w:rPr>
-          <w:rFonts w:eastAsia="Times New Roman" w:cs="Times New Roman"/>
-          <w:b w:val="0"/>
-          <w:spacing w:val="0"/>
-          <w:kern w:val="0"/>
-          <w:szCs w:val="28"/>
-        </w:rPr>
-        <w:t>К</w:t>
-      </w:r>
-      <w:r>
-        <w:rPr>
-          <w:rFonts w:eastAsia="Times New Roman" w:cs="Times New Roman"/>
-          <w:b w:val="0"/>
-          <w:spacing w:val="0"/>
-          <w:kern w:val="0"/>
-          <w:szCs w:val="28"/>
-        </w:rPr>
-        <w:t xml:space="preserve">онтроль </w:t>
-      </w:r>
-      <w:r>
-        <w:rPr>
-          <w:rFonts w:eastAsia="Times New Roman" w:cs="Times New Roman"/>
-          <w:b w:val="0"/>
-          <w:spacing w:val="0"/>
-          <w:kern w:val="0"/>
-          <w:szCs w:val="28"/>
-        </w:rPr>
-        <w:t xml:space="preserve">версий </w:t>
-      </w:r>
-      <w:r>
-        <w:rPr>
-          <w:rFonts w:eastAsia="Times New Roman" w:cs="Times New Roman"/>
-          <w:b w:val="0"/>
-          <w:spacing w:val="0"/>
-          <w:kern w:val="0"/>
-          <w:szCs w:val="28"/>
-        </w:rPr>
-        <w:t xml:space="preserve">реализован с использованием распределённой системы </w:t>
-      </w:r>
-      <w:proofErr w:type="spellStart"/>
-      <w:r>
-        <w:rPr>
-          <w:rFonts w:eastAsia="Times New Roman" w:cs="Times New Roman"/>
-          <w:b w:val="0"/>
-          <w:spacing w:val="0"/>
-          <w:kern w:val="0"/>
-          <w:szCs w:val="28"/>
-        </w:rPr>
-        <w:t>Git</w:t>
-      </w:r>
-      <w:proofErr w:type="spellEnd"/>
-      <w:r>
-        <w:rPr>
-          <w:rFonts w:eastAsia="Times New Roman" w:cs="Times New Roman"/>
-          <w:b w:val="0"/>
-          <w:spacing w:val="0"/>
-          <w:kern w:val="0"/>
-          <w:szCs w:val="28"/>
-        </w:rPr>
-        <w:t>. Для хранения удалённого репозитория и организации совместной работы задействована платформа GitHub, предоставляющая инструменты для управления задачами, рецензирования кода и непрерывной интеграции. Использование GitHub позволяет вести прозрачную историю изменений, документировать принятые решения и обеспечивать коллаборацию в рамках проектной деятельности.</w:t>
-      </w:r>
-    </w:p>
-    <w:p>
-      <w:pPr>
-        <w:pStyle w:val="a4"/>
-        <w:ind w:firstLine="709"/>
-        <w:jc w:val="both"/>
-        <w:rPr>
-          <w:rFonts w:eastAsia="Times New Roman" w:cs="Times New Roman"/>
-          <w:b w:val="0"/>
-          <w:spacing w:val="0"/>
-          <w:kern w:val="0"/>
-          <w:szCs w:val="28"/>
-        </w:rPr>
-      </w:pPr>
-      <w:r>
-        <w:rPr>
-          <w:rFonts w:eastAsia="Times New Roman" w:cs="Times New Roman"/>
-          <w:b w:val="0"/>
-          <w:spacing w:val="0"/>
-          <w:kern w:val="0"/>
-          <w:szCs w:val="28"/>
-        </w:rPr>
-        <w:t>Таким образом, представленный технологический стек полностью соответствует современным стандартам веб-разработки и обеспечивает создание надёжной, масштабируемой и удобной в сопровождении системы для генерации резюме. Выбранные инструменты и подходы ориентированы не только на решение текущих задач, но и на долгосрочное развитие проекта с минимальными затратами на переработку архитектуры.</w:t>
-      </w:r>
-    </w:p>
-    <w:p>
-      <w:pPr>
-        <w:pStyle w:val="a4"/>
-        <w:ind w:firstLine="709"/>
-        <w:jc w:val="both"/>
         <w:outlineLvl w:val="1"/>
       </w:pPr>
-      <w:bookmarkStart w:id="5" w:name="_Toc233215641"/>
       <w:r>
         <w:t xml:space="preserve">1.4 Анализ существующих решений для </w:t>
       </w:r>
@@ -7120,6 +7121,7 @@
       </w:pPr>
       <w:r>
         <w:rPr>
+          <w:noProof/>
           <w:sz w:val="28"/>
           <w:szCs w:val="28"/>
         </w:rPr>
@@ -7128,395 +7130,6 @@
             <wp:extent cx="4982794" cy="2438400"/>
             <wp:effectExtent l="0" t="0" r="8890" b="0"/>
             <wp:docPr id="1" name="Рисунок 1"/>
-            <wp:cNvGraphicFramePr>
-              <a:graphicFrameLocks xmlns:a="http://schemas.openxmlformats.org/drawingml/2006/main" noChangeAspect="1"/>
-            </wp:cNvGraphicFramePr>
-            <a:graphic xmlns:a="http://schemas.openxmlformats.org/drawingml/2006/main">
-              <a:graphicData uri="http://schemas.openxmlformats.org/drawingml/2006/picture">
-                <pic:pic xmlns:pic="http://schemas.openxmlformats.org/drawingml/2006/picture">
-                  <pic:nvPicPr>
-                    <pic:cNvPr id="1" name=""/>
-                    <pic:cNvPicPr/>
-                  </pic:nvPicPr>
-                  <pic:blipFill>
-                    <a:blip r:embed="rId6"/>
-                    <a:stretch>
-                      <a:fillRect/>
-                    </a:stretch>
-                  </pic:blipFill>
-                  <pic:spPr>
-                    <a:xfrm>
-                      <a:off x="0" y="0"/>
-                      <a:ext cx="4988699" cy="2441290"/>
-                    </a:xfrm>
-                    <a:prstGeom prst="rect">
-                      <a:avLst/>
-                    </a:prstGeom>
-                  </pic:spPr>
-                </pic:pic>
-              </a:graphicData>
-            </a:graphic>
-          </wp:inline>
-        </w:drawing>
-      </w:r>
-    </w:p>
-    <w:p>
-      <w:pPr>
-        <w:pStyle w:val="isselectedend"/>
-        <w:spacing w:before="0" w:after="0" w:line="360" w:lineRule="auto"/>
-        <w:ind w:firstLine="709"/>
-        <w:contextualSpacing/>
-        <w:jc w:val="center"/>
-        <w:rPr>
-          <w:sz w:val="28"/>
-          <w:szCs w:val="28"/>
-        </w:rPr>
-      </w:pPr>
-      <w:r>
-        <w:rPr>
-          <w:sz w:val="28"/>
-          <w:szCs w:val="28"/>
-        </w:rPr>
-        <w:t>Рисунок 1.</w:t>
-      </w:r>
-      <w:r>
-        <w:rPr>
-          <w:sz w:val="28"/>
-          <w:szCs w:val="28"/>
-        </w:rPr>
-        <w:t>1</w:t>
-      </w:r>
-      <w:r>
-        <w:rPr>
-          <w:sz w:val="28"/>
-          <w:szCs w:val="28"/>
-        </w:rPr>
-        <w:t xml:space="preserve"> </w:t>
-      </w:r>
-      <w:r>
-        <w:rPr>
-          <w:sz w:val="28"/>
-          <w:szCs w:val="28"/>
-        </w:rPr>
-        <w:t>—</w:t>
-      </w:r>
-      <w:r>
-        <w:rPr>
-          <w:sz w:val="28"/>
-          <w:szCs w:val="28"/>
-        </w:rPr>
-        <w:t xml:space="preserve"> Интерфейс сервиса «</w:t>
-      </w:r>
-      <w:r>
-        <w:rPr>
-          <w:sz w:val="28"/>
-          <w:szCs w:val="28"/>
-          <w:lang w:val="en-US"/>
-        </w:rPr>
-        <w:t>HeadHunter</w:t>
-      </w:r>
-      <w:r>
-        <w:rPr>
-          <w:sz w:val="28"/>
-          <w:szCs w:val="28"/>
-        </w:rPr>
-        <w:t>»</w:t>
-      </w:r>
-    </w:p>
-    <w:p>
-      <w:pPr>
-        <w:pStyle w:val="isselectedend"/>
-        <w:spacing w:before="0" w:beforeAutospacing="0" w:after="0" w:afterAutospacing="0" w:line="360" w:lineRule="auto"/>
-        <w:ind w:firstLine="709"/>
-        <w:contextualSpacing/>
-        <w:jc w:val="both"/>
-        <w:rPr>
-          <w:sz w:val="28"/>
-          <w:szCs w:val="28"/>
-        </w:rPr>
-      </w:pPr>
-    </w:p>
-    <w:p>
-      <w:pPr>
-        <w:pStyle w:val="isselectedend"/>
-        <w:spacing w:before="0" w:beforeAutospacing="0" w:after="0" w:afterAutospacing="0" w:line="360" w:lineRule="auto"/>
-        <w:ind w:firstLine="709"/>
-        <w:contextualSpacing/>
-        <w:jc w:val="both"/>
-        <w:rPr>
-          <w:sz w:val="28"/>
-          <w:szCs w:val="28"/>
-        </w:rPr>
-      </w:pPr>
-      <w:r>
-        <w:rPr>
-          <w:b/>
-          <w:bCs/>
-          <w:sz w:val="28"/>
-          <w:szCs w:val="28"/>
-        </w:rPr>
-        <w:t>Работа</w:t>
-      </w:r>
-      <w:r>
-        <w:rPr>
-          <w:b/>
-          <w:bCs/>
-          <w:sz w:val="28"/>
-          <w:szCs w:val="28"/>
-        </w:rPr>
-        <w:t>.</w:t>
-      </w:r>
-      <w:r>
-        <w:rPr>
-          <w:b/>
-          <w:bCs/>
-          <w:sz w:val="28"/>
-          <w:szCs w:val="28"/>
-        </w:rPr>
-        <w:t>ру</w:t>
-      </w:r>
-      <w:r>
-        <w:rPr>
-          <w:b/>
-          <w:bCs/>
-          <w:sz w:val="28"/>
-          <w:szCs w:val="28"/>
-        </w:rPr>
-        <w:t> </w:t>
-      </w:r>
-      <w:r>
-        <w:rPr>
-          <w:sz w:val="28"/>
-          <w:szCs w:val="28"/>
-        </w:rPr>
-        <w:t>—</w:t>
-      </w:r>
-      <w:r>
-        <w:rPr>
-          <w:sz w:val="28"/>
-          <w:szCs w:val="28"/>
-        </w:rPr>
-        <w:t xml:space="preserve"> </w:t>
-      </w:r>
-      <w:r>
-        <w:rPr>
-          <w:sz w:val="28"/>
-          <w:szCs w:val="28"/>
-        </w:rPr>
-        <w:t>один из старейших российских порталов по трудоустройству, предоставляющий классический набор функций для соискателей и работодателей. Сервис позволяет создавать резюме с базовым набором разделов, просматривать вакансии и отправлять отклики. К преимуществам относится многолетняя репутация и широкая база работодателей. Среди недостатков — устаревающий интерфейс и отсутствие современных инструментов для автоматического форматирования и экспорта резюме в различные форматы.</w:t>
-      </w:r>
-    </w:p>
-    <w:p>
-      <w:pPr>
-        <w:pStyle w:val="isselectedend"/>
-        <w:spacing w:before="0" w:beforeAutospacing="0" w:after="0" w:afterAutospacing="0" w:line="360" w:lineRule="auto"/>
-        <w:ind w:firstLine="709"/>
-        <w:contextualSpacing/>
-        <w:jc w:val="both"/>
-        <w:rPr>
-          <w:sz w:val="28"/>
-          <w:szCs w:val="28"/>
-        </w:rPr>
-      </w:pPr>
-      <w:r>
-        <w:rPr>
-          <w:sz w:val="28"/>
-          <w:szCs w:val="28"/>
-        </w:rPr>
-        <w:lastRenderedPageBreak/>
-        <w:drawing>
-          <wp:inline distT="0" distB="0" distL="0" distR="0" wp14:anchorId="01BBEE28" wp14:editId="5BA013F5">
-            <wp:extent cx="4695825" cy="2571535"/>
-            <wp:effectExtent l="0" t="0" r="0" b="635"/>
-            <wp:docPr id="3" name="Рисунок 3"/>
-            <wp:cNvGraphicFramePr>
-              <a:graphicFrameLocks xmlns:a="http://schemas.openxmlformats.org/drawingml/2006/main" noChangeAspect="1"/>
-            </wp:cNvGraphicFramePr>
-            <a:graphic xmlns:a="http://schemas.openxmlformats.org/drawingml/2006/main">
-              <a:graphicData uri="http://schemas.openxmlformats.org/drawingml/2006/picture">
-                <pic:pic xmlns:pic="http://schemas.openxmlformats.org/drawingml/2006/picture">
-                  <pic:nvPicPr>
-                    <pic:cNvPr id="1" name=""/>
-                    <pic:cNvPicPr/>
-                  </pic:nvPicPr>
-                  <pic:blipFill>
-                    <a:blip r:embed="rId7"/>
-                    <a:stretch>
-                      <a:fillRect/>
-                    </a:stretch>
-                  </pic:blipFill>
-                  <pic:spPr>
-                    <a:xfrm>
-                      <a:off x="0" y="0"/>
-                      <a:ext cx="4698344" cy="2572914"/>
-                    </a:xfrm>
-                    <a:prstGeom prst="rect">
-                      <a:avLst/>
-                    </a:prstGeom>
-                  </pic:spPr>
-                </pic:pic>
-              </a:graphicData>
-            </a:graphic>
-          </wp:inline>
-        </w:drawing>
-      </w:r>
-    </w:p>
-    <w:p>
-      <w:pPr>
-        <w:pStyle w:val="isselectedend"/>
-        <w:spacing w:before="0" w:after="0" w:line="360" w:lineRule="auto"/>
-        <w:ind w:firstLine="709"/>
-        <w:contextualSpacing/>
-        <w:jc w:val="center"/>
-        <w:rPr>
-          <w:sz w:val="28"/>
-          <w:szCs w:val="28"/>
-        </w:rPr>
-      </w:pPr>
-      <w:r>
-        <w:rPr>
-          <w:sz w:val="28"/>
-          <w:szCs w:val="28"/>
-        </w:rPr>
-        <w:t>Рисунок 1.</w:t>
-      </w:r>
-      <w:r>
-        <w:rPr>
-          <w:sz w:val="28"/>
-          <w:szCs w:val="28"/>
-        </w:rPr>
-        <w:t>2</w:t>
-      </w:r>
-      <w:r>
-        <w:rPr>
-          <w:sz w:val="28"/>
-          <w:szCs w:val="28"/>
-        </w:rPr>
-        <w:t xml:space="preserve"> </w:t>
-      </w:r>
-      <w:r>
-        <w:rPr>
-          <w:sz w:val="28"/>
-          <w:szCs w:val="28"/>
-        </w:rPr>
-        <w:t>—</w:t>
-      </w:r>
-      <w:r>
-        <w:rPr>
-          <w:sz w:val="28"/>
-          <w:szCs w:val="28"/>
-        </w:rPr>
-        <w:t xml:space="preserve"> Интерфейс сервиса «</w:t>
-      </w:r>
-      <w:r>
-        <w:rPr>
-          <w:sz w:val="28"/>
-          <w:szCs w:val="28"/>
-        </w:rPr>
-        <w:t>Работа.ру</w:t>
-      </w:r>
-      <w:r>
-        <w:rPr>
-          <w:sz w:val="28"/>
-          <w:szCs w:val="28"/>
-        </w:rPr>
-        <w:t>»</w:t>
-      </w:r>
-    </w:p>
-    <w:p>
-      <w:pPr>
-        <w:pStyle w:val="isselectedend"/>
-        <w:spacing w:before="0" w:beforeAutospacing="0" w:after="0" w:afterAutospacing="0" w:line="360" w:lineRule="auto"/>
-        <w:ind w:firstLine="709"/>
-        <w:contextualSpacing/>
-        <w:jc w:val="both"/>
-        <w:rPr>
-          <w:sz w:val="28"/>
-          <w:szCs w:val="28"/>
-        </w:rPr>
-      </w:pPr>
-    </w:p>
-    <w:p>
-      <w:pPr>
-        <w:pStyle w:val="isselectedend"/>
-        <w:spacing w:before="0" w:after="0" w:line="360" w:lineRule="auto"/>
-        <w:ind w:firstLine="709"/>
-        <w:contextualSpacing/>
-        <w:jc w:val="both"/>
-        <w:rPr>
-          <w:sz w:val="28"/>
-          <w:szCs w:val="28"/>
-        </w:rPr>
-      </w:pPr>
-      <w:r>
-        <w:rPr>
-          <w:rStyle w:val="aa"/>
-          <w:sz w:val="28"/>
-          <w:szCs w:val="28"/>
-          <w:lang w:val="en-US"/>
-        </w:rPr>
-        <w:t>Habr</w:t>
-      </w:r>
-      <w:r>
-        <w:rPr>
-          <w:rStyle w:val="aa"/>
-          <w:sz w:val="28"/>
-          <w:szCs w:val="28"/>
-        </w:rPr>
-        <w:t xml:space="preserve"> </w:t>
-      </w:r>
-      <w:r>
-        <w:rPr>
-          <w:rStyle w:val="aa"/>
-          <w:sz w:val="28"/>
-          <w:szCs w:val="28"/>
-        </w:rPr>
-        <w:t xml:space="preserve">Карьера </w:t>
-      </w:r>
-      <w:r>
-        <w:rPr>
-          <w:sz w:val="28"/>
-          <w:szCs w:val="28"/>
-        </w:rPr>
-        <w:t>—</w:t>
-      </w:r>
-      <w:r>
-        <w:rPr>
-          <w:sz w:val="28"/>
-          <w:szCs w:val="28"/>
-        </w:rPr>
-        <w:t xml:space="preserve"> </w:t>
-      </w:r>
-      <w:r>
-        <w:rPr>
-          <w:sz w:val="28"/>
-          <w:szCs w:val="28"/>
-        </w:rPr>
-        <w:t>специализированная платформа для IT-специалистов, позволяющая создавать резюме с акцентом на технические навыки и проектный опыт. Сервис предлагает интеграцию с GitHub и другими профильными ресурсами, что удобно для разработчиков. К преимуществам относятся узкая специализация (IT-сфера) и наличие технического сообщества. Недостатком является ограниченный охват вакансий из других профессиональных областей</w:t>
-      </w:r>
-    </w:p>
-    <w:p>
-      <w:pPr>
-        <w:pStyle w:val="isselectedend"/>
-        <w:spacing w:before="0" w:after="0" w:line="360" w:lineRule="auto"/>
-        <w:ind w:firstLine="709"/>
-        <w:contextualSpacing/>
-        <w:jc w:val="both"/>
-        <w:rPr>
-          <w:sz w:val="28"/>
-          <w:szCs w:val="28"/>
-        </w:rPr>
-      </w:pPr>
-      <w:r>
-        <w:rPr>
-          <w:sz w:val="28"/>
-          <w:szCs w:val="28"/>
-        </w:rPr>
-        <w:drawing>
-          <wp:inline distT="0" distB="0" distL="0" distR="0" wp14:anchorId="76906B39" wp14:editId="43070123">
-            <wp:extent cx="5118440" cy="3084195"/>
-            <wp:effectExtent l="0" t="0" r="6350" b="1905"/>
-            <wp:docPr id="2" name="Рисунок 2"/>
             <wp:cNvGraphicFramePr>
               <a:graphicFrameLocks xmlns:a="http://schemas.openxmlformats.org/drawingml/2006/main" noChangeAspect="1"/>
             </wp:cNvGraphicFramePr>
@@ -7536,6 +7149,355 @@
                   <pic:spPr>
                     <a:xfrm>
                       <a:off x="0" y="0"/>
+                      <a:ext cx="4988699" cy="2441290"/>
+                    </a:xfrm>
+                    <a:prstGeom prst="rect">
+                      <a:avLst/>
+                    </a:prstGeom>
+                  </pic:spPr>
+                </pic:pic>
+              </a:graphicData>
+            </a:graphic>
+          </wp:inline>
+        </w:drawing>
+      </w:r>
+    </w:p>
+    <w:p>
+      <w:pPr>
+        <w:pStyle w:val="isselectedend"/>
+        <w:spacing w:before="0" w:after="0" w:line="360" w:lineRule="auto"/>
+        <w:ind w:firstLine="709"/>
+        <w:contextualSpacing/>
+        <w:jc w:val="center"/>
+        <w:rPr>
+          <w:sz w:val="28"/>
+          <w:szCs w:val="28"/>
+        </w:rPr>
+      </w:pPr>
+      <w:r>
+        <w:rPr>
+          <w:sz w:val="28"/>
+          <w:szCs w:val="28"/>
+        </w:rPr>
+        <w:t xml:space="preserve">Рисунок 1.1 </w:t>
+      </w:r>
+      <w:r>
+        <w:rPr>
+          <w:sz w:val="28"/>
+          <w:szCs w:val="28"/>
+        </w:rPr>
+        <w:t>—</w:t>
+      </w:r>
+      <w:r>
+        <w:rPr>
+          <w:sz w:val="28"/>
+          <w:szCs w:val="28"/>
+        </w:rPr>
+        <w:t xml:space="preserve"> Интерфейс сервиса «</w:t>
+      </w:r>
+      <w:r>
+        <w:rPr>
+          <w:sz w:val="28"/>
+          <w:szCs w:val="28"/>
+          <w:lang w:val="en-US"/>
+        </w:rPr>
+        <w:t>HeadHunter</w:t>
+      </w:r>
+      <w:r>
+        <w:rPr>
+          <w:sz w:val="28"/>
+          <w:szCs w:val="28"/>
+        </w:rPr>
+        <w:t>»</w:t>
+      </w:r>
+    </w:p>
+    <w:p>
+      <w:pPr>
+        <w:pStyle w:val="isselectedend"/>
+        <w:spacing w:before="0" w:beforeAutospacing="0" w:after="0" w:afterAutospacing="0" w:line="360" w:lineRule="auto"/>
+        <w:ind w:firstLine="709"/>
+        <w:contextualSpacing/>
+        <w:jc w:val="both"/>
+        <w:rPr>
+          <w:sz w:val="28"/>
+          <w:szCs w:val="28"/>
+        </w:rPr>
+      </w:pPr>
+    </w:p>
+    <w:p>
+      <w:pPr>
+        <w:pStyle w:val="isselectedend"/>
+        <w:spacing w:before="0" w:beforeAutospacing="0" w:after="0" w:afterAutospacing="0" w:line="360" w:lineRule="auto"/>
+        <w:ind w:firstLine="709"/>
+        <w:contextualSpacing/>
+        <w:jc w:val="both"/>
+        <w:rPr>
+          <w:sz w:val="28"/>
+          <w:szCs w:val="28"/>
+        </w:rPr>
+      </w:pPr>
+      <w:r>
+        <w:rPr>
+          <w:b/>
+          <w:bCs/>
+          <w:sz w:val="28"/>
+          <w:szCs w:val="28"/>
+        </w:rPr>
+        <w:t>Работа</w:t>
+      </w:r>
+      <w:r>
+        <w:rPr>
+          <w:b/>
+          <w:bCs/>
+          <w:sz w:val="28"/>
+          <w:szCs w:val="28"/>
+        </w:rPr>
+        <w:t>.</w:t>
+      </w:r>
+      <w:r>
+        <w:rPr>
+          <w:b/>
+          <w:bCs/>
+          <w:sz w:val="28"/>
+          <w:szCs w:val="28"/>
+        </w:rPr>
+        <w:t>ру</w:t>
+      </w:r>
+      <w:r>
+        <w:rPr>
+          <w:b/>
+          <w:bCs/>
+          <w:sz w:val="28"/>
+          <w:szCs w:val="28"/>
+        </w:rPr>
+        <w:t> </w:t>
+      </w:r>
+      <w:r>
+        <w:rPr>
+          <w:sz w:val="28"/>
+          <w:szCs w:val="28"/>
+        </w:rPr>
+        <w:t>—</w:t>
+      </w:r>
+      <w:r>
+        <w:rPr>
+          <w:sz w:val="28"/>
+          <w:szCs w:val="28"/>
+        </w:rPr>
+        <w:t xml:space="preserve"> </w:t>
+      </w:r>
+      <w:r>
+        <w:rPr>
+          <w:sz w:val="28"/>
+          <w:szCs w:val="28"/>
+        </w:rPr>
+        <w:t>один из старейших российских порталов по трудоустройству, предоставляющий классический набор функций для соискателей и работодателей. Сервис позволяет создавать резюме с базовым набором разделов, просматривать вакансии и отправлять отклики. К преимуществам относится многолетняя репутация и широкая база работодателей. Среди недостатков — устаревающий интерфейс и отсутствие современных инструментов для автоматического форматирования и экспорта резюме в различные форматы.</w:t>
+      </w:r>
+    </w:p>
+    <w:p>
+      <w:pPr>
+        <w:pStyle w:val="isselectedend"/>
+        <w:spacing w:before="0" w:beforeAutospacing="0" w:after="0" w:afterAutospacing="0" w:line="360" w:lineRule="auto"/>
+        <w:ind w:firstLine="709"/>
+        <w:contextualSpacing/>
+        <w:jc w:val="both"/>
+        <w:rPr>
+          <w:sz w:val="28"/>
+          <w:szCs w:val="28"/>
+        </w:rPr>
+      </w:pPr>
+      <w:r>
+        <w:rPr>
+          <w:noProof/>
+          <w:sz w:val="28"/>
+          <w:szCs w:val="28"/>
+        </w:rPr>
+        <w:lastRenderedPageBreak/>
+        <w:drawing>
+          <wp:inline distT="0" distB="0" distL="0" distR="0" wp14:anchorId="01BBEE28" wp14:editId="5BA013F5">
+            <wp:extent cx="4695825" cy="2571535"/>
+            <wp:effectExtent l="0" t="0" r="0" b="635"/>
+            <wp:docPr id="3" name="Рисунок 3"/>
+            <wp:cNvGraphicFramePr>
+              <a:graphicFrameLocks xmlns:a="http://schemas.openxmlformats.org/drawingml/2006/main" noChangeAspect="1"/>
+            </wp:cNvGraphicFramePr>
+            <a:graphic xmlns:a="http://schemas.openxmlformats.org/drawingml/2006/main">
+              <a:graphicData uri="http://schemas.openxmlformats.org/drawingml/2006/picture">
+                <pic:pic xmlns:pic="http://schemas.openxmlformats.org/drawingml/2006/picture">
+                  <pic:nvPicPr>
+                    <pic:cNvPr id="1" name=""/>
+                    <pic:cNvPicPr/>
+                  </pic:nvPicPr>
+                  <pic:blipFill>
+                    <a:blip r:embed="rId9"/>
+                    <a:stretch>
+                      <a:fillRect/>
+                    </a:stretch>
+                  </pic:blipFill>
+                  <pic:spPr>
+                    <a:xfrm>
+                      <a:off x="0" y="0"/>
+                      <a:ext cx="4698344" cy="2572914"/>
+                    </a:xfrm>
+                    <a:prstGeom prst="rect">
+                      <a:avLst/>
+                    </a:prstGeom>
+                  </pic:spPr>
+                </pic:pic>
+              </a:graphicData>
+            </a:graphic>
+          </wp:inline>
+        </w:drawing>
+      </w:r>
+    </w:p>
+    <w:p>
+      <w:pPr>
+        <w:pStyle w:val="isselectedend"/>
+        <w:spacing w:before="0" w:after="0" w:line="360" w:lineRule="auto"/>
+        <w:ind w:firstLine="709"/>
+        <w:contextualSpacing/>
+        <w:jc w:val="center"/>
+        <w:rPr>
+          <w:sz w:val="28"/>
+          <w:szCs w:val="28"/>
+        </w:rPr>
+      </w:pPr>
+      <w:r>
+        <w:rPr>
+          <w:sz w:val="28"/>
+          <w:szCs w:val="28"/>
+        </w:rPr>
+        <w:t xml:space="preserve">Рисунок 1.2 </w:t>
+      </w:r>
+      <w:r>
+        <w:rPr>
+          <w:sz w:val="28"/>
+          <w:szCs w:val="28"/>
+        </w:rPr>
+        <w:t>—</w:t>
+      </w:r>
+      <w:r>
+        <w:rPr>
+          <w:sz w:val="28"/>
+          <w:szCs w:val="28"/>
+        </w:rPr>
+        <w:t xml:space="preserve"> Интерфейс сервиса «Работа.ру»</w:t>
+      </w:r>
+    </w:p>
+    <w:p>
+      <w:pPr>
+        <w:pStyle w:val="isselectedend"/>
+        <w:spacing w:before="0" w:beforeAutospacing="0" w:after="0" w:afterAutospacing="0" w:line="360" w:lineRule="auto"/>
+        <w:ind w:firstLine="709"/>
+        <w:contextualSpacing/>
+        <w:jc w:val="both"/>
+        <w:rPr>
+          <w:sz w:val="28"/>
+          <w:szCs w:val="28"/>
+        </w:rPr>
+      </w:pPr>
+    </w:p>
+    <w:p>
+      <w:pPr>
+        <w:pStyle w:val="isselectedend"/>
+        <w:spacing w:before="0" w:after="0" w:line="360" w:lineRule="auto"/>
+        <w:ind w:firstLine="709"/>
+        <w:contextualSpacing/>
+        <w:jc w:val="both"/>
+        <w:rPr>
+          <w:sz w:val="28"/>
+          <w:szCs w:val="28"/>
+        </w:rPr>
+      </w:pPr>
+      <w:r>
+        <w:rPr>
+          <w:rStyle w:val="aa"/>
+          <w:sz w:val="28"/>
+          <w:szCs w:val="28"/>
+          <w:lang w:val="en-US"/>
+        </w:rPr>
+        <w:t>Habr</w:t>
+      </w:r>
+      <w:r>
+        <w:rPr>
+          <w:rStyle w:val="aa"/>
+          <w:sz w:val="28"/>
+          <w:szCs w:val="28"/>
+        </w:rPr>
+        <w:t xml:space="preserve"> </w:t>
+      </w:r>
+      <w:r>
+        <w:rPr>
+          <w:rStyle w:val="aa"/>
+          <w:sz w:val="28"/>
+          <w:szCs w:val="28"/>
+        </w:rPr>
+        <w:t xml:space="preserve">Карьера </w:t>
+      </w:r>
+      <w:r>
+        <w:rPr>
+          <w:sz w:val="28"/>
+          <w:szCs w:val="28"/>
+        </w:rPr>
+        <w:t>—</w:t>
+      </w:r>
+      <w:r>
+        <w:rPr>
+          <w:sz w:val="28"/>
+          <w:szCs w:val="28"/>
+        </w:rPr>
+        <w:t xml:space="preserve"> </w:t>
+      </w:r>
+      <w:r>
+        <w:rPr>
+          <w:sz w:val="28"/>
+          <w:szCs w:val="28"/>
+        </w:rPr>
+        <w:t>специализированная платформа для IT-специалистов, позволяющая создавать резюме с акцентом на технические навыки и проектный опыт. Сервис предлагает интеграцию с GitHub и другими профильными ресурсами, что удобно для разработчиков. К преимуществам относятся узкая специализация (IT-сфера) и наличие технического сообщества. Недостатком является ограниченный охват вакансий из других профессиональных областей</w:t>
+      </w:r>
+    </w:p>
+    <w:p>
+      <w:pPr>
+        <w:pStyle w:val="isselectedend"/>
+        <w:spacing w:before="0" w:after="0" w:line="360" w:lineRule="auto"/>
+        <w:ind w:firstLine="709"/>
+        <w:contextualSpacing/>
+        <w:jc w:val="both"/>
+        <w:rPr>
+          <w:sz w:val="28"/>
+          <w:szCs w:val="28"/>
+        </w:rPr>
+      </w:pPr>
+      <w:r>
+        <w:rPr>
+          <w:noProof/>
+          <w:sz w:val="28"/>
+          <w:szCs w:val="28"/>
+        </w:rPr>
+        <w:drawing>
+          <wp:inline distT="0" distB="0" distL="0" distR="0" wp14:anchorId="76906B39" wp14:editId="43070123">
+            <wp:extent cx="5118440" cy="3084195"/>
+            <wp:effectExtent l="0" t="0" r="6350" b="1905"/>
+            <wp:docPr id="2" name="Рисунок 2"/>
+            <wp:cNvGraphicFramePr>
+              <a:graphicFrameLocks xmlns:a="http://schemas.openxmlformats.org/drawingml/2006/main" noChangeAspect="1"/>
+            </wp:cNvGraphicFramePr>
+            <a:graphic xmlns:a="http://schemas.openxmlformats.org/drawingml/2006/main">
+              <a:graphicData uri="http://schemas.openxmlformats.org/drawingml/2006/picture">
+                <pic:pic xmlns:pic="http://schemas.openxmlformats.org/drawingml/2006/picture">
+                  <pic:nvPicPr>
+                    <pic:cNvPr id="1" name=""/>
+                    <pic:cNvPicPr/>
+                  </pic:nvPicPr>
+                  <pic:blipFill>
+                    <a:blip r:embed="rId10"/>
+                    <a:stretch>
+                      <a:fillRect/>
+                    </a:stretch>
+                  </pic:blipFill>
+                  <pic:spPr>
+                    <a:xfrm>
+                      <a:off x="0" y="0"/>
                       <a:ext cx="5121441" cy="3086003"/>
                     </a:xfrm>
                     <a:prstGeom prst="rect">
@@ -7835,6 +7797,7 @@
       </w:r>
       <w:bookmarkEnd w:id="6"/>
     </w:p>
+    <w:p/>
     <w:p>
       <w:pPr>
         <w:pStyle w:val="a4"/>
@@ -8311,6 +8274,19 @@
     </w:p>
     <w:p>
       <w:pPr>
+        <w:pStyle w:val="a9"/>
+        <w:spacing w:before="0" w:beforeAutospacing="0" w:after="0" w:afterAutospacing="0" w:line="360" w:lineRule="auto"/>
+        <w:ind w:firstLine="709"/>
+        <w:contextualSpacing/>
+        <w:jc w:val="both"/>
+        <w:rPr>
+          <w:sz w:val="28"/>
+          <w:szCs w:val="28"/>
+        </w:rPr>
+      </w:pPr>
+    </w:p>
+    <w:p>
+      <w:pPr>
         <w:pStyle w:val="a4"/>
         <w:ind w:firstLine="709"/>
         <w:jc w:val="both"/>
@@ -8587,16 +8563,25 @@
           <w:szCs w:val="28"/>
           <w:lang w:eastAsia="ru-RU"/>
         </w:rPr>
-        <w:t xml:space="preserve">. Статическая система типов позволяет выявлять ошибки на этапе компиляции, повышает предсказуемость поведения системы, улучшает читаемость кода и облегчает навигацию по проекту при его росте. Применение </w:t>
+        <w:t xml:space="preserve">. Статическая система типов позволяет выявлять ошибки на этапе компиляции, повышает предсказуемость поведения системы, улучшает </w:t>
       </w:r>
       <w:r>
         <w:rPr>
           <w:b w:val="0"/>
           <w:bCs/>
           <w:szCs w:val="28"/>
+          <w:lang w:eastAsia="ru-RU"/>
+        </w:rPr>
+        <w:lastRenderedPageBreak/>
+        <w:t xml:space="preserve">читаемость кода и облегчает навигацию по проекту при его росте. Применение </w:t>
+      </w:r>
+      <w:r>
+        <w:rPr>
+          <w:b w:val="0"/>
+          <w:bCs/>
+          <w:szCs w:val="28"/>
           <w:lang w:val="en-US" w:eastAsia="ru-RU"/>
         </w:rPr>
-        <w:lastRenderedPageBreak/>
         <w:t>TypeScript</w:t>
       </w:r>
       <w:r>
@@ -8706,7 +8691,27 @@
           <w:szCs w:val="28"/>
           <w:lang w:eastAsia="ru-RU"/>
         </w:rPr>
-        <w:t>– компонентный подход, обеспечивающий декомпозицию интерфейса на переиспользуемые и изолированные элементы;</w:t>
+        <w:t xml:space="preserve">– компонентный подход, обеспечивающий декомпозицию интерфейса на </w:t>
+      </w:r>
+      <w:proofErr w:type="spellStart"/>
+      <w:r>
+        <w:rPr>
+          <w:b w:val="0"/>
+          <w:bCs/>
+          <w:szCs w:val="28"/>
+          <w:lang w:eastAsia="ru-RU"/>
+        </w:rPr>
+        <w:t>переиспользуемые</w:t>
+      </w:r>
+      <w:proofErr w:type="spellEnd"/>
+      <w:r>
+        <w:rPr>
+          <w:b w:val="0"/>
+          <w:bCs/>
+          <w:szCs w:val="28"/>
+          <w:lang w:eastAsia="ru-RU"/>
+        </w:rPr>
+        <w:t xml:space="preserve"> и изолированные элементы;</w:t>
       </w:r>
       <w:r>
         <w:rPr>
@@ -9090,6 +9095,7 @@
           <w:szCs w:val="28"/>
           <w:lang w:eastAsia="ru-RU"/>
         </w:rPr>
+        <w:lastRenderedPageBreak/>
         <w:t xml:space="preserve">– изоляция приложения от системных зависимостей и конфигурации </w:t>
       </w:r>
       <w:proofErr w:type="spellStart"/>
@@ -9120,15 +9126,6 @@
           <w:lang w:eastAsia="ru-RU"/>
         </w:rPr>
         <w:br/>
-      </w:r>
-      <w:r>
-        <w:rPr>
-          <w:b w:val="0"/>
-          <w:bCs/>
-          <w:szCs w:val="28"/>
-          <w:lang w:eastAsia="ru-RU"/>
-        </w:rPr>
-        <w:lastRenderedPageBreak/>
         <w:t>– воспроизводимость сборок в любом окружении;</w:t>
       </w:r>
       <w:r>
@@ -9297,9 +9294,27 @@
           <w:b w:val="0"/>
           <w:bCs/>
           <w:szCs w:val="28"/>
+          <w:lang w:eastAsia="ru-RU"/>
+        </w:rPr>
+      </w:pPr>
+      <w:r>
+        <w:rPr>
+          <w:b w:val="0"/>
+          <w:bCs/>
+          <w:szCs w:val="28"/>
+          <w:lang w:eastAsia="ru-RU"/>
+        </w:rPr>
+        <w:t>Управление версиями и автоматизация.</w:t>
+      </w:r>
+      <w:r>
+        <w:rPr>
+          <w:b w:val="0"/>
+          <w:bCs/>
+          <w:szCs w:val="28"/>
           <w:lang w:val="en-US" w:eastAsia="ru-RU"/>
         </w:rPr>
-      </w:pPr>
+        <w:t> </w:t>
+      </w:r>
       <w:r>
         <w:rPr>
           <w:b w:val="0"/>
@@ -9307,7 +9322,7 @@
           <w:szCs w:val="28"/>
           <w:lang w:eastAsia="ru-RU"/>
         </w:rPr>
-        <w:t>Управление версиями и автоматизация.</w:t>
+        <w:t xml:space="preserve">Для отслеживания изменений исходного кода применяется распределённая система контроля версий </w:t>
       </w:r>
       <w:r>
         <w:rPr>
@@ -9316,7 +9331,7 @@
           <w:szCs w:val="28"/>
           <w:lang w:val="en-US" w:eastAsia="ru-RU"/>
         </w:rPr>
-        <w:t> </w:t>
+        <w:t>Git</w:t>
       </w:r>
       <w:r>
         <w:rPr>
@@ -9325,85 +9340,16 @@
           <w:szCs w:val="28"/>
           <w:lang w:eastAsia="ru-RU"/>
         </w:rPr>
-        <w:t xml:space="preserve">Для отслеживания изменений исходного кода применяется распределённая система контроля версий </w:t>
+        <w:t xml:space="preserve">. </w:t>
       </w:r>
       <w:r>
         <w:rPr>
           <w:b w:val="0"/>
           <w:bCs/>
           <w:szCs w:val="28"/>
-          <w:lang w:val="en-US" w:eastAsia="ru-RU"/>
-        </w:rPr>
-        <w:t>Git</w:t>
-      </w:r>
-      <w:r>
-        <w:rPr>
-          <w:b w:val="0"/>
-          <w:bCs/>
-          <w:szCs w:val="28"/>
-          <w:lang w:eastAsia="ru-RU"/>
-        </w:rPr>
-        <w:t xml:space="preserve">. </w:t>
-      </w:r>
-      <w:proofErr w:type="spellStart"/>
-      <w:r>
-        <w:rPr>
-          <w:b w:val="0"/>
-          <w:bCs/>
-          <w:szCs w:val="28"/>
-          <w:lang w:val="en-US" w:eastAsia="ru-RU"/>
-        </w:rPr>
-        <w:t>Её</w:t>
-      </w:r>
-      <w:proofErr w:type="spellEnd"/>
-      <w:r>
-        <w:rPr>
-          <w:b w:val="0"/>
-          <w:bCs/>
-          <w:szCs w:val="28"/>
-          <w:lang w:val="en-US" w:eastAsia="ru-RU"/>
-        </w:rPr>
-        <w:t xml:space="preserve"> </w:t>
-      </w:r>
-      <w:proofErr w:type="spellStart"/>
-      <w:r>
-        <w:rPr>
-          <w:b w:val="0"/>
-          <w:bCs/>
-          <w:szCs w:val="28"/>
-          <w:lang w:val="en-US" w:eastAsia="ru-RU"/>
-        </w:rPr>
-        <w:t>использование</w:t>
-      </w:r>
-      <w:proofErr w:type="spellEnd"/>
-      <w:r>
-        <w:rPr>
-          <w:b w:val="0"/>
-          <w:bCs/>
-          <w:szCs w:val="28"/>
-          <w:lang w:val="en-US" w:eastAsia="ru-RU"/>
-        </w:rPr>
-        <w:t xml:space="preserve"> </w:t>
-      </w:r>
-      <w:proofErr w:type="spellStart"/>
-      <w:r>
-        <w:rPr>
-          <w:b w:val="0"/>
-          <w:bCs/>
-          <w:szCs w:val="28"/>
-          <w:lang w:val="en-US" w:eastAsia="ru-RU"/>
-        </w:rPr>
-        <w:t>обеспечивает</w:t>
-      </w:r>
-      <w:proofErr w:type="spellEnd"/>
-      <w:r>
-        <w:rPr>
-          <w:b w:val="0"/>
-          <w:bCs/>
-          <w:szCs w:val="28"/>
-          <w:lang w:val="en-US" w:eastAsia="ru-RU"/>
-        </w:rPr>
-        <w:t>:</w:t>
+          <w:lang w:eastAsia="ru-RU"/>
+        </w:rPr>
+        <w:t>Её использование обеспечивает:</w:t>
       </w:r>
     </w:p>
     <w:p>
@@ -9627,7 +9573,7 @@
           <w:szCs w:val="28"/>
           <w:lang w:eastAsia="ru-RU"/>
         </w:rPr>
-        <w:t xml:space="preserve">Таким образом, представленный технологический стек в полной мере соответствует современным требованиям к веб-разработке и обеспечивает создание надёжного, масштабируемого и удобного в сопровождении веб-приложения для генерации резюме. Выбранные инструменты и подходы ориентированы на </w:t>
+        <w:t xml:space="preserve">Таким образом, представленный технологический стек в полной мере соответствует современным требованиям к веб-разработке и обеспечивает создание надёжного, масштабируемого и удобного в сопровождении веб-приложения для </w:t>
       </w:r>
       <w:r>
         <w:rPr>
@@ -9637,8 +9583,15 @@
           <w:lang w:eastAsia="ru-RU"/>
         </w:rPr>
         <w:lastRenderedPageBreak/>
-        <w:t>долгосрочное развитие проекта с минимальными затратами на рефакторинг и перестройку архитектуры.</w:t>
-      </w:r>
+        <w:t>генерации резюме. Выбранные инструменты и подходы ориентированы на долгосрочное развитие проекта с минимальными затратами на рефакторинг и перестройку архитектуры.</w:t>
+      </w:r>
+    </w:p>
+    <w:p>
+      <w:pPr>
+        <w:rPr>
+          <w:lang w:eastAsia="ru-RU"/>
+        </w:rPr>
+      </w:pPr>
     </w:p>
     <w:p>
       <w:pPr>
@@ -9648,7 +9601,7 @@
         <w:outlineLvl w:val="1"/>
         <w:rPr>
           <w:szCs w:val="28"/>
-          <w:lang w:val="en-US" w:eastAsia="ru-RU"/>
+          <w:lang w:eastAsia="ru-RU"/>
         </w:rPr>
       </w:pPr>
       <w:bookmarkStart w:id="9" w:name="_Toc233215645"/>
@@ -10074,21 +10027,7 @@
           <w:sz w:val="28"/>
           <w:szCs w:val="28"/>
         </w:rPr>
-        <w:t>Таблица 1.</w:t>
-      </w:r>
-      <w:r>
-        <w:rPr>
-          <w:sz w:val="28"/>
-          <w:szCs w:val="28"/>
-        </w:rPr>
-        <w:t>2</w:t>
-      </w:r>
-      <w:r>
-        <w:rPr>
-          <w:sz w:val="28"/>
-          <w:szCs w:val="28"/>
-        </w:rPr>
-        <w:t xml:space="preserve"> </w:t>
+        <w:t xml:space="preserve">Таблица 1.2 </w:t>
       </w:r>
       <w:r>
         <w:rPr>
@@ -10716,6 +10655,7 @@
               <w:rPr>
                 <w:lang w:val="en-US"/>
               </w:rPr>
+              <w:lastRenderedPageBreak/>
               <w:t>userId</w:t>
             </w:r>
             <w:proofErr w:type="spellEnd"/>
@@ -10790,7 +10730,6 @@
           <w:sz w:val="28"/>
           <w:szCs w:val="28"/>
         </w:rPr>
-        <w:lastRenderedPageBreak/>
         <w:t>Для управления данными каждой из сущностей предусмотрены операции, соответствующие CRUD-паттерну:</w:t>
       </w:r>
     </w:p>
@@ -11067,8 +11006,17 @@
           <w:sz w:val="28"/>
           <w:szCs w:val="28"/>
         </w:rPr>
-        <w:t>/register</w:t>
-      </w:r>
+        <w:t>/</w:t>
+      </w:r>
+      <w:proofErr w:type="spellStart"/>
+      <w:r>
+        <w:rPr>
+          <w:sz w:val="28"/>
+          <w:szCs w:val="28"/>
+        </w:rPr>
+        <w:t>register</w:t>
+      </w:r>
+      <w:proofErr w:type="spellEnd"/>
       <w:r>
         <w:rPr>
           <w:sz w:val="28"/>
@@ -11161,8 +11109,17 @@
           <w:sz w:val="28"/>
           <w:szCs w:val="28"/>
         </w:rPr>
-        <w:t>/login</w:t>
-      </w:r>
+        <w:t>/</w:t>
+      </w:r>
+      <w:proofErr w:type="spellStart"/>
+      <w:r>
+        <w:rPr>
+          <w:sz w:val="28"/>
+          <w:szCs w:val="28"/>
+        </w:rPr>
+        <w:t>login</w:t>
+      </w:r>
+      <w:proofErr w:type="spellEnd"/>
       <w:r>
         <w:rPr>
           <w:sz w:val="28"/>
@@ -11219,23 +11176,7 @@
           <w:szCs w:val="28"/>
           <w:lang w:val="en-US"/>
         </w:rPr>
-        <w:t>POST</w:t>
-      </w:r>
-      <w:r>
-        <w:rPr>
-          <w:sz w:val="28"/>
-          <w:szCs w:val="28"/>
-          <w:lang w:val="en-US"/>
-        </w:rPr>
-        <w:t xml:space="preserve"> </w:t>
-      </w:r>
-      <w:r>
-        <w:rPr>
-          <w:sz w:val="28"/>
-          <w:szCs w:val="28"/>
-          <w:lang w:val="en-US"/>
-        </w:rPr>
-        <w:t>/</w:t>
+        <w:t>POST /</w:t>
       </w:r>
       <w:proofErr w:type="spellStart"/>
       <w:r>
@@ -11253,31 +11194,7 @@
           <w:szCs w:val="28"/>
           <w:lang w:val="en-US"/>
         </w:rPr>
-        <w:t>/auth/refresh</w:t>
-      </w:r>
-      <w:r>
-        <w:rPr>
-          <w:sz w:val="28"/>
-          <w:szCs w:val="28"/>
-          <w:lang w:val="en-US"/>
-        </w:rPr>
-        <w:t xml:space="preserve"> </w:t>
-      </w:r>
-      <w:r>
-        <w:rPr>
-          <w:sz w:val="28"/>
-          <w:szCs w:val="28"/>
-          <w:lang w:val="en-US"/>
-        </w:rPr>
-        <w:t>—</w:t>
-      </w:r>
-      <w:r>
-        <w:rPr>
-          <w:sz w:val="28"/>
-          <w:szCs w:val="28"/>
-          <w:lang w:val="en-US"/>
-        </w:rPr>
-        <w:t xml:space="preserve"> </w:t>
+        <w:t xml:space="preserve">/auth/refresh — </w:t>
       </w:r>
       <w:r>
         <w:rPr>
@@ -11410,14 +11327,7 @@
           <w:sz w:val="28"/>
           <w:szCs w:val="28"/>
         </w:rPr>
-        <w:t>Выход пользователя</w:t>
-      </w:r>
-      <w:r>
-        <w:rPr>
-          <w:sz w:val="28"/>
-          <w:szCs w:val="28"/>
-        </w:rPr>
-        <w:t xml:space="preserve"> </w:t>
+        <w:t xml:space="preserve">Выход пользователя </w:t>
       </w:r>
     </w:p>
     <w:p>
@@ -11501,8 +11411,17 @@
           <w:sz w:val="28"/>
           <w:szCs w:val="28"/>
         </w:rPr>
-        <w:t>/resumes</w:t>
-      </w:r>
+        <w:t>/</w:t>
+      </w:r>
+      <w:proofErr w:type="spellStart"/>
+      <w:r>
+        <w:rPr>
+          <w:sz w:val="28"/>
+          <w:szCs w:val="28"/>
+        </w:rPr>
+        <w:t>resumes</w:t>
+      </w:r>
+      <w:proofErr w:type="spellEnd"/>
       <w:r>
         <w:rPr>
           <w:sz w:val="28"/>
@@ -11593,8 +11512,33 @@
           <w:sz w:val="28"/>
           <w:szCs w:val="28"/>
         </w:rPr>
-        <w:t>/resumes/:id</w:t>
-      </w:r>
+        <w:t>/</w:t>
+      </w:r>
+      <w:proofErr w:type="spellStart"/>
+      <w:r>
+        <w:rPr>
+          <w:sz w:val="28"/>
+          <w:szCs w:val="28"/>
+        </w:rPr>
+        <w:t>resumes</w:t>
+      </w:r>
+      <w:proofErr w:type="spellEnd"/>
+      <w:r>
+        <w:rPr>
+          <w:sz w:val="28"/>
+          <w:szCs w:val="28"/>
+        </w:rPr>
+        <w:t>/:</w:t>
+      </w:r>
+      <w:proofErr w:type="spellStart"/>
+      <w:r>
+        <w:rPr>
+          <w:sz w:val="28"/>
+          <w:szCs w:val="28"/>
+        </w:rPr>
+        <w:t>id</w:t>
+      </w:r>
+      <w:proofErr w:type="spellEnd"/>
       <w:r>
         <w:rPr>
           <w:sz w:val="28"/>
@@ -11685,8 +11629,33 @@
           <w:sz w:val="28"/>
           <w:szCs w:val="28"/>
         </w:rPr>
-        <w:t>/resumes/:id</w:t>
-      </w:r>
+        <w:t>/</w:t>
+      </w:r>
+      <w:proofErr w:type="spellStart"/>
+      <w:r>
+        <w:rPr>
+          <w:sz w:val="28"/>
+          <w:szCs w:val="28"/>
+        </w:rPr>
+        <w:t>resumes</w:t>
+      </w:r>
+      <w:proofErr w:type="spellEnd"/>
+      <w:r>
+        <w:rPr>
+          <w:sz w:val="28"/>
+          <w:szCs w:val="28"/>
+        </w:rPr>
+        <w:t>/:</w:t>
+      </w:r>
+      <w:proofErr w:type="spellStart"/>
+      <w:r>
+        <w:rPr>
+          <w:sz w:val="28"/>
+          <w:szCs w:val="28"/>
+        </w:rPr>
+        <w:t>id</w:t>
+      </w:r>
+      <w:proofErr w:type="spellEnd"/>
       <w:r>
         <w:rPr>
           <w:sz w:val="28"/>
@@ -11793,8 +11762,33 @@
           <w:sz w:val="28"/>
           <w:szCs w:val="28"/>
         </w:rPr>
-        <w:t>/:id/resumes</w:t>
-      </w:r>
+        <w:t>/:</w:t>
+      </w:r>
+      <w:proofErr w:type="spellStart"/>
+      <w:r>
+        <w:rPr>
+          <w:sz w:val="28"/>
+          <w:szCs w:val="28"/>
+        </w:rPr>
+        <w:t>id</w:t>
+      </w:r>
+      <w:proofErr w:type="spellEnd"/>
+      <w:r>
+        <w:rPr>
+          <w:sz w:val="28"/>
+          <w:szCs w:val="28"/>
+        </w:rPr>
+        <w:t>/</w:t>
+      </w:r>
+      <w:proofErr w:type="spellStart"/>
+      <w:r>
+        <w:rPr>
+          <w:sz w:val="28"/>
+          <w:szCs w:val="28"/>
+        </w:rPr>
+        <w:t>resumes</w:t>
+      </w:r>
+      <w:proofErr w:type="spellEnd"/>
       <w:r>
         <w:rPr>
           <w:sz w:val="28"/>
@@ -11843,39 +11837,7 @@
           <w:szCs w:val="28"/>
           <w:lang w:val="en-US"/>
         </w:rPr>
-        <w:t>−</w:t>
-      </w:r>
-      <w:r>
-        <w:rPr>
-          <w:sz w:val="28"/>
-          <w:szCs w:val="28"/>
-          <w:lang w:val="en-US"/>
-        </w:rPr>
-        <w:t xml:space="preserve"> </w:t>
-      </w:r>
-      <w:r>
-        <w:rPr>
-          <w:sz w:val="28"/>
-          <w:szCs w:val="28"/>
-          <w:lang w:val="en-US"/>
-        </w:rPr>
-        <w:t>DELETE</w:t>
-      </w:r>
-      <w:r>
-        <w:rPr>
-          <w:sz w:val="28"/>
-          <w:szCs w:val="28"/>
-          <w:lang w:val="en-US"/>
-        </w:rPr>
-        <w:t xml:space="preserve"> </w:t>
-      </w:r>
-      <w:r>
-        <w:rPr>
-          <w:sz w:val="28"/>
-          <w:szCs w:val="28"/>
-          <w:lang w:val="en-US"/>
-        </w:rPr>
-        <w:t>/</w:t>
+        <w:t>− DELETE /</w:t>
       </w:r>
       <w:proofErr w:type="spellStart"/>
       <w:r>
@@ -11893,23 +11855,7 @@
           <w:szCs w:val="28"/>
           <w:lang w:val="en-US"/>
         </w:rPr>
-        <w:t>/resumes/:id</w:t>
-      </w:r>
-      <w:r>
-        <w:rPr>
-          <w:sz w:val="28"/>
-          <w:szCs w:val="28"/>
-          <w:lang w:val="en-US"/>
-        </w:rPr>
-        <w:t xml:space="preserve"> </w:t>
-      </w:r>
-      <w:r>
-        <w:rPr>
-          <w:sz w:val="28"/>
-          <w:szCs w:val="28"/>
-          <w:lang w:val="en-US"/>
-        </w:rPr>
-        <w:t>—</w:t>
+        <w:t>/resumes/:id —</w:t>
       </w:r>
       <w:r>
         <w:rPr>
@@ -12119,6 +12065,7 @@
           <w:sz w:val="28"/>
           <w:szCs w:val="28"/>
         </w:rPr>
+        <w:lastRenderedPageBreak/>
         <w:t xml:space="preserve">− 403 </w:t>
       </w:r>
       <w:proofErr w:type="spellStart"/>
@@ -12209,7 +12156,6 @@
           <w:szCs w:val="28"/>
           <w:lang w:val="en-US"/>
         </w:rPr>
-        <w:lastRenderedPageBreak/>
         <w:t xml:space="preserve">− 500 Internal Server Error — </w:t>
       </w:r>
       <w:r>
@@ -12280,6 +12226,19 @@
     </w:p>
     <w:p>
       <w:pPr>
+        <w:pStyle w:val="a9"/>
+        <w:spacing w:before="0" w:beforeAutospacing="0" w:after="0" w:afterAutospacing="0" w:line="360" w:lineRule="auto"/>
+        <w:ind w:firstLine="709"/>
+        <w:contextualSpacing/>
+        <w:jc w:val="both"/>
+        <w:rPr>
+          <w:sz w:val="28"/>
+          <w:szCs w:val="28"/>
+        </w:rPr>
+      </w:pPr>
+    </w:p>
+    <w:p>
+      <w:pPr>
         <w:pStyle w:val="a4"/>
         <w:ind w:firstLine="709"/>
         <w:jc w:val="both"/>
@@ -12389,7 +12348,31 @@
           <w:szCs w:val="28"/>
           <w:lang w:eastAsia="ru-RU"/>
         </w:rPr>
-        <w:t>, resumes) работают в едином процессе приложения, обращаясь к единой схеме базы данных через ORM TypeORM.</w:t>
+        <w:t xml:space="preserve">, </w:t>
+      </w:r>
+      <w:proofErr w:type="spellStart"/>
+      <w:r>
+        <w:rPr>
+          <w:rFonts w:eastAsia="Times New Roman" w:cs="Times New Roman"/>
+          <w:b w:val="0"/>
+          <w:spacing w:val="0"/>
+          <w:kern w:val="0"/>
+          <w:szCs w:val="28"/>
+          <w:lang w:eastAsia="ru-RU"/>
+        </w:rPr>
+        <w:t>resumes</w:t>
+      </w:r>
+      <w:proofErr w:type="spellEnd"/>
+      <w:r>
+        <w:rPr>
+          <w:rFonts w:eastAsia="Times New Roman" w:cs="Times New Roman"/>
+          <w:b w:val="0"/>
+          <w:spacing w:val="0"/>
+          <w:kern w:val="0"/>
+          <w:szCs w:val="28"/>
+          <w:lang w:eastAsia="ru-RU"/>
+        </w:rPr>
+        <w:t>) работают в едином процессе приложения, обращаясь к единой схеме базы данных через ORM TypeORM.</w:t>
       </w:r>
     </w:p>
     <w:p>
@@ -12415,7 +12398,7 @@
           <w:szCs w:val="28"/>
           <w:lang w:eastAsia="ru-RU"/>
         </w:rPr>
-        <w:t xml:space="preserve">Запуск приложения осуществляется в файле main.ts: создаётся экземпляр </w:t>
+        <w:t xml:space="preserve">Запуск приложения осуществляется в файле </w:t>
       </w:r>
       <w:proofErr w:type="spellStart"/>
       <w:r>
@@ -12427,7 +12410,7 @@
           <w:szCs w:val="28"/>
           <w:lang w:eastAsia="ru-RU"/>
         </w:rPr>
-        <w:t>NestExpressApplication</w:t>
+        <w:t>main.ts</w:t>
       </w:r>
       <w:proofErr w:type="spellEnd"/>
       <w:r>
@@ -12439,6 +12422,30 @@
           <w:szCs w:val="28"/>
           <w:lang w:eastAsia="ru-RU"/>
         </w:rPr>
+        <w:t xml:space="preserve">: создаётся экземпляр </w:t>
+      </w:r>
+      <w:proofErr w:type="spellStart"/>
+      <w:r>
+        <w:rPr>
+          <w:rFonts w:eastAsia="Times New Roman" w:cs="Times New Roman"/>
+          <w:b w:val="0"/>
+          <w:spacing w:val="0"/>
+          <w:kern w:val="0"/>
+          <w:szCs w:val="28"/>
+          <w:lang w:eastAsia="ru-RU"/>
+        </w:rPr>
+        <w:t>NestExpressApplication</w:t>
+      </w:r>
+      <w:proofErr w:type="spellEnd"/>
+      <w:r>
+        <w:rPr>
+          <w:rFonts w:eastAsia="Times New Roman" w:cs="Times New Roman"/>
+          <w:b w:val="0"/>
+          <w:spacing w:val="0"/>
+          <w:kern w:val="0"/>
+          <w:szCs w:val="28"/>
+          <w:lang w:eastAsia="ru-RU"/>
+        </w:rPr>
         <w:t>, который запускает HTTP-сервер на порту 3000 (или значение из переменной окружения PORT). Сервер слушает подключения со всех интерфейсов (0.0.0.0), что позволяет ему работать корректно как при локальной разработке, так и внутри контейнера Docker.</w:t>
       </w:r>
     </w:p>
@@ -12465,7 +12472,7 @@
           <w:szCs w:val="28"/>
           <w:lang w:eastAsia="ru-RU"/>
         </w:rPr>
-        <w:t xml:space="preserve">В файле main.ts подключены следующие </w:t>
+        <w:t xml:space="preserve">В файле </w:t>
       </w:r>
       <w:proofErr w:type="spellStart"/>
       <w:r>
@@ -12477,7 +12484,7 @@
           <w:szCs w:val="28"/>
           <w:lang w:eastAsia="ru-RU"/>
         </w:rPr>
-        <w:t>middleware</w:t>
+        <w:t>main.ts</w:t>
       </w:r>
       <w:proofErr w:type="spellEnd"/>
       <w:r>
@@ -12489,6 +12496,30 @@
           <w:szCs w:val="28"/>
           <w:lang w:eastAsia="ru-RU"/>
         </w:rPr>
+        <w:t xml:space="preserve"> подключены следующие </w:t>
+      </w:r>
+      <w:proofErr w:type="spellStart"/>
+      <w:r>
+        <w:rPr>
+          <w:rFonts w:eastAsia="Times New Roman" w:cs="Times New Roman"/>
+          <w:b w:val="0"/>
+          <w:spacing w:val="0"/>
+          <w:kern w:val="0"/>
+          <w:szCs w:val="28"/>
+          <w:lang w:eastAsia="ru-RU"/>
+        </w:rPr>
+        <w:t>middleware</w:t>
+      </w:r>
+      <w:proofErr w:type="spellEnd"/>
+      <w:r>
+        <w:rPr>
+          <w:rFonts w:eastAsia="Times New Roman" w:cs="Times New Roman"/>
+          <w:b w:val="0"/>
+          <w:spacing w:val="0"/>
+          <w:kern w:val="0"/>
+          <w:szCs w:val="28"/>
+          <w:lang w:eastAsia="ru-RU"/>
+        </w:rPr>
         <w:t xml:space="preserve"> и настройки:</w:t>
       </w:r>
     </w:p>
@@ -12981,7 +13012,19 @@
           <w:szCs w:val="28"/>
           <w:lang w:eastAsia="ru-RU"/>
         </w:rPr>
-        <w:t>). Сервис выполняет операции с базой данных через репозитории TypeORM и возвращает результат обратно контроллеру, который отправляет ответ клиенту.</w:t>
+        <w:t xml:space="preserve">). Сервис выполняет операции с </w:t>
+      </w:r>
+      <w:r>
+        <w:rPr>
+          <w:rFonts w:eastAsia="Times New Roman" w:cs="Times New Roman"/>
+          <w:b w:val="0"/>
+          <w:spacing w:val="0"/>
+          <w:kern w:val="0"/>
+          <w:szCs w:val="28"/>
+          <w:lang w:eastAsia="ru-RU"/>
+        </w:rPr>
+        <w:lastRenderedPageBreak/>
+        <w:t>базой данных через репозитории TypeORM и возвращает результат обратно контроллеру, который отправляет ответ клиенту.</w:t>
       </w:r>
     </w:p>
     <w:p>
@@ -13079,8 +13122,9 @@
           <w:szCs w:val="28"/>
           <w:lang w:eastAsia="ru-RU"/>
         </w:rPr>
-        <w:t xml:space="preserve">), клиент </w:t>
-      </w:r>
+        <w:t xml:space="preserve">), клиент сохраняет их и отправляет в заголовке </w:t>
+      </w:r>
+      <w:proofErr w:type="spellStart"/>
       <w:r>
         <w:rPr>
           <w:rFonts w:eastAsia="Times New Roman" w:cs="Times New Roman"/>
@@ -13090,10 +13134,9 @@
           <w:szCs w:val="28"/>
           <w:lang w:eastAsia="ru-RU"/>
         </w:rPr>
-        <w:lastRenderedPageBreak/>
-        <w:t xml:space="preserve">сохраняет их и отправляет в заголовке </w:t>
-      </w:r>
-      <w:proofErr w:type="spellStart"/>
+        <w:t>Authorization</w:t>
+      </w:r>
+      <w:proofErr w:type="spellEnd"/>
       <w:r>
         <w:rPr>
           <w:rFonts w:eastAsia="Times New Roman" w:cs="Times New Roman"/>
@@ -13103,9 +13146,9 @@
           <w:szCs w:val="28"/>
           <w:lang w:eastAsia="ru-RU"/>
         </w:rPr>
-        <w:t>Authorization</w:t>
-      </w:r>
-      <w:proofErr w:type="spellEnd"/>
+        <w:t xml:space="preserve"> при каждом запросе. На защищённых маршрутах используется декоратор @</w:t>
+      </w:r>
+      <w:proofErr w:type="gramStart"/>
       <w:r>
         <w:rPr>
           <w:rFonts w:eastAsia="Times New Roman" w:cs="Times New Roman"/>
@@ -13115,9 +13158,9 @@
           <w:szCs w:val="28"/>
           <w:lang w:eastAsia="ru-RU"/>
         </w:rPr>
-        <w:t xml:space="preserve"> при каждом запросе. На защищённых маршрутах используется декоратор @</w:t>
-      </w:r>
-      <w:proofErr w:type="gramStart"/>
+        <w:t>UseGuards(</w:t>
+      </w:r>
+      <w:proofErr w:type="gramEnd"/>
       <w:r>
         <w:rPr>
           <w:rFonts w:eastAsia="Times New Roman" w:cs="Times New Roman"/>
@@ -13127,9 +13170,9 @@
           <w:szCs w:val="28"/>
           <w:lang w:eastAsia="ru-RU"/>
         </w:rPr>
-        <w:t>UseGuards(</w:t>
-      </w:r>
-      <w:proofErr w:type="gramEnd"/>
+        <w:t xml:space="preserve">AuthGuard('jwt')), который проверяет валидность токена через стратегию </w:t>
+      </w:r>
+      <w:proofErr w:type="spellStart"/>
       <w:r>
         <w:rPr>
           <w:rFonts w:eastAsia="Times New Roman" w:cs="Times New Roman"/>
@@ -13139,9 +13182,9 @@
           <w:szCs w:val="28"/>
           <w:lang w:eastAsia="ru-RU"/>
         </w:rPr>
-        <w:t xml:space="preserve">AuthGuard('jwt')), который проверяет валидность токена через стратегию </w:t>
-      </w:r>
-      <w:proofErr w:type="spellStart"/>
+        <w:t>JwtStrategy</w:t>
+      </w:r>
+      <w:proofErr w:type="spellEnd"/>
       <w:r>
         <w:rPr>
           <w:rFonts w:eastAsia="Times New Roman" w:cs="Times New Roman"/>
@@ -13151,9 +13194,9 @@
           <w:szCs w:val="28"/>
           <w:lang w:eastAsia="ru-RU"/>
         </w:rPr>
-        <w:t>JwtStrategy</w:t>
-      </w:r>
-      <w:proofErr w:type="spellEnd"/>
+        <w:t xml:space="preserve"> и извлекает информацию о пользователе в объект </w:t>
+      </w:r>
+      <w:proofErr w:type="spellStart"/>
       <w:r>
         <w:rPr>
           <w:rFonts w:eastAsia="Times New Roman" w:cs="Times New Roman"/>
@@ -13163,9 +13206,9 @@
           <w:szCs w:val="28"/>
           <w:lang w:eastAsia="ru-RU"/>
         </w:rPr>
-        <w:t xml:space="preserve"> и извлекает информацию о пользователе в объект </w:t>
-      </w:r>
-      <w:proofErr w:type="spellStart"/>
+        <w:t>req.user</w:t>
+      </w:r>
+      <w:proofErr w:type="spellEnd"/>
       <w:r>
         <w:rPr>
           <w:rFonts w:eastAsia="Times New Roman" w:cs="Times New Roman"/>
@@ -13175,10 +13218,14 @@
           <w:szCs w:val="28"/>
           <w:lang w:eastAsia="ru-RU"/>
         </w:rPr>
-        <w:t>req.user</w:t>
-      </w:r>
-      <w:proofErr w:type="spellEnd"/>
-      <w:r>
+        <w:t>.</w:t>
+      </w:r>
+    </w:p>
+    <w:p>
+      <w:pPr>
+        <w:pStyle w:val="a4"/>
+        <w:ind w:firstLine="709"/>
+        <w:jc w:val="both"/>
         <w:rPr>
           <w:rFonts w:eastAsia="Times New Roman" w:cs="Times New Roman"/>
           <w:b w:val="0"/>
@@ -13187,7 +13234,54 @@
           <w:szCs w:val="28"/>
           <w:lang w:eastAsia="ru-RU"/>
         </w:rPr>
-        <w:t>.</w:t>
+      </w:pPr>
+      <w:r>
+        <w:rPr>
+          <w:rFonts w:eastAsia="Times New Roman" w:cs="Times New Roman"/>
+          <w:b w:val="0"/>
+          <w:spacing w:val="0"/>
+          <w:kern w:val="0"/>
+          <w:szCs w:val="28"/>
+          <w:lang w:eastAsia="ru-RU"/>
+        </w:rPr>
+        <w:t xml:space="preserve">Контроль доступа реализован на уровне контроллеров и сервисов: при запросе резюме система проверяет, что текущий пользователь является владельцем этого резюме, обращаясь к полю resume.user.id и сравнивая его с </w:t>
+      </w:r>
+      <w:proofErr w:type="spellStart"/>
+      <w:r>
+        <w:rPr>
+          <w:rFonts w:eastAsia="Times New Roman" w:cs="Times New Roman"/>
+          <w:b w:val="0"/>
+          <w:spacing w:val="0"/>
+          <w:kern w:val="0"/>
+          <w:szCs w:val="28"/>
+          <w:lang w:eastAsia="ru-RU"/>
+        </w:rPr>
+        <w:t>req.</w:t>
+      </w:r>
+      <w:proofErr w:type="gramStart"/>
+      <w:r>
+        <w:rPr>
+          <w:rFonts w:eastAsia="Times New Roman" w:cs="Times New Roman"/>
+          <w:b w:val="0"/>
+          <w:spacing w:val="0"/>
+          <w:kern w:val="0"/>
+          <w:szCs w:val="28"/>
+          <w:lang w:eastAsia="ru-RU"/>
+        </w:rPr>
+        <w:t>user.userId</w:t>
+      </w:r>
+      <w:proofErr w:type="spellEnd"/>
+      <w:proofErr w:type="gramEnd"/>
+      <w:r>
+        <w:rPr>
+          <w:rFonts w:eastAsia="Times New Roman" w:cs="Times New Roman"/>
+          <w:b w:val="0"/>
+          <w:spacing w:val="0"/>
+          <w:kern w:val="0"/>
+          <w:szCs w:val="28"/>
+          <w:lang w:eastAsia="ru-RU"/>
+        </w:rPr>
+        <w:t>. Попытка доступа к чужому ресурсу возвращает исключение ForbiddenException с HTTP-статусом 403.</w:t>
       </w:r>
     </w:p>
     <w:p>
@@ -13213,7 +13307,7 @@
           <w:szCs w:val="28"/>
           <w:lang w:eastAsia="ru-RU"/>
         </w:rPr>
-        <w:t xml:space="preserve">Контроль доступа реализован на уровне контроллеров и сервисов: при запросе резюме система проверяет, что текущий пользователь является владельцем этого резюме, обращаясь к полю resume.user.id и сравнивая его с </w:t>
+        <w:t xml:space="preserve">Загрузка файлов (фотографии профиля) реализована через </w:t>
       </w:r>
       <w:proofErr w:type="spellStart"/>
       <w:r>
@@ -13225,9 +13319,9 @@
           <w:szCs w:val="28"/>
           <w:lang w:eastAsia="ru-RU"/>
         </w:rPr>
-        <w:t>req.</w:t>
-      </w:r>
-      <w:proofErr w:type="gramStart"/>
+        <w:t>FileInterceptor</w:t>
+      </w:r>
+      <w:proofErr w:type="spellEnd"/>
       <w:r>
         <w:rPr>
           <w:rFonts w:eastAsia="Times New Roman" w:cs="Times New Roman"/>
@@ -13237,7 +13331,44 @@
           <w:szCs w:val="28"/>
           <w:lang w:eastAsia="ru-RU"/>
         </w:rPr>
-        <w:t>user.userId</w:t>
+        <w:t xml:space="preserve"> из библиотеки @nestjs/platform-express: при создании или обновлении резюме можно прикрепить изображение, которое сохраняется в директории </w:t>
+      </w:r>
+      <w:proofErr w:type="spellStart"/>
+      <w:r>
+        <w:rPr>
+          <w:rFonts w:eastAsia="Times New Roman" w:cs="Times New Roman"/>
+          <w:b w:val="0"/>
+          <w:spacing w:val="0"/>
+          <w:kern w:val="0"/>
+          <w:szCs w:val="28"/>
+          <w:lang w:eastAsia="ru-RU"/>
+        </w:rPr>
+        <w:t>uploads</w:t>
+      </w:r>
+      <w:proofErr w:type="spellEnd"/>
+      <w:r>
+        <w:rPr>
+          <w:rFonts w:eastAsia="Times New Roman" w:cs="Times New Roman"/>
+          <w:b w:val="0"/>
+          <w:spacing w:val="0"/>
+          <w:kern w:val="0"/>
+          <w:szCs w:val="28"/>
+          <w:lang w:eastAsia="ru-RU"/>
+        </w:rPr>
+        <w:t xml:space="preserve"> с случайным именем, а путь к файлу сохраняется в поле </w:t>
+      </w:r>
+      <w:proofErr w:type="spellStart"/>
+      <w:proofErr w:type="gramStart"/>
+      <w:r>
+        <w:rPr>
+          <w:rFonts w:eastAsia="Times New Roman" w:cs="Times New Roman"/>
+          <w:b w:val="0"/>
+          <w:spacing w:val="0"/>
+          <w:kern w:val="0"/>
+          <w:szCs w:val="28"/>
+          <w:lang w:eastAsia="ru-RU"/>
+        </w:rPr>
+        <w:t>data.photo</w:t>
       </w:r>
       <w:proofErr w:type="spellEnd"/>
       <w:proofErr w:type="gramEnd"/>
@@ -13250,7 +13381,175 @@
           <w:szCs w:val="28"/>
           <w:lang w:eastAsia="ru-RU"/>
         </w:rPr>
-        <w:t>. Попытка доступа к чужому ресурсу возвращает исключение ForbiddenException с HTTP-статусом 403.</w:t>
+        <w:t xml:space="preserve"> резюме. Валидация типа файла (только </w:t>
+      </w:r>
+      <w:proofErr w:type="spellStart"/>
+      <w:r>
+        <w:rPr>
+          <w:rFonts w:eastAsia="Times New Roman" w:cs="Times New Roman"/>
+          <w:b w:val="0"/>
+          <w:spacing w:val="0"/>
+          <w:kern w:val="0"/>
+          <w:szCs w:val="28"/>
+          <w:lang w:eastAsia="ru-RU"/>
+        </w:rPr>
+        <w:t>jpg</w:t>
+      </w:r>
+      <w:proofErr w:type="spellEnd"/>
+      <w:r>
+        <w:rPr>
+          <w:rFonts w:eastAsia="Times New Roman" w:cs="Times New Roman"/>
+          <w:b w:val="0"/>
+          <w:spacing w:val="0"/>
+          <w:kern w:val="0"/>
+          <w:szCs w:val="28"/>
+          <w:lang w:eastAsia="ru-RU"/>
+        </w:rPr>
+        <w:t xml:space="preserve">, </w:t>
+      </w:r>
+      <w:proofErr w:type="spellStart"/>
+      <w:r>
+        <w:rPr>
+          <w:rFonts w:eastAsia="Times New Roman" w:cs="Times New Roman"/>
+          <w:b w:val="0"/>
+          <w:spacing w:val="0"/>
+          <w:kern w:val="0"/>
+          <w:szCs w:val="28"/>
+          <w:lang w:eastAsia="ru-RU"/>
+        </w:rPr>
+        <w:t>jpeg</w:t>
+      </w:r>
+      <w:proofErr w:type="spellEnd"/>
+      <w:r>
+        <w:rPr>
+          <w:rFonts w:eastAsia="Times New Roman" w:cs="Times New Roman"/>
+          <w:b w:val="0"/>
+          <w:spacing w:val="0"/>
+          <w:kern w:val="0"/>
+          <w:szCs w:val="28"/>
+          <w:lang w:eastAsia="ru-RU"/>
+        </w:rPr>
+        <w:t xml:space="preserve">, </w:t>
+      </w:r>
+      <w:proofErr w:type="spellStart"/>
+      <w:r>
+        <w:rPr>
+          <w:rFonts w:eastAsia="Times New Roman" w:cs="Times New Roman"/>
+          <w:b w:val="0"/>
+          <w:spacing w:val="0"/>
+          <w:kern w:val="0"/>
+          <w:szCs w:val="28"/>
+          <w:lang w:eastAsia="ru-RU"/>
+        </w:rPr>
+        <w:t>png</w:t>
+      </w:r>
+      <w:proofErr w:type="spellEnd"/>
+      <w:r>
+        <w:rPr>
+          <w:rFonts w:eastAsia="Times New Roman" w:cs="Times New Roman"/>
+          <w:b w:val="0"/>
+          <w:spacing w:val="0"/>
+          <w:kern w:val="0"/>
+          <w:szCs w:val="28"/>
+          <w:lang w:eastAsia="ru-RU"/>
+        </w:rPr>
+        <w:t xml:space="preserve">, </w:t>
+      </w:r>
+      <w:proofErr w:type="spellStart"/>
+      <w:r>
+        <w:rPr>
+          <w:rFonts w:eastAsia="Times New Roman" w:cs="Times New Roman"/>
+          <w:b w:val="0"/>
+          <w:spacing w:val="0"/>
+          <w:kern w:val="0"/>
+          <w:szCs w:val="28"/>
+          <w:lang w:eastAsia="ru-RU"/>
+        </w:rPr>
+        <w:t>gif</w:t>
+      </w:r>
+      <w:proofErr w:type="spellEnd"/>
+      <w:r>
+        <w:rPr>
+          <w:rFonts w:eastAsia="Times New Roman" w:cs="Times New Roman"/>
+          <w:b w:val="0"/>
+          <w:spacing w:val="0"/>
+          <w:kern w:val="0"/>
+          <w:szCs w:val="28"/>
+          <w:lang w:eastAsia="ru-RU"/>
+        </w:rPr>
+        <w:t xml:space="preserve">, </w:t>
+      </w:r>
+      <w:proofErr w:type="spellStart"/>
+      <w:r>
+        <w:rPr>
+          <w:rFonts w:eastAsia="Times New Roman" w:cs="Times New Roman"/>
+          <w:b w:val="0"/>
+          <w:spacing w:val="0"/>
+          <w:kern w:val="0"/>
+          <w:szCs w:val="28"/>
+          <w:lang w:eastAsia="ru-RU"/>
+        </w:rPr>
+        <w:t>webp</w:t>
+      </w:r>
+      <w:proofErr w:type="spellEnd"/>
+      <w:r>
+        <w:rPr>
+          <w:rFonts w:eastAsia="Times New Roman" w:cs="Times New Roman"/>
+          <w:b w:val="0"/>
+          <w:spacing w:val="0"/>
+          <w:kern w:val="0"/>
+          <w:szCs w:val="28"/>
+          <w:lang w:eastAsia="ru-RU"/>
+        </w:rPr>
+        <w:t xml:space="preserve">) выполняется на уровне </w:t>
+      </w:r>
+      <w:proofErr w:type="spellStart"/>
+      <w:r>
+        <w:rPr>
+          <w:rFonts w:eastAsia="Times New Roman" w:cs="Times New Roman"/>
+          <w:b w:val="0"/>
+          <w:spacing w:val="0"/>
+          <w:kern w:val="0"/>
+          <w:szCs w:val="28"/>
+          <w:lang w:eastAsia="ru-RU"/>
+        </w:rPr>
+        <w:t>multer</w:t>
+      </w:r>
+      <w:proofErr w:type="spellEnd"/>
+      <w:r>
+        <w:rPr>
+          <w:rFonts w:eastAsia="Times New Roman" w:cs="Times New Roman"/>
+          <w:b w:val="0"/>
+          <w:spacing w:val="0"/>
+          <w:kern w:val="0"/>
+          <w:szCs w:val="28"/>
+          <w:lang w:eastAsia="ru-RU"/>
+        </w:rPr>
+        <w:t xml:space="preserve"> </w:t>
+      </w:r>
+      <w:proofErr w:type="spellStart"/>
+      <w:r>
+        <w:rPr>
+          <w:rFonts w:eastAsia="Times New Roman" w:cs="Times New Roman"/>
+          <w:b w:val="0"/>
+          <w:spacing w:val="0"/>
+          <w:kern w:val="0"/>
+          <w:szCs w:val="28"/>
+          <w:lang w:eastAsia="ru-RU"/>
+        </w:rPr>
+        <w:t>fileFilter</w:t>
+      </w:r>
+      <w:proofErr w:type="spellEnd"/>
+      <w:r>
+        <w:rPr>
+          <w:rFonts w:eastAsia="Times New Roman" w:cs="Times New Roman"/>
+          <w:b w:val="0"/>
+          <w:spacing w:val="0"/>
+          <w:kern w:val="0"/>
+          <w:szCs w:val="28"/>
+          <w:lang w:eastAsia="ru-RU"/>
+        </w:rPr>
+        <w:t>.</w:t>
       </w:r>
     </w:p>
     <w:p>
@@ -13276,9 +13575,20 @@
           <w:szCs w:val="28"/>
           <w:lang w:eastAsia="ru-RU"/>
         </w:rPr>
-        <w:t xml:space="preserve">Загрузка файлов (фотографии профиля) реализована через </w:t>
-      </w:r>
-      <w:proofErr w:type="spellStart"/>
+        <w:t>Обработка ошибок реализована через стандартные исключения NestJS (HttpException, NotFoundException, ForbiddenException, UnauthorizedException), которые автоматически преобразуются в HTTP-ответы с соответствующим статусом и сообщением об ошибке. При валидации входных данных контроллер возвращает 400 Bad Request с описанием ошибок валидации.</w:t>
+      </w:r>
+    </w:p>
+    <w:p>
+      <w:pPr>
+        <w:pStyle w:val="a4"/>
+        <w:ind w:firstLine="709"/>
+        <w:jc w:val="both"/>
+        <w:rPr>
+          <w:b w:val="0"/>
+          <w:bCs/>
+          <w:szCs w:val="28"/>
+        </w:rPr>
+      </w:pPr>
       <w:r>
         <w:rPr>
           <w:rFonts w:eastAsia="Times New Roman" w:cs="Times New Roman"/>
@@ -13288,10 +13598,986 @@
           <w:szCs w:val="28"/>
           <w:lang w:eastAsia="ru-RU"/>
         </w:rPr>
-        <w:t>FileInterceptor</w:t>
+        <w:t xml:space="preserve">Листинг 1.1 </w:t>
+      </w:r>
+      <w:r>
+        <w:rPr>
+          <w:szCs w:val="28"/>
+        </w:rPr>
+        <w:t xml:space="preserve">– </w:t>
+      </w:r>
+      <w:r>
+        <w:rPr>
+          <w:b w:val="0"/>
+          <w:bCs/>
+          <w:szCs w:val="28"/>
+        </w:rPr>
+        <w:t xml:space="preserve">Пример реализации ошибок в </w:t>
+      </w:r>
+      <w:proofErr w:type="gramStart"/>
+      <w:r>
+        <w:rPr>
+          <w:b w:val="0"/>
+          <w:bCs/>
+          <w:szCs w:val="28"/>
+          <w:lang w:val="en-US"/>
+        </w:rPr>
+        <w:t>resumes</w:t>
+      </w:r>
+      <w:r>
+        <w:rPr>
+          <w:b w:val="0"/>
+          <w:bCs/>
+          <w:szCs w:val="28"/>
+        </w:rPr>
+        <w:t>.</w:t>
+      </w:r>
+      <w:r>
+        <w:rPr>
+          <w:b w:val="0"/>
+          <w:bCs/>
+          <w:szCs w:val="28"/>
+          <w:lang w:val="en-US"/>
+        </w:rPr>
+        <w:t>controller</w:t>
+      </w:r>
+      <w:proofErr w:type="gramEnd"/>
+      <w:r>
+        <w:rPr>
+          <w:b w:val="0"/>
+          <w:bCs/>
+          <w:szCs w:val="28"/>
+        </w:rPr>
+        <w:t>.</w:t>
+      </w:r>
+      <w:proofErr w:type="spellStart"/>
+      <w:r>
+        <w:rPr>
+          <w:b w:val="0"/>
+          <w:bCs/>
+          <w:szCs w:val="28"/>
+          <w:lang w:val="en-US"/>
+        </w:rPr>
+        <w:t>ts</w:t>
       </w:r>
       <w:proofErr w:type="spellEnd"/>
-      <w:r>
+    </w:p>
+    <w:p>
+      <w:pPr>
+        <w:jc w:val="both"/>
+        <w:rPr>
+          <w:rFonts w:ascii="Courier New" w:hAnsi="Courier New" w:cs="Courier New"/>
+        </w:rPr>
+      </w:pPr>
+      <w:r>
+        <w:rPr>
+          <w:rFonts w:ascii="Courier New" w:hAnsi="Courier New" w:cs="Courier New"/>
+        </w:rPr>
+        <w:t>@</w:t>
+      </w:r>
+      <w:proofErr w:type="spellStart"/>
+      <w:proofErr w:type="gramStart"/>
+      <w:r>
+        <w:rPr>
+          <w:rFonts w:ascii="Courier New" w:hAnsi="Courier New" w:cs="Courier New"/>
+          <w:lang w:val="en-US"/>
+        </w:rPr>
+        <w:t>UseGuards</w:t>
+      </w:r>
+      <w:proofErr w:type="spellEnd"/>
+      <w:r>
+        <w:rPr>
+          <w:rFonts w:ascii="Courier New" w:hAnsi="Courier New" w:cs="Courier New"/>
+        </w:rPr>
+        <w:t>(</w:t>
+      </w:r>
+      <w:proofErr w:type="spellStart"/>
+      <w:proofErr w:type="gramEnd"/>
+      <w:r>
+        <w:rPr>
+          <w:rFonts w:ascii="Courier New" w:hAnsi="Courier New" w:cs="Courier New"/>
+          <w:lang w:val="en-US"/>
+        </w:rPr>
+        <w:t>AuthGuard</w:t>
+      </w:r>
+      <w:proofErr w:type="spellEnd"/>
+      <w:r>
+        <w:rPr>
+          <w:rFonts w:ascii="Courier New" w:hAnsi="Courier New" w:cs="Courier New"/>
+        </w:rPr>
+        <w:t>('</w:t>
+      </w:r>
+      <w:proofErr w:type="spellStart"/>
+      <w:r>
+        <w:rPr>
+          <w:rFonts w:ascii="Courier New" w:hAnsi="Courier New" w:cs="Courier New"/>
+          <w:lang w:val="en-US"/>
+        </w:rPr>
+        <w:t>jwt</w:t>
+      </w:r>
+      <w:proofErr w:type="spellEnd"/>
+      <w:r>
+        <w:rPr>
+          <w:rFonts w:ascii="Courier New" w:hAnsi="Courier New" w:cs="Courier New"/>
+        </w:rPr>
+        <w:t>'))</w:t>
+      </w:r>
+    </w:p>
+    <w:p>
+      <w:pPr>
+        <w:jc w:val="both"/>
+        <w:rPr>
+          <w:rFonts w:ascii="Courier New" w:hAnsi="Courier New" w:cs="Courier New"/>
+        </w:rPr>
+      </w:pPr>
+      <w:r>
+        <w:rPr>
+          <w:rFonts w:ascii="Courier New" w:hAnsi="Courier New" w:cs="Courier New"/>
+          <w:lang w:val="en-US"/>
+        </w:rPr>
+        <w:t> </w:t>
+      </w:r>
+      <w:r>
+        <w:rPr>
+          <w:rFonts w:ascii="Courier New" w:hAnsi="Courier New" w:cs="Courier New"/>
+        </w:rPr>
+        <w:t xml:space="preserve"> @</w:t>
+      </w:r>
+      <w:r>
+        <w:rPr>
+          <w:rFonts w:ascii="Courier New" w:hAnsi="Courier New" w:cs="Courier New"/>
+          <w:lang w:val="en-US"/>
+        </w:rPr>
+        <w:t>Get</w:t>
+      </w:r>
+      <w:r>
+        <w:rPr>
+          <w:rFonts w:ascii="Courier New" w:hAnsi="Courier New" w:cs="Courier New"/>
+        </w:rPr>
+        <w:t>('</w:t>
+      </w:r>
+      <w:r>
+        <w:rPr>
+          <w:rFonts w:ascii="Courier New" w:hAnsi="Courier New" w:cs="Courier New"/>
+          <w:lang w:val="en-US"/>
+        </w:rPr>
+        <w:t>users</w:t>
+      </w:r>
+      <w:r>
+        <w:rPr>
+          <w:rFonts w:ascii="Courier New" w:hAnsi="Courier New" w:cs="Courier New"/>
+        </w:rPr>
+        <w:t>/:</w:t>
+      </w:r>
+      <w:r>
+        <w:rPr>
+          <w:rFonts w:ascii="Courier New" w:hAnsi="Courier New" w:cs="Courier New"/>
+          <w:lang w:val="en-US"/>
+        </w:rPr>
+        <w:t>id</w:t>
+      </w:r>
+      <w:r>
+        <w:rPr>
+          <w:rFonts w:ascii="Courier New" w:hAnsi="Courier New" w:cs="Courier New"/>
+        </w:rPr>
+        <w:t>/</w:t>
+      </w:r>
+      <w:r>
+        <w:rPr>
+          <w:rFonts w:ascii="Courier New" w:hAnsi="Courier New" w:cs="Courier New"/>
+          <w:lang w:val="en-US"/>
+        </w:rPr>
+        <w:t>resumes</w:t>
+      </w:r>
+      <w:r>
+        <w:rPr>
+          <w:rFonts w:ascii="Courier New" w:hAnsi="Courier New" w:cs="Courier New"/>
+        </w:rPr>
+        <w:t>')</w:t>
+      </w:r>
+    </w:p>
+    <w:p>
+      <w:pPr>
+        <w:jc w:val="both"/>
+        <w:rPr>
+          <w:rFonts w:ascii="Courier New" w:hAnsi="Courier New" w:cs="Courier New"/>
+          <w:lang w:val="en-US"/>
+        </w:rPr>
+      </w:pPr>
+      <w:r>
+        <w:rPr>
+          <w:rFonts w:ascii="Courier New" w:hAnsi="Courier New" w:cs="Courier New"/>
+          <w:lang w:val="en-US"/>
+        </w:rPr>
+        <w:t> </w:t>
+      </w:r>
+      <w:r>
+        <w:rPr>
+          <w:rFonts w:ascii="Courier New" w:hAnsi="Courier New" w:cs="Courier New"/>
+        </w:rPr>
+        <w:t xml:space="preserve"> </w:t>
+      </w:r>
+      <w:r>
+        <w:rPr>
+          <w:rFonts w:ascii="Courier New" w:hAnsi="Courier New" w:cs="Courier New"/>
+          <w:lang w:val="en-US"/>
+        </w:rPr>
+        <w:t xml:space="preserve">async </w:t>
+      </w:r>
+      <w:proofErr w:type="spellStart"/>
+      <w:r>
+        <w:rPr>
+          <w:rFonts w:ascii="Courier New" w:hAnsi="Courier New" w:cs="Courier New"/>
+          <w:lang w:val="en-US"/>
+        </w:rPr>
+        <w:t>getByUser</w:t>
+      </w:r>
+      <w:proofErr w:type="spellEnd"/>
+      <w:r>
+        <w:rPr>
+          <w:rFonts w:ascii="Courier New" w:hAnsi="Courier New" w:cs="Courier New"/>
+          <w:lang w:val="en-US"/>
+        </w:rPr>
+        <w:t>(@</w:t>
+      </w:r>
+      <w:proofErr w:type="gramStart"/>
+      <w:r>
+        <w:rPr>
+          <w:rFonts w:ascii="Courier New" w:hAnsi="Courier New" w:cs="Courier New"/>
+          <w:lang w:val="en-US"/>
+        </w:rPr>
+        <w:t>Request(</w:t>
+      </w:r>
+      <w:proofErr w:type="gramEnd"/>
+      <w:r>
+        <w:rPr>
+          <w:rFonts w:ascii="Courier New" w:hAnsi="Courier New" w:cs="Courier New"/>
+          <w:lang w:val="en-US"/>
+        </w:rPr>
+        <w:t>) req: any, @Param('id') id: string) {</w:t>
+      </w:r>
+    </w:p>
+    <w:p>
+      <w:pPr>
+        <w:jc w:val="both"/>
+        <w:rPr>
+          <w:rFonts w:ascii="Courier New" w:hAnsi="Courier New" w:cs="Courier New"/>
+          <w:lang w:val="en-US"/>
+        </w:rPr>
+      </w:pPr>
+      <w:r>
+        <w:rPr>
+          <w:rFonts w:ascii="Courier New" w:hAnsi="Courier New" w:cs="Courier New"/>
+          <w:lang w:val="en-US"/>
+        </w:rPr>
+        <w:t xml:space="preserve">    const </w:t>
+      </w:r>
+      <w:proofErr w:type="spellStart"/>
+      <w:r>
+        <w:rPr>
+          <w:rFonts w:ascii="Courier New" w:hAnsi="Courier New" w:cs="Courier New"/>
+          <w:lang w:val="en-US"/>
+        </w:rPr>
+        <w:t>userId</w:t>
+      </w:r>
+      <w:proofErr w:type="spellEnd"/>
+      <w:r>
+        <w:rPr>
+          <w:rFonts w:ascii="Courier New" w:hAnsi="Courier New" w:cs="Courier New"/>
+          <w:lang w:val="en-US"/>
+        </w:rPr>
+        <w:t xml:space="preserve"> = Number(id);</w:t>
+      </w:r>
+    </w:p>
+    <w:p>
+      <w:pPr>
+        <w:jc w:val="both"/>
+        <w:rPr>
+          <w:rFonts w:ascii="Courier New" w:hAnsi="Courier New" w:cs="Courier New"/>
+          <w:lang w:val="en-US"/>
+        </w:rPr>
+      </w:pPr>
+      <w:r>
+        <w:rPr>
+          <w:rFonts w:ascii="Courier New" w:hAnsi="Courier New" w:cs="Courier New"/>
+          <w:lang w:val="en-US"/>
+        </w:rPr>
+        <w:t>    if (</w:t>
+      </w:r>
+      <w:proofErr w:type="spellStart"/>
+      <w:r>
+        <w:rPr>
+          <w:rFonts w:ascii="Courier New" w:hAnsi="Courier New" w:cs="Courier New"/>
+          <w:lang w:val="en-US"/>
+        </w:rPr>
+        <w:t>req.</w:t>
+      </w:r>
+      <w:proofErr w:type="gramStart"/>
+      <w:r>
+        <w:rPr>
+          <w:rFonts w:ascii="Courier New" w:hAnsi="Courier New" w:cs="Courier New"/>
+          <w:lang w:val="en-US"/>
+        </w:rPr>
+        <w:t>user.userId</w:t>
+      </w:r>
+      <w:proofErr w:type="spellEnd"/>
+      <w:proofErr w:type="gramEnd"/>
+      <w:r>
+        <w:rPr>
+          <w:rFonts w:ascii="Courier New" w:hAnsi="Courier New" w:cs="Courier New"/>
+          <w:lang w:val="en-US"/>
+        </w:rPr>
+        <w:t xml:space="preserve"> !== </w:t>
+      </w:r>
+      <w:proofErr w:type="spellStart"/>
+      <w:r>
+        <w:rPr>
+          <w:rFonts w:ascii="Courier New" w:hAnsi="Courier New" w:cs="Courier New"/>
+          <w:lang w:val="en-US"/>
+        </w:rPr>
+        <w:t>userId</w:t>
+      </w:r>
+      <w:proofErr w:type="spellEnd"/>
+      <w:r>
+        <w:rPr>
+          <w:rFonts w:ascii="Courier New" w:hAnsi="Courier New" w:cs="Courier New"/>
+          <w:lang w:val="en-US"/>
+        </w:rPr>
+        <w:t>) {</w:t>
+      </w:r>
+    </w:p>
+    <w:p>
+      <w:pPr>
+        <w:jc w:val="both"/>
+        <w:rPr>
+          <w:rFonts w:ascii="Courier New" w:hAnsi="Courier New" w:cs="Courier New"/>
+          <w:lang w:val="en-US"/>
+        </w:rPr>
+      </w:pPr>
+      <w:r>
+        <w:rPr>
+          <w:rFonts w:ascii="Courier New" w:hAnsi="Courier New" w:cs="Courier New"/>
+          <w:lang w:val="en-US"/>
+        </w:rPr>
+        <w:t xml:space="preserve">      throw new </w:t>
+      </w:r>
+      <w:proofErr w:type="spellStart"/>
+      <w:proofErr w:type="gramStart"/>
+      <w:r>
+        <w:rPr>
+          <w:rFonts w:ascii="Courier New" w:hAnsi="Courier New" w:cs="Courier New"/>
+          <w:lang w:val="en-US"/>
+        </w:rPr>
+        <w:t>ForbiddenException</w:t>
+      </w:r>
+      <w:proofErr w:type="spellEnd"/>
+      <w:r>
+        <w:rPr>
+          <w:rFonts w:ascii="Courier New" w:hAnsi="Courier New" w:cs="Courier New"/>
+          <w:lang w:val="en-US"/>
+        </w:rPr>
+        <w:t>(</w:t>
+      </w:r>
+      <w:proofErr w:type="gramEnd"/>
+      <w:r>
+        <w:rPr>
+          <w:rFonts w:ascii="Courier New" w:hAnsi="Courier New" w:cs="Courier New"/>
+          <w:lang w:val="en-US"/>
+        </w:rPr>
+        <w:t>'Access denied');</w:t>
+      </w:r>
+    </w:p>
+    <w:p>
+      <w:pPr>
+        <w:jc w:val="both"/>
+        <w:rPr>
+          <w:rFonts w:ascii="Courier New" w:hAnsi="Courier New" w:cs="Courier New"/>
+          <w:lang w:val="en-US"/>
+        </w:rPr>
+      </w:pPr>
+      <w:r>
+        <w:rPr>
+          <w:rFonts w:ascii="Courier New" w:hAnsi="Courier New" w:cs="Courier New"/>
+          <w:lang w:val="en-US"/>
+        </w:rPr>
+        <w:lastRenderedPageBreak/>
+        <w:t>    }</w:t>
+      </w:r>
+    </w:p>
+    <w:p>
+      <w:pPr>
+        <w:jc w:val="both"/>
+        <w:rPr>
+          <w:rFonts w:ascii="Courier New" w:hAnsi="Courier New" w:cs="Courier New"/>
+          <w:lang w:val="en-US"/>
+        </w:rPr>
+      </w:pPr>
+      <w:r>
+        <w:rPr>
+          <w:rFonts w:ascii="Courier New" w:hAnsi="Courier New" w:cs="Courier New"/>
+          <w:lang w:val="en-US"/>
+        </w:rPr>
+        <w:t xml:space="preserve">    return </w:t>
+      </w:r>
+      <w:proofErr w:type="spellStart"/>
+      <w:proofErr w:type="gramStart"/>
+      <w:r>
+        <w:rPr>
+          <w:rFonts w:ascii="Courier New" w:hAnsi="Courier New" w:cs="Courier New"/>
+          <w:lang w:val="en-US"/>
+        </w:rPr>
+        <w:t>this.resumesService.findByUserId</w:t>
+      </w:r>
+      <w:proofErr w:type="spellEnd"/>
+      <w:proofErr w:type="gramEnd"/>
+      <w:r>
+        <w:rPr>
+          <w:rFonts w:ascii="Courier New" w:hAnsi="Courier New" w:cs="Courier New"/>
+          <w:lang w:val="en-US"/>
+        </w:rPr>
+        <w:t>(</w:t>
+      </w:r>
+      <w:proofErr w:type="spellStart"/>
+      <w:r>
+        <w:rPr>
+          <w:rFonts w:ascii="Courier New" w:hAnsi="Courier New" w:cs="Courier New"/>
+          <w:lang w:val="en-US"/>
+        </w:rPr>
+        <w:t>userId</w:t>
+      </w:r>
+      <w:proofErr w:type="spellEnd"/>
+      <w:r>
+        <w:rPr>
+          <w:rFonts w:ascii="Courier New" w:hAnsi="Courier New" w:cs="Courier New"/>
+          <w:lang w:val="en-US"/>
+        </w:rPr>
+        <w:t>);</w:t>
+      </w:r>
+    </w:p>
+    <w:p>
+      <w:pPr>
+        <w:jc w:val="both"/>
+        <w:rPr>
+          <w:rFonts w:ascii="Courier New" w:hAnsi="Courier New" w:cs="Courier New"/>
+          <w:lang w:val="en-US"/>
+        </w:rPr>
+      </w:pPr>
+      <w:r>
+        <w:rPr>
+          <w:rFonts w:ascii="Courier New" w:hAnsi="Courier New" w:cs="Courier New"/>
+          <w:lang w:val="en-US"/>
+        </w:rPr>
+        <w:t>  }</w:t>
+      </w:r>
+    </w:p>
+    <w:p>
+      <w:pPr>
+        <w:jc w:val="both"/>
+        <w:rPr>
+          <w:rFonts w:ascii="Courier New" w:hAnsi="Courier New" w:cs="Courier New"/>
+          <w:lang w:val="en-US"/>
+        </w:rPr>
+      </w:pPr>
+    </w:p>
+    <w:p>
+      <w:pPr>
+        <w:jc w:val="both"/>
+        <w:rPr>
+          <w:rFonts w:ascii="Courier New" w:hAnsi="Courier New" w:cs="Courier New"/>
+          <w:lang w:val="en-US"/>
+        </w:rPr>
+      </w:pPr>
+      <w:r>
+        <w:rPr>
+          <w:rFonts w:ascii="Courier New" w:hAnsi="Courier New" w:cs="Courier New"/>
+          <w:lang w:val="en-US"/>
+        </w:rPr>
+        <w:t>  @</w:t>
+      </w:r>
+      <w:proofErr w:type="gramStart"/>
+      <w:r>
+        <w:rPr>
+          <w:rFonts w:ascii="Courier New" w:hAnsi="Courier New" w:cs="Courier New"/>
+          <w:lang w:val="en-US"/>
+        </w:rPr>
+        <w:t>UseGuards(</w:t>
+      </w:r>
+      <w:proofErr w:type="gramEnd"/>
+      <w:r>
+        <w:rPr>
+          <w:rFonts w:ascii="Courier New" w:hAnsi="Courier New" w:cs="Courier New"/>
+          <w:lang w:val="en-US"/>
+        </w:rPr>
+        <w:t>AuthGuard('jwt'))</w:t>
+      </w:r>
+    </w:p>
+    <w:p>
+      <w:pPr>
+        <w:jc w:val="both"/>
+        <w:rPr>
+          <w:rFonts w:ascii="Courier New" w:hAnsi="Courier New" w:cs="Courier New"/>
+          <w:lang w:val="en-US"/>
+        </w:rPr>
+      </w:pPr>
+      <w:r>
+        <w:rPr>
+          <w:rFonts w:ascii="Courier New" w:hAnsi="Courier New" w:cs="Courier New"/>
+          <w:lang w:val="en-US"/>
+        </w:rPr>
+        <w:t>  @Delete('resumes/:id')</w:t>
+      </w:r>
+    </w:p>
+    <w:p>
+      <w:pPr>
+        <w:jc w:val="both"/>
+        <w:rPr>
+          <w:rFonts w:ascii="Courier New" w:hAnsi="Courier New" w:cs="Courier New"/>
+          <w:lang w:val="en-US"/>
+        </w:rPr>
+      </w:pPr>
+      <w:r>
+        <w:rPr>
+          <w:rFonts w:ascii="Courier New" w:hAnsi="Courier New" w:cs="Courier New"/>
+          <w:lang w:val="en-US"/>
+        </w:rPr>
+        <w:t>  async delete(@</w:t>
+      </w:r>
+      <w:proofErr w:type="gramStart"/>
+      <w:r>
+        <w:rPr>
+          <w:rFonts w:ascii="Courier New" w:hAnsi="Courier New" w:cs="Courier New"/>
+          <w:lang w:val="en-US"/>
+        </w:rPr>
+        <w:t>Request(</w:t>
+      </w:r>
+      <w:proofErr w:type="gramEnd"/>
+      <w:r>
+        <w:rPr>
+          <w:rFonts w:ascii="Courier New" w:hAnsi="Courier New" w:cs="Courier New"/>
+          <w:lang w:val="en-US"/>
+        </w:rPr>
+        <w:t>) req: any, @Param('id') id: string) {</w:t>
+      </w:r>
+    </w:p>
+    <w:p>
+      <w:pPr>
+        <w:jc w:val="both"/>
+        <w:rPr>
+          <w:rFonts w:ascii="Courier New" w:hAnsi="Courier New" w:cs="Courier New"/>
+          <w:lang w:val="en-US"/>
+        </w:rPr>
+      </w:pPr>
+      <w:r>
+        <w:rPr>
+          <w:rFonts w:ascii="Courier New" w:hAnsi="Courier New" w:cs="Courier New"/>
+          <w:lang w:val="en-US"/>
+        </w:rPr>
+        <w:t xml:space="preserve">    const </w:t>
+      </w:r>
+      <w:proofErr w:type="spellStart"/>
+      <w:r>
+        <w:rPr>
+          <w:rFonts w:ascii="Courier New" w:hAnsi="Courier New" w:cs="Courier New"/>
+          <w:lang w:val="en-US"/>
+        </w:rPr>
+        <w:t>resumeId</w:t>
+      </w:r>
+      <w:proofErr w:type="spellEnd"/>
+      <w:r>
+        <w:rPr>
+          <w:rFonts w:ascii="Courier New" w:hAnsi="Courier New" w:cs="Courier New"/>
+          <w:lang w:val="en-US"/>
+        </w:rPr>
+        <w:t xml:space="preserve"> = Number(id);</w:t>
+      </w:r>
+    </w:p>
+    <w:p>
+      <w:pPr>
+        <w:jc w:val="both"/>
+        <w:rPr>
+          <w:rFonts w:ascii="Courier New" w:hAnsi="Courier New" w:cs="Courier New"/>
+          <w:lang w:val="en-US"/>
+        </w:rPr>
+      </w:pPr>
+      <w:r>
+        <w:rPr>
+          <w:rFonts w:ascii="Courier New" w:hAnsi="Courier New" w:cs="Courier New"/>
+          <w:lang w:val="en-US"/>
+        </w:rPr>
+        <w:t xml:space="preserve">    const resume = await </w:t>
+      </w:r>
+      <w:proofErr w:type="spellStart"/>
+      <w:proofErr w:type="gramStart"/>
+      <w:r>
+        <w:rPr>
+          <w:rFonts w:ascii="Courier New" w:hAnsi="Courier New" w:cs="Courier New"/>
+          <w:lang w:val="en-US"/>
+        </w:rPr>
+        <w:t>this.resumesService.findById</w:t>
+      </w:r>
+      <w:proofErr w:type="spellEnd"/>
+      <w:proofErr w:type="gramEnd"/>
+      <w:r>
+        <w:rPr>
+          <w:rFonts w:ascii="Courier New" w:hAnsi="Courier New" w:cs="Courier New"/>
+          <w:lang w:val="en-US"/>
+        </w:rPr>
+        <w:t>(</w:t>
+      </w:r>
+      <w:proofErr w:type="spellStart"/>
+      <w:r>
+        <w:rPr>
+          <w:rFonts w:ascii="Courier New" w:hAnsi="Courier New" w:cs="Courier New"/>
+          <w:lang w:val="en-US"/>
+        </w:rPr>
+        <w:t>resumeId</w:t>
+      </w:r>
+      <w:proofErr w:type="spellEnd"/>
+      <w:r>
+        <w:rPr>
+          <w:rFonts w:ascii="Courier New" w:hAnsi="Courier New" w:cs="Courier New"/>
+          <w:lang w:val="en-US"/>
+        </w:rPr>
+        <w:t>);</w:t>
+      </w:r>
+    </w:p>
+    <w:p>
+      <w:pPr>
+        <w:jc w:val="both"/>
+        <w:rPr>
+          <w:rFonts w:ascii="Courier New" w:hAnsi="Courier New" w:cs="Courier New"/>
+          <w:lang w:val="en-US"/>
+        </w:rPr>
+      </w:pPr>
+      <w:r>
+        <w:rPr>
+          <w:rFonts w:ascii="Courier New" w:hAnsi="Courier New" w:cs="Courier New"/>
+          <w:lang w:val="en-US"/>
+        </w:rPr>
+        <w:t xml:space="preserve">    </w:t>
+      </w:r>
+    </w:p>
+    <w:p>
+      <w:pPr>
+        <w:jc w:val="both"/>
+        <w:rPr>
+          <w:rFonts w:ascii="Courier New" w:hAnsi="Courier New" w:cs="Courier New"/>
+          <w:lang w:val="en-US"/>
+        </w:rPr>
+      </w:pPr>
+      <w:r>
+        <w:rPr>
+          <w:rFonts w:ascii="Courier New" w:hAnsi="Courier New" w:cs="Courier New"/>
+          <w:lang w:val="en-US"/>
+        </w:rPr>
+        <w:t xml:space="preserve">    if </w:t>
+      </w:r>
+      <w:proofErr w:type="gramStart"/>
+      <w:r>
+        <w:rPr>
+          <w:rFonts w:ascii="Courier New" w:hAnsi="Courier New" w:cs="Courier New"/>
+          <w:lang w:val="en-US"/>
+        </w:rPr>
+        <w:t>(!resume</w:t>
+      </w:r>
+      <w:proofErr w:type="gramEnd"/>
+      <w:r>
+        <w:rPr>
+          <w:rFonts w:ascii="Courier New" w:hAnsi="Courier New" w:cs="Courier New"/>
+          <w:lang w:val="en-US"/>
+        </w:rPr>
+        <w:t>) {</w:t>
+      </w:r>
+    </w:p>
+    <w:p>
+      <w:pPr>
+        <w:jc w:val="both"/>
+        <w:rPr>
+          <w:rFonts w:ascii="Courier New" w:hAnsi="Courier New" w:cs="Courier New"/>
+          <w:lang w:val="en-US"/>
+        </w:rPr>
+      </w:pPr>
+      <w:r>
+        <w:rPr>
+          <w:rFonts w:ascii="Courier New" w:hAnsi="Courier New" w:cs="Courier New"/>
+          <w:lang w:val="en-US"/>
+        </w:rPr>
+        <w:t xml:space="preserve">      throw new </w:t>
+      </w:r>
+      <w:proofErr w:type="spellStart"/>
+      <w:proofErr w:type="gramStart"/>
+      <w:r>
+        <w:rPr>
+          <w:rFonts w:ascii="Courier New" w:hAnsi="Courier New" w:cs="Courier New"/>
+          <w:lang w:val="en-US"/>
+        </w:rPr>
+        <w:t>ForbiddenException</w:t>
+      </w:r>
+      <w:proofErr w:type="spellEnd"/>
+      <w:r>
+        <w:rPr>
+          <w:rFonts w:ascii="Courier New" w:hAnsi="Courier New" w:cs="Courier New"/>
+          <w:lang w:val="en-US"/>
+        </w:rPr>
+        <w:t>(</w:t>
+      </w:r>
+      <w:proofErr w:type="gramEnd"/>
+      <w:r>
+        <w:rPr>
+          <w:rFonts w:ascii="Courier New" w:hAnsi="Courier New" w:cs="Courier New"/>
+          <w:lang w:val="en-US"/>
+        </w:rPr>
+        <w:t>'Resume not found');</w:t>
+      </w:r>
+    </w:p>
+    <w:p>
+      <w:pPr>
+        <w:jc w:val="both"/>
+        <w:rPr>
+          <w:rFonts w:ascii="Courier New" w:hAnsi="Courier New" w:cs="Courier New"/>
+          <w:lang w:val="en-US"/>
+        </w:rPr>
+      </w:pPr>
+      <w:r>
+        <w:rPr>
+          <w:rFonts w:ascii="Courier New" w:hAnsi="Courier New" w:cs="Courier New"/>
+          <w:lang w:val="en-US"/>
+        </w:rPr>
+        <w:t>    }</w:t>
+      </w:r>
+    </w:p>
+    <w:p>
+      <w:pPr>
+        <w:jc w:val="both"/>
+        <w:rPr>
+          <w:rFonts w:ascii="Courier New" w:hAnsi="Courier New" w:cs="Courier New"/>
+          <w:lang w:val="en-US"/>
+        </w:rPr>
+      </w:pPr>
+      <w:r>
+        <w:rPr>
+          <w:rFonts w:ascii="Courier New" w:hAnsi="Courier New" w:cs="Courier New"/>
+          <w:lang w:val="en-US"/>
+        </w:rPr>
+        <w:t xml:space="preserve">    </w:t>
+      </w:r>
+    </w:p>
+    <w:p>
+      <w:pPr>
+        <w:jc w:val="both"/>
+        <w:rPr>
+          <w:rFonts w:ascii="Courier New" w:hAnsi="Courier New" w:cs="Courier New"/>
+          <w:lang w:val="en-US"/>
+        </w:rPr>
+      </w:pPr>
+      <w:r>
+        <w:rPr>
+          <w:rFonts w:ascii="Courier New" w:hAnsi="Courier New" w:cs="Courier New"/>
+          <w:lang w:val="en-US"/>
+        </w:rPr>
+        <w:t>    if (</w:t>
+      </w:r>
+      <w:proofErr w:type="gramStart"/>
+      <w:r>
+        <w:rPr>
+          <w:rFonts w:ascii="Courier New" w:hAnsi="Courier New" w:cs="Courier New"/>
+          <w:lang w:val="en-US"/>
+        </w:rPr>
+        <w:t>resume.user.id !</w:t>
+      </w:r>
+      <w:proofErr w:type="gramEnd"/>
+      <w:r>
+        <w:rPr>
+          <w:rFonts w:ascii="Courier New" w:hAnsi="Courier New" w:cs="Courier New"/>
+          <w:lang w:val="en-US"/>
+        </w:rPr>
+        <w:t xml:space="preserve">== </w:t>
+      </w:r>
+      <w:proofErr w:type="spellStart"/>
+      <w:r>
+        <w:rPr>
+          <w:rFonts w:ascii="Courier New" w:hAnsi="Courier New" w:cs="Courier New"/>
+          <w:lang w:val="en-US"/>
+        </w:rPr>
+        <w:t>req.user.userId</w:t>
+      </w:r>
+      <w:proofErr w:type="spellEnd"/>
+      <w:r>
+        <w:rPr>
+          <w:rFonts w:ascii="Courier New" w:hAnsi="Courier New" w:cs="Courier New"/>
+          <w:lang w:val="en-US"/>
+        </w:rPr>
+        <w:t>) {</w:t>
+      </w:r>
+    </w:p>
+    <w:p>
+      <w:pPr>
+        <w:jc w:val="both"/>
+        <w:rPr>
+          <w:rFonts w:ascii="Courier New" w:hAnsi="Courier New" w:cs="Courier New"/>
+          <w:lang w:val="en-US"/>
+        </w:rPr>
+      </w:pPr>
+      <w:r>
+        <w:rPr>
+          <w:rFonts w:ascii="Courier New" w:hAnsi="Courier New" w:cs="Courier New"/>
+          <w:lang w:val="en-US"/>
+        </w:rPr>
+        <w:t xml:space="preserve">      throw new </w:t>
+      </w:r>
+      <w:proofErr w:type="spellStart"/>
+      <w:proofErr w:type="gramStart"/>
+      <w:r>
+        <w:rPr>
+          <w:rFonts w:ascii="Courier New" w:hAnsi="Courier New" w:cs="Courier New"/>
+          <w:lang w:val="en-US"/>
+        </w:rPr>
+        <w:t>ForbiddenException</w:t>
+      </w:r>
+      <w:proofErr w:type="spellEnd"/>
+      <w:r>
+        <w:rPr>
+          <w:rFonts w:ascii="Courier New" w:hAnsi="Courier New" w:cs="Courier New"/>
+          <w:lang w:val="en-US"/>
+        </w:rPr>
+        <w:t>(</w:t>
+      </w:r>
+      <w:proofErr w:type="gramEnd"/>
+      <w:r>
+        <w:rPr>
+          <w:rFonts w:ascii="Courier New" w:hAnsi="Courier New" w:cs="Courier New"/>
+          <w:lang w:val="en-US"/>
+        </w:rPr>
+        <w:t>'Access denied');</w:t>
+      </w:r>
+    </w:p>
+    <w:p>
+      <w:pPr>
+        <w:jc w:val="both"/>
+        <w:rPr>
+          <w:rFonts w:ascii="Courier New" w:hAnsi="Courier New" w:cs="Courier New"/>
+          <w:lang w:val="en-US"/>
+        </w:rPr>
+      </w:pPr>
+      <w:r>
+        <w:rPr>
+          <w:rFonts w:ascii="Courier New" w:hAnsi="Courier New" w:cs="Courier New"/>
+          <w:lang w:val="en-US"/>
+        </w:rPr>
+        <w:t>    }</w:t>
+      </w:r>
+    </w:p>
+    <w:p>
+      <w:pPr>
+        <w:jc w:val="both"/>
+        <w:rPr>
+          <w:rFonts w:ascii="Courier New" w:hAnsi="Courier New" w:cs="Courier New"/>
+          <w:lang w:val="en-US"/>
+        </w:rPr>
+      </w:pPr>
+      <w:r>
+        <w:rPr>
+          <w:rFonts w:ascii="Courier New" w:hAnsi="Courier New" w:cs="Courier New"/>
+          <w:lang w:val="en-US"/>
+        </w:rPr>
+        <w:t xml:space="preserve">    </w:t>
+      </w:r>
+    </w:p>
+    <w:p>
+      <w:pPr>
+        <w:jc w:val="both"/>
+        <w:rPr>
+          <w:rFonts w:ascii="Courier New" w:hAnsi="Courier New" w:cs="Courier New"/>
+          <w:lang w:val="en-US"/>
+        </w:rPr>
+      </w:pPr>
+      <w:r>
+        <w:rPr>
+          <w:rFonts w:ascii="Courier New" w:hAnsi="Courier New" w:cs="Courier New"/>
+          <w:lang w:val="en-US"/>
+        </w:rPr>
+        <w:t xml:space="preserve">    return </w:t>
+      </w:r>
+      <w:proofErr w:type="spellStart"/>
+      <w:proofErr w:type="gramStart"/>
+      <w:r>
+        <w:rPr>
+          <w:rFonts w:ascii="Courier New" w:hAnsi="Courier New" w:cs="Courier New"/>
+          <w:lang w:val="en-US"/>
+        </w:rPr>
+        <w:t>this.resumesService.delete</w:t>
+      </w:r>
+      <w:proofErr w:type="spellEnd"/>
+      <w:proofErr w:type="gramEnd"/>
+      <w:r>
+        <w:rPr>
+          <w:rFonts w:ascii="Courier New" w:hAnsi="Courier New" w:cs="Courier New"/>
+          <w:lang w:val="en-US"/>
+        </w:rPr>
+        <w:t>(</w:t>
+      </w:r>
+      <w:proofErr w:type="spellStart"/>
+      <w:r>
+        <w:rPr>
+          <w:rFonts w:ascii="Courier New" w:hAnsi="Courier New" w:cs="Courier New"/>
+          <w:lang w:val="en-US"/>
+        </w:rPr>
+        <w:t>resumeId</w:t>
+      </w:r>
+      <w:proofErr w:type="spellEnd"/>
+      <w:r>
+        <w:rPr>
+          <w:rFonts w:ascii="Courier New" w:hAnsi="Courier New" w:cs="Courier New"/>
+          <w:lang w:val="en-US"/>
+        </w:rPr>
+        <w:t>);</w:t>
+      </w:r>
+    </w:p>
+    <w:p>
+      <w:pPr>
+        <w:jc w:val="both"/>
+        <w:rPr>
+          <w:rFonts w:ascii="Courier New" w:hAnsi="Courier New" w:cs="Courier New"/>
+        </w:rPr>
+      </w:pPr>
+      <w:r>
+        <w:rPr>
+          <w:rFonts w:ascii="Courier New" w:hAnsi="Courier New" w:cs="Courier New"/>
+          <w:lang w:val="en-US"/>
+        </w:rPr>
+        <w:t xml:space="preserve">  </w:t>
+      </w:r>
+      <w:r>
+        <w:rPr>
+          <w:rFonts w:ascii="Courier New" w:hAnsi="Courier New" w:cs="Courier New"/>
+        </w:rPr>
+        <w:t>}</w:t>
+      </w:r>
+    </w:p>
+    <w:p>
+      <w:pPr>
+        <w:jc w:val="both"/>
+        <w:rPr>
+          <w:rFonts w:ascii="Courier New" w:hAnsi="Courier New" w:cs="Courier New"/>
+        </w:rPr>
+      </w:pPr>
+      <w:r>
+        <w:rPr>
+          <w:rFonts w:ascii="Courier New" w:hAnsi="Courier New" w:cs="Courier New"/>
+        </w:rPr>
+        <w:t>}</w:t>
+      </w:r>
+    </w:p>
+    <w:p>
+      <w:pPr>
+        <w:jc w:val="both"/>
+      </w:pPr>
+    </w:p>
+    <w:p>
+      <w:pPr>
+        <w:pStyle w:val="a4"/>
+        <w:ind w:firstLine="709"/>
+        <w:jc w:val="both"/>
         <w:rPr>
           <w:rFonts w:eastAsia="Times New Roman" w:cs="Times New Roman"/>
           <w:b w:val="0"/>
@@ -13300,9 +14586,7 @@
           <w:szCs w:val="28"/>
           <w:lang w:eastAsia="ru-RU"/>
         </w:rPr>
-        <w:t xml:space="preserve"> из библиотеки @nestjs/platform-express: при создании или обновлении резюме можно прикрепить изображение, которое сохраняется в директории </w:t>
-      </w:r>
-      <w:proofErr w:type="spellStart"/>
+      </w:pPr>
       <w:r>
         <w:rPr>
           <w:rFonts w:eastAsia="Times New Roman" w:cs="Times New Roman"/>
@@ -13312,9 +14596,9 @@
           <w:szCs w:val="28"/>
           <w:lang w:eastAsia="ru-RU"/>
         </w:rPr>
-        <w:t>uploads</w:t>
-      </w:r>
-      <w:proofErr w:type="spellEnd"/>
+        <w:t xml:space="preserve">После разработки все </w:t>
+      </w:r>
+      <w:proofErr w:type="spellStart"/>
       <w:r>
         <w:rPr>
           <w:rFonts w:eastAsia="Times New Roman" w:cs="Times New Roman"/>
@@ -13324,10 +14608,9 @@
           <w:szCs w:val="28"/>
           <w:lang w:eastAsia="ru-RU"/>
         </w:rPr>
-        <w:t xml:space="preserve"> с случайным именем, а путь к файлу сохраняется в поле </w:t>
-      </w:r>
-      <w:proofErr w:type="spellStart"/>
-      <w:proofErr w:type="gramStart"/>
+        <w:t>эндпоинты</w:t>
+      </w:r>
+      <w:proofErr w:type="spellEnd"/>
       <w:r>
         <w:rPr>
           <w:rFonts w:eastAsia="Times New Roman" w:cs="Times New Roman"/>
@@ -13337,10 +14620,9 @@
           <w:szCs w:val="28"/>
           <w:lang w:eastAsia="ru-RU"/>
         </w:rPr>
-        <w:t>data.photo</w:t>
-      </w:r>
-      <w:proofErr w:type="spellEnd"/>
-      <w:proofErr w:type="gramEnd"/>
+        <w:t xml:space="preserve"> серверной части были протестированы локально в контейнере </w:t>
+      </w:r>
+      <w:proofErr w:type="spellStart"/>
       <w:r>
         <w:rPr>
           <w:rFonts w:eastAsia="Times New Roman" w:cs="Times New Roman"/>
@@ -13350,9 +14632,9 @@
           <w:szCs w:val="28"/>
           <w:lang w:eastAsia="ru-RU"/>
         </w:rPr>
-        <w:t xml:space="preserve"> резюме. Валидация типа файла (только </w:t>
-      </w:r>
-      <w:proofErr w:type="spellStart"/>
+        <w:t>Docker</w:t>
+      </w:r>
+      <w:proofErr w:type="spellEnd"/>
       <w:r>
         <w:rPr>
           <w:rFonts w:eastAsia="Times New Roman" w:cs="Times New Roman"/>
@@ -13362,1132 +14644,7 @@
           <w:szCs w:val="28"/>
           <w:lang w:eastAsia="ru-RU"/>
         </w:rPr>
-        <w:t>jpg</w:t>
-      </w:r>
-      <w:proofErr w:type="spellEnd"/>
-      <w:r>
-        <w:rPr>
-          <w:rFonts w:eastAsia="Times New Roman" w:cs="Times New Roman"/>
-          <w:b w:val="0"/>
-          <w:spacing w:val="0"/>
-          <w:kern w:val="0"/>
-          <w:szCs w:val="28"/>
-          <w:lang w:eastAsia="ru-RU"/>
-        </w:rPr>
-        <w:t xml:space="preserve">, </w:t>
-      </w:r>
-      <w:proofErr w:type="spellStart"/>
-      <w:r>
-        <w:rPr>
-          <w:rFonts w:eastAsia="Times New Roman" w:cs="Times New Roman"/>
-          <w:b w:val="0"/>
-          <w:spacing w:val="0"/>
-          <w:kern w:val="0"/>
-          <w:szCs w:val="28"/>
-          <w:lang w:eastAsia="ru-RU"/>
-        </w:rPr>
-        <w:t>jpeg</w:t>
-      </w:r>
-      <w:proofErr w:type="spellEnd"/>
-      <w:r>
-        <w:rPr>
-          <w:rFonts w:eastAsia="Times New Roman" w:cs="Times New Roman"/>
-          <w:b w:val="0"/>
-          <w:spacing w:val="0"/>
-          <w:kern w:val="0"/>
-          <w:szCs w:val="28"/>
-          <w:lang w:eastAsia="ru-RU"/>
-        </w:rPr>
-        <w:t xml:space="preserve">, </w:t>
-      </w:r>
-      <w:proofErr w:type="spellStart"/>
-      <w:r>
-        <w:rPr>
-          <w:rFonts w:eastAsia="Times New Roman" w:cs="Times New Roman"/>
-          <w:b w:val="0"/>
-          <w:spacing w:val="0"/>
-          <w:kern w:val="0"/>
-          <w:szCs w:val="28"/>
-          <w:lang w:eastAsia="ru-RU"/>
-        </w:rPr>
-        <w:t>png</w:t>
-      </w:r>
-      <w:proofErr w:type="spellEnd"/>
-      <w:r>
-        <w:rPr>
-          <w:rFonts w:eastAsia="Times New Roman" w:cs="Times New Roman"/>
-          <w:b w:val="0"/>
-          <w:spacing w:val="0"/>
-          <w:kern w:val="0"/>
-          <w:szCs w:val="28"/>
-          <w:lang w:eastAsia="ru-RU"/>
-        </w:rPr>
-        <w:t xml:space="preserve">, </w:t>
-      </w:r>
-      <w:proofErr w:type="spellStart"/>
-      <w:r>
-        <w:rPr>
-          <w:rFonts w:eastAsia="Times New Roman" w:cs="Times New Roman"/>
-          <w:b w:val="0"/>
-          <w:spacing w:val="0"/>
-          <w:kern w:val="0"/>
-          <w:szCs w:val="28"/>
-          <w:lang w:eastAsia="ru-RU"/>
-        </w:rPr>
-        <w:t>gif</w:t>
-      </w:r>
-      <w:proofErr w:type="spellEnd"/>
-      <w:r>
-        <w:rPr>
-          <w:rFonts w:eastAsia="Times New Roman" w:cs="Times New Roman"/>
-          <w:b w:val="0"/>
-          <w:spacing w:val="0"/>
-          <w:kern w:val="0"/>
-          <w:szCs w:val="28"/>
-          <w:lang w:eastAsia="ru-RU"/>
-        </w:rPr>
-        <w:t xml:space="preserve">, </w:t>
-      </w:r>
-      <w:proofErr w:type="spellStart"/>
-      <w:r>
-        <w:rPr>
-          <w:rFonts w:eastAsia="Times New Roman" w:cs="Times New Roman"/>
-          <w:b w:val="0"/>
-          <w:spacing w:val="0"/>
-          <w:kern w:val="0"/>
-          <w:szCs w:val="28"/>
-          <w:lang w:eastAsia="ru-RU"/>
-        </w:rPr>
-        <w:t>webp</w:t>
-      </w:r>
-      <w:proofErr w:type="spellEnd"/>
-      <w:r>
-        <w:rPr>
-          <w:rFonts w:eastAsia="Times New Roman" w:cs="Times New Roman"/>
-          <w:b w:val="0"/>
-          <w:spacing w:val="0"/>
-          <w:kern w:val="0"/>
-          <w:szCs w:val="28"/>
-          <w:lang w:eastAsia="ru-RU"/>
-        </w:rPr>
-        <w:t xml:space="preserve">) выполняется на уровне </w:t>
-      </w:r>
-      <w:proofErr w:type="spellStart"/>
-      <w:r>
-        <w:rPr>
-          <w:rFonts w:eastAsia="Times New Roman" w:cs="Times New Roman"/>
-          <w:b w:val="0"/>
-          <w:spacing w:val="0"/>
-          <w:kern w:val="0"/>
-          <w:szCs w:val="28"/>
-          <w:lang w:eastAsia="ru-RU"/>
-        </w:rPr>
-        <w:t>multer</w:t>
-      </w:r>
-      <w:proofErr w:type="spellEnd"/>
-      <w:r>
-        <w:rPr>
-          <w:rFonts w:eastAsia="Times New Roman" w:cs="Times New Roman"/>
-          <w:b w:val="0"/>
-          <w:spacing w:val="0"/>
-          <w:kern w:val="0"/>
-          <w:szCs w:val="28"/>
-          <w:lang w:eastAsia="ru-RU"/>
-        </w:rPr>
-        <w:t xml:space="preserve"> </w:t>
-      </w:r>
-      <w:proofErr w:type="spellStart"/>
-      <w:r>
-        <w:rPr>
-          <w:rFonts w:eastAsia="Times New Roman" w:cs="Times New Roman"/>
-          <w:b w:val="0"/>
-          <w:spacing w:val="0"/>
-          <w:kern w:val="0"/>
-          <w:szCs w:val="28"/>
-          <w:lang w:eastAsia="ru-RU"/>
-        </w:rPr>
-        <w:t>fileFilter</w:t>
-      </w:r>
-      <w:proofErr w:type="spellEnd"/>
-      <w:r>
-        <w:rPr>
-          <w:rFonts w:eastAsia="Times New Roman" w:cs="Times New Roman"/>
-          <w:b w:val="0"/>
-          <w:spacing w:val="0"/>
-          <w:kern w:val="0"/>
-          <w:szCs w:val="28"/>
-          <w:lang w:eastAsia="ru-RU"/>
-        </w:rPr>
-        <w:t>.</w:t>
-      </w:r>
-    </w:p>
-    <w:p>
-      <w:pPr>
-        <w:pStyle w:val="a4"/>
-        <w:ind w:firstLine="709"/>
-        <w:jc w:val="both"/>
-        <w:rPr>
-          <w:rFonts w:eastAsia="Times New Roman" w:cs="Times New Roman"/>
-          <w:b w:val="0"/>
-          <w:spacing w:val="0"/>
-          <w:kern w:val="0"/>
-          <w:szCs w:val="28"/>
-          <w:lang w:eastAsia="ru-RU"/>
-        </w:rPr>
-      </w:pPr>
-      <w:r>
-        <w:rPr>
-          <w:rFonts w:eastAsia="Times New Roman" w:cs="Times New Roman"/>
-          <w:b w:val="0"/>
-          <w:spacing w:val="0"/>
-          <w:kern w:val="0"/>
-          <w:szCs w:val="28"/>
-          <w:lang w:eastAsia="ru-RU"/>
-        </w:rPr>
-        <w:t>Обработка ошибок реализована через стандартные исключения NestJS (HttpException, NotFoundException, ForbiddenException, UnauthorizedException), которые автоматически преобразуются в HTTP-ответы с соответствующим статусом и сообщением об ошибке. При валидации входных данных контроллер возвращает 400 Bad Request с описанием ошибок валидации.</w:t>
-      </w:r>
-    </w:p>
-    <w:p>
-      <w:pPr>
-        <w:pStyle w:val="a4"/>
-        <w:ind w:firstLine="709"/>
-        <w:jc w:val="both"/>
-        <w:rPr>
-          <w:b w:val="0"/>
-          <w:bCs/>
-          <w:szCs w:val="28"/>
-          <w:lang w:val="en-US"/>
-        </w:rPr>
-      </w:pPr>
-      <w:r>
-        <w:rPr>
-          <w:rFonts w:eastAsia="Times New Roman" w:cs="Times New Roman"/>
-          <w:b w:val="0"/>
-          <w:spacing w:val="0"/>
-          <w:kern w:val="0"/>
-          <w:szCs w:val="28"/>
-          <w:lang w:eastAsia="ru-RU"/>
-        </w:rPr>
-        <w:t xml:space="preserve">Листинг 1.1 </w:t>
-      </w:r>
-      <w:r>
-        <w:rPr>
-          <w:szCs w:val="28"/>
-        </w:rPr>
-        <w:t xml:space="preserve">– </w:t>
-      </w:r>
-      <w:r>
-        <w:rPr>
-          <w:b w:val="0"/>
-          <w:bCs/>
-          <w:szCs w:val="28"/>
-        </w:rPr>
-        <w:t xml:space="preserve">Пример реализации ошибок в </w:t>
-      </w:r>
-      <w:r>
-        <w:rPr>
-          <w:b w:val="0"/>
-          <w:bCs/>
-          <w:szCs w:val="28"/>
-          <w:lang w:val="en-US"/>
-        </w:rPr>
-        <w:t>resumes</w:t>
-      </w:r>
-      <w:r>
-        <w:rPr>
-          <w:b w:val="0"/>
-          <w:bCs/>
-          <w:szCs w:val="28"/>
-        </w:rPr>
-        <w:t>.</w:t>
-      </w:r>
-      <w:r>
-        <w:rPr>
-          <w:b w:val="0"/>
-          <w:bCs/>
-          <w:szCs w:val="28"/>
-          <w:lang w:val="en-US"/>
-        </w:rPr>
-        <w:t>controller</w:t>
-      </w:r>
-      <w:r>
-        <w:rPr>
-          <w:b w:val="0"/>
-          <w:bCs/>
-          <w:szCs w:val="28"/>
-        </w:rPr>
-        <w:t>.</w:t>
-      </w:r>
-      <w:r>
-        <w:rPr>
-          <w:b w:val="0"/>
-          <w:bCs/>
-          <w:szCs w:val="28"/>
-          <w:lang w:val="en-US"/>
-        </w:rPr>
-        <w:t>ts</w:t>
-      </w:r>
-    </w:p>
-    <w:p>
-      <w:pPr>
-        <w:jc w:val="both"/>
-        <w:rPr>
-          <w:rFonts w:ascii="Courier New" w:hAnsi="Courier New" w:cs="Courier New"/>
-          <w:lang w:val="en-US"/>
-        </w:rPr>
-      </w:pPr>
-      <w:r>
-        <w:rPr>
-          <w:rFonts w:ascii="Courier New" w:hAnsi="Courier New" w:cs="Courier New"/>
-          <w:lang w:val="en-US"/>
-        </w:rPr>
-        <w:t>@</w:t>
-      </w:r>
-      <w:proofErr w:type="gramStart"/>
-      <w:r>
-        <w:rPr>
-          <w:rFonts w:ascii="Courier New" w:hAnsi="Courier New" w:cs="Courier New"/>
-          <w:lang w:val="en-US"/>
-        </w:rPr>
-        <w:t>UseGuards(</w:t>
-      </w:r>
-      <w:proofErr w:type="gramEnd"/>
-      <w:r>
-        <w:rPr>
-          <w:rFonts w:ascii="Courier New" w:hAnsi="Courier New" w:cs="Courier New"/>
-          <w:lang w:val="en-US"/>
-        </w:rPr>
-        <w:t>AuthGuard('jwt'))</w:t>
-      </w:r>
-    </w:p>
-    <w:p>
-      <w:pPr>
-        <w:jc w:val="both"/>
-        <w:rPr>
-          <w:rFonts w:ascii="Courier New" w:hAnsi="Courier New" w:cs="Courier New"/>
-          <w:lang w:val="en-US"/>
-        </w:rPr>
-      </w:pPr>
-      <w:r>
-        <w:rPr>
-          <w:rFonts w:ascii="Courier New" w:hAnsi="Courier New" w:cs="Courier New"/>
-          <w:lang w:val="en-US"/>
-        </w:rPr>
-        <w:t>  @Get('users/:id/resumes')</w:t>
-      </w:r>
-    </w:p>
-    <w:p>
-      <w:pPr>
-        <w:jc w:val="both"/>
-        <w:rPr>
-          <w:rFonts w:ascii="Courier New" w:hAnsi="Courier New" w:cs="Courier New"/>
-          <w:lang w:val="en-US"/>
-        </w:rPr>
-      </w:pPr>
-      <w:r>
-        <w:rPr>
-          <w:rFonts w:ascii="Courier New" w:hAnsi="Courier New" w:cs="Courier New"/>
-          <w:lang w:val="en-US"/>
-        </w:rPr>
-        <w:t xml:space="preserve">  async </w:t>
-      </w:r>
-      <w:proofErr w:type="spellStart"/>
-      <w:r>
-        <w:rPr>
-          <w:rFonts w:ascii="Courier New" w:hAnsi="Courier New" w:cs="Courier New"/>
-          <w:lang w:val="en-US"/>
-        </w:rPr>
-        <w:t>getByUser</w:t>
-      </w:r>
-      <w:proofErr w:type="spellEnd"/>
-      <w:r>
-        <w:rPr>
-          <w:rFonts w:ascii="Courier New" w:hAnsi="Courier New" w:cs="Courier New"/>
-          <w:lang w:val="en-US"/>
-        </w:rPr>
-        <w:t>(@</w:t>
-      </w:r>
-      <w:proofErr w:type="gramStart"/>
-      <w:r>
-        <w:rPr>
-          <w:rFonts w:ascii="Courier New" w:hAnsi="Courier New" w:cs="Courier New"/>
-          <w:lang w:val="en-US"/>
-        </w:rPr>
-        <w:t>Request(</w:t>
-      </w:r>
-      <w:proofErr w:type="gramEnd"/>
-      <w:r>
-        <w:rPr>
-          <w:rFonts w:ascii="Courier New" w:hAnsi="Courier New" w:cs="Courier New"/>
-          <w:lang w:val="en-US"/>
-        </w:rPr>
-        <w:t>) req: any, @Param('id') id: string) {</w:t>
-      </w:r>
-    </w:p>
-    <w:p>
-      <w:pPr>
-        <w:jc w:val="both"/>
-        <w:rPr>
-          <w:rFonts w:ascii="Courier New" w:hAnsi="Courier New" w:cs="Courier New"/>
-          <w:lang w:val="en-US"/>
-        </w:rPr>
-      </w:pPr>
-      <w:r>
-        <w:rPr>
-          <w:rFonts w:ascii="Courier New" w:hAnsi="Courier New" w:cs="Courier New"/>
-          <w:lang w:val="en-US"/>
-        </w:rPr>
-        <w:t xml:space="preserve">    const </w:t>
-      </w:r>
-      <w:proofErr w:type="spellStart"/>
-      <w:r>
-        <w:rPr>
-          <w:rFonts w:ascii="Courier New" w:hAnsi="Courier New" w:cs="Courier New"/>
-          <w:lang w:val="en-US"/>
-        </w:rPr>
-        <w:t>userId</w:t>
-      </w:r>
-      <w:proofErr w:type="spellEnd"/>
-      <w:r>
-        <w:rPr>
-          <w:rFonts w:ascii="Courier New" w:hAnsi="Courier New" w:cs="Courier New"/>
-          <w:lang w:val="en-US"/>
-        </w:rPr>
-        <w:t xml:space="preserve"> = Number(id);</w:t>
-      </w:r>
-    </w:p>
-    <w:p>
-      <w:pPr>
-        <w:jc w:val="both"/>
-        <w:rPr>
-          <w:rFonts w:ascii="Courier New" w:hAnsi="Courier New" w:cs="Courier New"/>
-          <w:lang w:val="en-US"/>
-        </w:rPr>
-      </w:pPr>
-      <w:r>
-        <w:rPr>
-          <w:rFonts w:ascii="Courier New" w:hAnsi="Courier New" w:cs="Courier New"/>
-          <w:lang w:val="en-US"/>
-        </w:rPr>
-        <w:t>    if (</w:t>
-      </w:r>
-      <w:proofErr w:type="spellStart"/>
-      <w:r>
-        <w:rPr>
-          <w:rFonts w:ascii="Courier New" w:hAnsi="Courier New" w:cs="Courier New"/>
-          <w:lang w:val="en-US"/>
-        </w:rPr>
-        <w:t>req.</w:t>
-      </w:r>
-      <w:proofErr w:type="gramStart"/>
-      <w:r>
-        <w:rPr>
-          <w:rFonts w:ascii="Courier New" w:hAnsi="Courier New" w:cs="Courier New"/>
-          <w:lang w:val="en-US"/>
-        </w:rPr>
-        <w:t>user.userId</w:t>
-      </w:r>
-      <w:proofErr w:type="spellEnd"/>
-      <w:proofErr w:type="gramEnd"/>
-      <w:r>
-        <w:rPr>
-          <w:rFonts w:ascii="Courier New" w:hAnsi="Courier New" w:cs="Courier New"/>
-          <w:lang w:val="en-US"/>
-        </w:rPr>
-        <w:t xml:space="preserve"> !== </w:t>
-      </w:r>
-      <w:proofErr w:type="spellStart"/>
-      <w:r>
-        <w:rPr>
-          <w:rFonts w:ascii="Courier New" w:hAnsi="Courier New" w:cs="Courier New"/>
-          <w:lang w:val="en-US"/>
-        </w:rPr>
-        <w:t>userId</w:t>
-      </w:r>
-      <w:proofErr w:type="spellEnd"/>
-      <w:r>
-        <w:rPr>
-          <w:rFonts w:ascii="Courier New" w:hAnsi="Courier New" w:cs="Courier New"/>
-          <w:lang w:val="en-US"/>
-        </w:rPr>
-        <w:t>) {</w:t>
-      </w:r>
-    </w:p>
-    <w:p>
-      <w:pPr>
-        <w:jc w:val="both"/>
-        <w:rPr>
-          <w:rFonts w:ascii="Courier New" w:hAnsi="Courier New" w:cs="Courier New"/>
-          <w:lang w:val="en-US"/>
-        </w:rPr>
-      </w:pPr>
-      <w:r>
-        <w:rPr>
-          <w:rFonts w:ascii="Courier New" w:hAnsi="Courier New" w:cs="Courier New"/>
-          <w:lang w:val="en-US"/>
-        </w:rPr>
-        <w:t xml:space="preserve">      throw new </w:t>
-      </w:r>
-      <w:proofErr w:type="spellStart"/>
-      <w:proofErr w:type="gramStart"/>
-      <w:r>
-        <w:rPr>
-          <w:rFonts w:ascii="Courier New" w:hAnsi="Courier New" w:cs="Courier New"/>
-          <w:lang w:val="en-US"/>
-        </w:rPr>
-        <w:t>ForbiddenException</w:t>
-      </w:r>
-      <w:proofErr w:type="spellEnd"/>
-      <w:r>
-        <w:rPr>
-          <w:rFonts w:ascii="Courier New" w:hAnsi="Courier New" w:cs="Courier New"/>
-          <w:lang w:val="en-US"/>
-        </w:rPr>
-        <w:t>(</w:t>
-      </w:r>
-      <w:proofErr w:type="gramEnd"/>
-      <w:r>
-        <w:rPr>
-          <w:rFonts w:ascii="Courier New" w:hAnsi="Courier New" w:cs="Courier New"/>
-          <w:lang w:val="en-US"/>
-        </w:rPr>
-        <w:t>'Access denied');</w:t>
-      </w:r>
-    </w:p>
-    <w:p>
-      <w:pPr>
-        <w:jc w:val="both"/>
-        <w:rPr>
-          <w:rFonts w:ascii="Courier New" w:hAnsi="Courier New" w:cs="Courier New"/>
-          <w:lang w:val="en-US"/>
-        </w:rPr>
-      </w:pPr>
-      <w:r>
-        <w:rPr>
-          <w:rFonts w:ascii="Courier New" w:hAnsi="Courier New" w:cs="Courier New"/>
-          <w:lang w:val="en-US"/>
-        </w:rPr>
-        <w:t>    }</w:t>
-      </w:r>
-    </w:p>
-    <w:p>
-      <w:pPr>
-        <w:jc w:val="both"/>
-        <w:rPr>
-          <w:rFonts w:ascii="Courier New" w:hAnsi="Courier New" w:cs="Courier New"/>
-          <w:lang w:val="en-US"/>
-        </w:rPr>
-      </w:pPr>
-      <w:r>
-        <w:rPr>
-          <w:rFonts w:ascii="Courier New" w:hAnsi="Courier New" w:cs="Courier New"/>
-          <w:lang w:val="en-US"/>
-        </w:rPr>
-        <w:t xml:space="preserve">    return </w:t>
-      </w:r>
-      <w:proofErr w:type="spellStart"/>
-      <w:proofErr w:type="gramStart"/>
-      <w:r>
-        <w:rPr>
-          <w:rFonts w:ascii="Courier New" w:hAnsi="Courier New" w:cs="Courier New"/>
-          <w:lang w:val="en-US"/>
-        </w:rPr>
-        <w:t>this.resumesService.findByUserId</w:t>
-      </w:r>
-      <w:proofErr w:type="spellEnd"/>
-      <w:proofErr w:type="gramEnd"/>
-      <w:r>
-        <w:rPr>
-          <w:rFonts w:ascii="Courier New" w:hAnsi="Courier New" w:cs="Courier New"/>
-          <w:lang w:val="en-US"/>
-        </w:rPr>
-        <w:t>(</w:t>
-      </w:r>
-      <w:proofErr w:type="spellStart"/>
-      <w:r>
-        <w:rPr>
-          <w:rFonts w:ascii="Courier New" w:hAnsi="Courier New" w:cs="Courier New"/>
-          <w:lang w:val="en-US"/>
-        </w:rPr>
-        <w:t>userId</w:t>
-      </w:r>
-      <w:proofErr w:type="spellEnd"/>
-      <w:r>
-        <w:rPr>
-          <w:rFonts w:ascii="Courier New" w:hAnsi="Courier New" w:cs="Courier New"/>
-          <w:lang w:val="en-US"/>
-        </w:rPr>
-        <w:t>);</w:t>
-      </w:r>
-    </w:p>
-    <w:p>
-      <w:pPr>
-        <w:jc w:val="both"/>
-        <w:rPr>
-          <w:rFonts w:ascii="Courier New" w:hAnsi="Courier New" w:cs="Courier New"/>
-          <w:lang w:val="en-US"/>
-        </w:rPr>
-      </w:pPr>
-      <w:r>
-        <w:rPr>
-          <w:rFonts w:ascii="Courier New" w:hAnsi="Courier New" w:cs="Courier New"/>
-          <w:lang w:val="en-US"/>
-        </w:rPr>
-        <w:t>  }</w:t>
-      </w:r>
-    </w:p>
-    <w:p>
-      <w:pPr>
-        <w:jc w:val="both"/>
-        <w:rPr>
-          <w:rFonts w:ascii="Courier New" w:hAnsi="Courier New" w:cs="Courier New"/>
-          <w:lang w:val="en-US"/>
-        </w:rPr>
-      </w:pPr>
-    </w:p>
-    <w:p>
-      <w:pPr>
-        <w:jc w:val="both"/>
-        <w:rPr>
-          <w:rFonts w:ascii="Courier New" w:hAnsi="Courier New" w:cs="Courier New"/>
-          <w:lang w:val="en-US"/>
-        </w:rPr>
-      </w:pPr>
-      <w:r>
-        <w:rPr>
-          <w:rFonts w:ascii="Courier New" w:hAnsi="Courier New" w:cs="Courier New"/>
-          <w:lang w:val="en-US"/>
-        </w:rPr>
-        <w:t>  @</w:t>
-      </w:r>
-      <w:proofErr w:type="gramStart"/>
-      <w:r>
-        <w:rPr>
-          <w:rFonts w:ascii="Courier New" w:hAnsi="Courier New" w:cs="Courier New"/>
-          <w:lang w:val="en-US"/>
-        </w:rPr>
-        <w:t>UseGuards(</w:t>
-      </w:r>
-      <w:proofErr w:type="gramEnd"/>
-      <w:r>
-        <w:rPr>
-          <w:rFonts w:ascii="Courier New" w:hAnsi="Courier New" w:cs="Courier New"/>
-          <w:lang w:val="en-US"/>
-        </w:rPr>
-        <w:t>AuthGuard('jwt'))</w:t>
-      </w:r>
-    </w:p>
-    <w:p>
-      <w:pPr>
-        <w:jc w:val="both"/>
-        <w:rPr>
-          <w:rFonts w:ascii="Courier New" w:hAnsi="Courier New" w:cs="Courier New"/>
-          <w:lang w:val="en-US"/>
-        </w:rPr>
-      </w:pPr>
-      <w:r>
-        <w:rPr>
-          <w:rFonts w:ascii="Courier New" w:hAnsi="Courier New" w:cs="Courier New"/>
-          <w:lang w:val="en-US"/>
-        </w:rPr>
-        <w:t>  @Delete('resumes/:id')</w:t>
-      </w:r>
-    </w:p>
-    <w:p>
-      <w:pPr>
-        <w:jc w:val="both"/>
-        <w:rPr>
-          <w:rFonts w:ascii="Courier New" w:hAnsi="Courier New" w:cs="Courier New"/>
-          <w:lang w:val="en-US"/>
-        </w:rPr>
-      </w:pPr>
-      <w:r>
-        <w:rPr>
-          <w:rFonts w:ascii="Courier New" w:hAnsi="Courier New" w:cs="Courier New"/>
-          <w:lang w:val="en-US"/>
-        </w:rPr>
-        <w:t>  async delete(@</w:t>
-      </w:r>
-      <w:proofErr w:type="gramStart"/>
-      <w:r>
-        <w:rPr>
-          <w:rFonts w:ascii="Courier New" w:hAnsi="Courier New" w:cs="Courier New"/>
-          <w:lang w:val="en-US"/>
-        </w:rPr>
-        <w:t>Request(</w:t>
-      </w:r>
-      <w:proofErr w:type="gramEnd"/>
-      <w:r>
-        <w:rPr>
-          <w:rFonts w:ascii="Courier New" w:hAnsi="Courier New" w:cs="Courier New"/>
-          <w:lang w:val="en-US"/>
-        </w:rPr>
-        <w:t>) req: any, @Param('id') id: string) {</w:t>
-      </w:r>
-    </w:p>
-    <w:p>
-      <w:pPr>
-        <w:jc w:val="both"/>
-        <w:rPr>
-          <w:rFonts w:ascii="Courier New" w:hAnsi="Courier New" w:cs="Courier New"/>
-          <w:lang w:val="en-US"/>
-        </w:rPr>
-      </w:pPr>
-      <w:r>
-        <w:rPr>
-          <w:rFonts w:ascii="Courier New" w:hAnsi="Courier New" w:cs="Courier New"/>
-          <w:lang w:val="en-US"/>
-        </w:rPr>
-        <w:t xml:space="preserve">    const </w:t>
-      </w:r>
-      <w:proofErr w:type="spellStart"/>
-      <w:r>
-        <w:rPr>
-          <w:rFonts w:ascii="Courier New" w:hAnsi="Courier New" w:cs="Courier New"/>
-          <w:lang w:val="en-US"/>
-        </w:rPr>
-        <w:t>resumeId</w:t>
-      </w:r>
-      <w:proofErr w:type="spellEnd"/>
-      <w:r>
-        <w:rPr>
-          <w:rFonts w:ascii="Courier New" w:hAnsi="Courier New" w:cs="Courier New"/>
-          <w:lang w:val="en-US"/>
-        </w:rPr>
-        <w:t xml:space="preserve"> = Number(id);</w:t>
-      </w:r>
-    </w:p>
-    <w:p>
-      <w:pPr>
-        <w:jc w:val="both"/>
-        <w:rPr>
-          <w:rFonts w:ascii="Courier New" w:hAnsi="Courier New" w:cs="Courier New"/>
-          <w:lang w:val="en-US"/>
-        </w:rPr>
-      </w:pPr>
-      <w:r>
-        <w:rPr>
-          <w:rFonts w:ascii="Courier New" w:hAnsi="Courier New" w:cs="Courier New"/>
-          <w:lang w:val="en-US"/>
-        </w:rPr>
-        <w:t xml:space="preserve">    const resume = await </w:t>
-      </w:r>
-      <w:proofErr w:type="spellStart"/>
-      <w:proofErr w:type="gramStart"/>
-      <w:r>
-        <w:rPr>
-          <w:rFonts w:ascii="Courier New" w:hAnsi="Courier New" w:cs="Courier New"/>
-          <w:lang w:val="en-US"/>
-        </w:rPr>
-        <w:t>this.resumesService.findById</w:t>
-      </w:r>
-      <w:proofErr w:type="spellEnd"/>
-      <w:proofErr w:type="gramEnd"/>
-      <w:r>
-        <w:rPr>
-          <w:rFonts w:ascii="Courier New" w:hAnsi="Courier New" w:cs="Courier New"/>
-          <w:lang w:val="en-US"/>
-        </w:rPr>
-        <w:t>(</w:t>
-      </w:r>
-      <w:proofErr w:type="spellStart"/>
-      <w:r>
-        <w:rPr>
-          <w:rFonts w:ascii="Courier New" w:hAnsi="Courier New" w:cs="Courier New"/>
-          <w:lang w:val="en-US"/>
-        </w:rPr>
-        <w:t>resumeId</w:t>
-      </w:r>
-      <w:proofErr w:type="spellEnd"/>
-      <w:r>
-        <w:rPr>
-          <w:rFonts w:ascii="Courier New" w:hAnsi="Courier New" w:cs="Courier New"/>
-          <w:lang w:val="en-US"/>
-        </w:rPr>
-        <w:t>);</w:t>
-      </w:r>
-    </w:p>
-    <w:p>
-      <w:pPr>
-        <w:jc w:val="both"/>
-        <w:rPr>
-          <w:rFonts w:ascii="Courier New" w:hAnsi="Courier New" w:cs="Courier New"/>
-          <w:lang w:val="en-US"/>
-        </w:rPr>
-      </w:pPr>
-      <w:r>
-        <w:rPr>
-          <w:rFonts w:ascii="Courier New" w:hAnsi="Courier New" w:cs="Courier New"/>
-          <w:lang w:val="en-US"/>
-        </w:rPr>
-        <w:lastRenderedPageBreak/>
-        <w:t xml:space="preserve">    </w:t>
-      </w:r>
-    </w:p>
-    <w:p>
-      <w:pPr>
-        <w:jc w:val="both"/>
-        <w:rPr>
-          <w:rFonts w:ascii="Courier New" w:hAnsi="Courier New" w:cs="Courier New"/>
-          <w:lang w:val="en-US"/>
-        </w:rPr>
-      </w:pPr>
-      <w:r>
-        <w:rPr>
-          <w:rFonts w:ascii="Courier New" w:hAnsi="Courier New" w:cs="Courier New"/>
-          <w:lang w:val="en-US"/>
-        </w:rPr>
-        <w:t xml:space="preserve">    if </w:t>
-      </w:r>
-      <w:proofErr w:type="gramStart"/>
-      <w:r>
-        <w:rPr>
-          <w:rFonts w:ascii="Courier New" w:hAnsi="Courier New" w:cs="Courier New"/>
-          <w:lang w:val="en-US"/>
-        </w:rPr>
-        <w:t>(!resume</w:t>
-      </w:r>
-      <w:proofErr w:type="gramEnd"/>
-      <w:r>
-        <w:rPr>
-          <w:rFonts w:ascii="Courier New" w:hAnsi="Courier New" w:cs="Courier New"/>
-          <w:lang w:val="en-US"/>
-        </w:rPr>
-        <w:t>) {</w:t>
-      </w:r>
-    </w:p>
-    <w:p>
-      <w:pPr>
-        <w:jc w:val="both"/>
-        <w:rPr>
-          <w:rFonts w:ascii="Courier New" w:hAnsi="Courier New" w:cs="Courier New"/>
-          <w:lang w:val="en-US"/>
-        </w:rPr>
-      </w:pPr>
-      <w:r>
-        <w:rPr>
-          <w:rFonts w:ascii="Courier New" w:hAnsi="Courier New" w:cs="Courier New"/>
-          <w:lang w:val="en-US"/>
-        </w:rPr>
-        <w:t xml:space="preserve">      throw new </w:t>
-      </w:r>
-      <w:proofErr w:type="spellStart"/>
-      <w:proofErr w:type="gramStart"/>
-      <w:r>
-        <w:rPr>
-          <w:rFonts w:ascii="Courier New" w:hAnsi="Courier New" w:cs="Courier New"/>
-          <w:lang w:val="en-US"/>
-        </w:rPr>
-        <w:t>ForbiddenException</w:t>
-      </w:r>
-      <w:proofErr w:type="spellEnd"/>
-      <w:r>
-        <w:rPr>
-          <w:rFonts w:ascii="Courier New" w:hAnsi="Courier New" w:cs="Courier New"/>
-          <w:lang w:val="en-US"/>
-        </w:rPr>
-        <w:t>(</w:t>
-      </w:r>
-      <w:proofErr w:type="gramEnd"/>
-      <w:r>
-        <w:rPr>
-          <w:rFonts w:ascii="Courier New" w:hAnsi="Courier New" w:cs="Courier New"/>
-          <w:lang w:val="en-US"/>
-        </w:rPr>
-        <w:t>'Resume not found');</w:t>
-      </w:r>
-    </w:p>
-    <w:p>
-      <w:pPr>
-        <w:jc w:val="both"/>
-        <w:rPr>
-          <w:rFonts w:ascii="Courier New" w:hAnsi="Courier New" w:cs="Courier New"/>
-          <w:lang w:val="en-US"/>
-        </w:rPr>
-      </w:pPr>
-      <w:r>
-        <w:rPr>
-          <w:rFonts w:ascii="Courier New" w:hAnsi="Courier New" w:cs="Courier New"/>
-          <w:lang w:val="en-US"/>
-        </w:rPr>
-        <w:t>    }</w:t>
-      </w:r>
-    </w:p>
-    <w:p>
-      <w:pPr>
-        <w:jc w:val="both"/>
-        <w:rPr>
-          <w:rFonts w:ascii="Courier New" w:hAnsi="Courier New" w:cs="Courier New"/>
-          <w:lang w:val="en-US"/>
-        </w:rPr>
-      </w:pPr>
-      <w:r>
-        <w:rPr>
-          <w:rFonts w:ascii="Courier New" w:hAnsi="Courier New" w:cs="Courier New"/>
-          <w:lang w:val="en-US"/>
-        </w:rPr>
-        <w:t xml:space="preserve">    </w:t>
-      </w:r>
-    </w:p>
-    <w:p>
-      <w:pPr>
-        <w:jc w:val="both"/>
-        <w:rPr>
-          <w:rFonts w:ascii="Courier New" w:hAnsi="Courier New" w:cs="Courier New"/>
-          <w:lang w:val="en-US"/>
-        </w:rPr>
-      </w:pPr>
-      <w:r>
-        <w:rPr>
-          <w:rFonts w:ascii="Courier New" w:hAnsi="Courier New" w:cs="Courier New"/>
-          <w:lang w:val="en-US"/>
-        </w:rPr>
-        <w:t>    if (</w:t>
-      </w:r>
-      <w:proofErr w:type="gramStart"/>
-      <w:r>
-        <w:rPr>
-          <w:rFonts w:ascii="Courier New" w:hAnsi="Courier New" w:cs="Courier New"/>
-          <w:lang w:val="en-US"/>
-        </w:rPr>
-        <w:t>resume.user.id !</w:t>
-      </w:r>
-      <w:proofErr w:type="gramEnd"/>
-      <w:r>
-        <w:rPr>
-          <w:rFonts w:ascii="Courier New" w:hAnsi="Courier New" w:cs="Courier New"/>
-          <w:lang w:val="en-US"/>
-        </w:rPr>
-        <w:t xml:space="preserve">== </w:t>
-      </w:r>
-      <w:proofErr w:type="spellStart"/>
-      <w:r>
-        <w:rPr>
-          <w:rFonts w:ascii="Courier New" w:hAnsi="Courier New" w:cs="Courier New"/>
-          <w:lang w:val="en-US"/>
-        </w:rPr>
-        <w:t>req.user.userId</w:t>
-      </w:r>
-      <w:proofErr w:type="spellEnd"/>
-      <w:r>
-        <w:rPr>
-          <w:rFonts w:ascii="Courier New" w:hAnsi="Courier New" w:cs="Courier New"/>
-          <w:lang w:val="en-US"/>
-        </w:rPr>
-        <w:t>) {</w:t>
-      </w:r>
-    </w:p>
-    <w:p>
-      <w:pPr>
-        <w:jc w:val="both"/>
-        <w:rPr>
-          <w:rFonts w:ascii="Courier New" w:hAnsi="Courier New" w:cs="Courier New"/>
-          <w:lang w:val="en-US"/>
-        </w:rPr>
-      </w:pPr>
-      <w:r>
-        <w:rPr>
-          <w:rFonts w:ascii="Courier New" w:hAnsi="Courier New" w:cs="Courier New"/>
-          <w:lang w:val="en-US"/>
-        </w:rPr>
-        <w:t xml:space="preserve">      throw new </w:t>
-      </w:r>
-      <w:proofErr w:type="spellStart"/>
-      <w:proofErr w:type="gramStart"/>
-      <w:r>
-        <w:rPr>
-          <w:rFonts w:ascii="Courier New" w:hAnsi="Courier New" w:cs="Courier New"/>
-          <w:lang w:val="en-US"/>
-        </w:rPr>
-        <w:t>ForbiddenException</w:t>
-      </w:r>
-      <w:proofErr w:type="spellEnd"/>
-      <w:r>
-        <w:rPr>
-          <w:rFonts w:ascii="Courier New" w:hAnsi="Courier New" w:cs="Courier New"/>
-          <w:lang w:val="en-US"/>
-        </w:rPr>
-        <w:t>(</w:t>
-      </w:r>
-      <w:proofErr w:type="gramEnd"/>
-      <w:r>
-        <w:rPr>
-          <w:rFonts w:ascii="Courier New" w:hAnsi="Courier New" w:cs="Courier New"/>
-          <w:lang w:val="en-US"/>
-        </w:rPr>
-        <w:t>'Access denied');</w:t>
-      </w:r>
-    </w:p>
-    <w:p>
-      <w:pPr>
-        <w:jc w:val="both"/>
-        <w:rPr>
-          <w:rFonts w:ascii="Courier New" w:hAnsi="Courier New" w:cs="Courier New"/>
-          <w:lang w:val="en-US"/>
-        </w:rPr>
-      </w:pPr>
-      <w:r>
-        <w:rPr>
-          <w:rFonts w:ascii="Courier New" w:hAnsi="Courier New" w:cs="Courier New"/>
-          <w:lang w:val="en-US"/>
-        </w:rPr>
-        <w:t>    }</w:t>
-      </w:r>
-    </w:p>
-    <w:p>
-      <w:pPr>
-        <w:jc w:val="both"/>
-        <w:rPr>
-          <w:rFonts w:ascii="Courier New" w:hAnsi="Courier New" w:cs="Courier New"/>
-          <w:lang w:val="en-US"/>
-        </w:rPr>
-      </w:pPr>
-      <w:r>
-        <w:rPr>
-          <w:rFonts w:ascii="Courier New" w:hAnsi="Courier New" w:cs="Courier New"/>
-          <w:lang w:val="en-US"/>
-        </w:rPr>
-        <w:t xml:space="preserve">    </w:t>
-      </w:r>
-    </w:p>
-    <w:p>
-      <w:pPr>
-        <w:jc w:val="both"/>
-        <w:rPr>
-          <w:rFonts w:ascii="Courier New" w:hAnsi="Courier New" w:cs="Courier New"/>
-          <w:lang w:val="en-US"/>
-        </w:rPr>
-      </w:pPr>
-      <w:r>
-        <w:rPr>
-          <w:rFonts w:ascii="Courier New" w:hAnsi="Courier New" w:cs="Courier New"/>
-          <w:lang w:val="en-US"/>
-        </w:rPr>
-        <w:t xml:space="preserve">    return </w:t>
-      </w:r>
-      <w:proofErr w:type="spellStart"/>
-      <w:proofErr w:type="gramStart"/>
-      <w:r>
-        <w:rPr>
-          <w:rFonts w:ascii="Courier New" w:hAnsi="Courier New" w:cs="Courier New"/>
-          <w:lang w:val="en-US"/>
-        </w:rPr>
-        <w:t>this.resumesService.delete</w:t>
-      </w:r>
-      <w:proofErr w:type="spellEnd"/>
-      <w:proofErr w:type="gramEnd"/>
-      <w:r>
-        <w:rPr>
-          <w:rFonts w:ascii="Courier New" w:hAnsi="Courier New" w:cs="Courier New"/>
-          <w:lang w:val="en-US"/>
-        </w:rPr>
-        <w:t>(</w:t>
-      </w:r>
-      <w:proofErr w:type="spellStart"/>
-      <w:r>
-        <w:rPr>
-          <w:rFonts w:ascii="Courier New" w:hAnsi="Courier New" w:cs="Courier New"/>
-          <w:lang w:val="en-US"/>
-        </w:rPr>
-        <w:t>resumeId</w:t>
-      </w:r>
-      <w:proofErr w:type="spellEnd"/>
-      <w:r>
-        <w:rPr>
-          <w:rFonts w:ascii="Courier New" w:hAnsi="Courier New" w:cs="Courier New"/>
-          <w:lang w:val="en-US"/>
-        </w:rPr>
-        <w:t>);</w:t>
-      </w:r>
-    </w:p>
-    <w:p>
-      <w:pPr>
-        <w:jc w:val="both"/>
-        <w:rPr>
-          <w:rFonts w:ascii="Courier New" w:hAnsi="Courier New" w:cs="Courier New"/>
-          <w:lang w:val="en-US"/>
-        </w:rPr>
-      </w:pPr>
-      <w:r>
-        <w:rPr>
-          <w:rFonts w:ascii="Courier New" w:hAnsi="Courier New" w:cs="Courier New"/>
-          <w:lang w:val="en-US"/>
-        </w:rPr>
-        <w:t>  }</w:t>
-      </w:r>
-    </w:p>
-    <w:p>
-      <w:pPr>
-        <w:jc w:val="both"/>
-        <w:rPr>
-          <w:rFonts w:ascii="Courier New" w:hAnsi="Courier New" w:cs="Courier New"/>
-          <w:lang w:val="en-US"/>
-        </w:rPr>
-      </w:pPr>
-      <w:r>
-        <w:rPr>
-          <w:rFonts w:ascii="Courier New" w:hAnsi="Courier New" w:cs="Courier New"/>
-          <w:lang w:val="en-US"/>
-        </w:rPr>
-        <w:t>}</w:t>
-      </w:r>
-    </w:p>
-    <w:p>
-      <w:pPr>
-        <w:jc w:val="both"/>
-        <w:rPr>
-          <w:lang w:val="en-US"/>
-        </w:rPr>
-      </w:pPr>
-    </w:p>
-    <w:p>
-      <w:pPr>
-        <w:pStyle w:val="a4"/>
-        <w:ind w:firstLine="709"/>
-        <w:jc w:val="both"/>
-        <w:rPr>
-          <w:rFonts w:eastAsia="Times New Roman" w:cs="Times New Roman"/>
-          <w:b w:val="0"/>
-          <w:spacing w:val="0"/>
-          <w:kern w:val="0"/>
-          <w:szCs w:val="28"/>
-          <w:lang w:eastAsia="ru-RU"/>
-        </w:rPr>
-      </w:pPr>
-      <w:r>
-        <w:rPr>
-          <w:rFonts w:eastAsia="Times New Roman" w:cs="Times New Roman"/>
-          <w:b w:val="0"/>
-          <w:spacing w:val="0"/>
-          <w:kern w:val="0"/>
-          <w:szCs w:val="28"/>
-          <w:lang w:eastAsia="ru-RU"/>
-        </w:rPr>
-        <w:t xml:space="preserve">После разработки все </w:t>
-      </w:r>
-      <w:proofErr w:type="spellStart"/>
-      <w:r>
-        <w:rPr>
-          <w:rFonts w:eastAsia="Times New Roman" w:cs="Times New Roman"/>
-          <w:b w:val="0"/>
-          <w:spacing w:val="0"/>
-          <w:kern w:val="0"/>
-          <w:szCs w:val="28"/>
-          <w:lang w:eastAsia="ru-RU"/>
-        </w:rPr>
-        <w:t>эндпоинты</w:t>
-      </w:r>
-      <w:proofErr w:type="spellEnd"/>
-      <w:r>
-        <w:rPr>
-          <w:rFonts w:eastAsia="Times New Roman" w:cs="Times New Roman"/>
-          <w:b w:val="0"/>
-          <w:spacing w:val="0"/>
-          <w:kern w:val="0"/>
-          <w:szCs w:val="28"/>
-          <w:lang w:eastAsia="ru-RU"/>
-        </w:rPr>
-        <w:t xml:space="preserve"> серверной части были протестированы локально в контейнере Docker (</w:t>
+        <w:t xml:space="preserve"> (</w:t>
       </w:r>
       <w:proofErr w:type="spellStart"/>
       <w:r>
@@ -14577,7 +14734,7 @@
         </w:rPr>
         <w:t>Клиентская часть реализована на Vue 3 с TypeScript и собирается с помощью Vite. Код организован в папке </w:t>
       </w:r>
-      <w:hyperlink r:id="rId9" w:history="1">
+      <w:hyperlink r:id="rId11" w:history="1">
         <w:r>
           <w:rPr>
             <w:rStyle w:val="a6"/>
@@ -14604,7 +14761,7 @@
         <w:br/>
         <w:t>− </w:t>
       </w:r>
-      <w:hyperlink r:id="rId10" w:history="1">
+      <w:hyperlink r:id="rId12" w:history="1">
         <w:r>
           <w:rPr>
             <w:rStyle w:val="a6"/>
@@ -14623,7 +14780,7 @@
         </w:rPr>
         <w:t> — инициализация приложения: точка входа </w:t>
       </w:r>
-      <w:hyperlink r:id="rId11" w:history="1">
+      <w:hyperlink r:id="rId13" w:history="1">
         <w:r>
           <w:rPr>
             <w:rStyle w:val="a6"/>
@@ -14691,7 +14848,15 @@
           <w:sz w:val="28"/>
           <w:szCs w:val="28"/>
         </w:rPr>
-        <w:t>Приложение построено с использованием Vue 3 Composition API, что позволяет организовать логику компонентов максимально гибко и переиспользовать куски кода между различными компонентами через composables. Каждая страница реализована как однофайловый компонент Vue с использованием синтаксиса &lt;script</w:t>
+        <w:t xml:space="preserve">Приложение построено с использованием Vue 3 Composition API, что позволяет организовать логику компонентов максимально гибко и переиспользовать куски кода между различными компонентами через </w:t>
+      </w:r>
+      <w:r>
+        <w:rPr>
+          <w:sz w:val="28"/>
+          <w:szCs w:val="28"/>
+        </w:rPr>
+        <w:lastRenderedPageBreak/>
+        <w:t>composables. Каждая страница реализована как однофайловый компонент Vue с использованием синтаксиса &lt;script</w:t>
       </w:r>
       <w:r>
         <w:rPr>
@@ -14724,10 +14889,9 @@
           <w:sz w:val="28"/>
           <w:szCs w:val="28"/>
         </w:rPr>
-        <w:lastRenderedPageBreak/>
         <w:t>Маршрутизация настроена в </w:t>
       </w:r>
-      <w:hyperlink r:id="rId12" w:history="1">
+      <w:hyperlink r:id="rId14" w:history="1">
         <w:r>
           <w:rPr>
             <w:rStyle w:val="a6"/>
@@ -14803,7 +14967,7 @@
         <w:br/>
         <w:t>− </w:t>
       </w:r>
-      <w:hyperlink r:id="rId13" w:history="1">
+      <w:hyperlink r:id="rId15" w:history="1">
         <w:r>
           <w:rPr>
             <w:rStyle w:val="a6"/>
@@ -14854,7 +15018,7 @@
         </w:rPr>
         <w:t>− </w:t>
       </w:r>
-      <w:hyperlink r:id="rId14" w:history="1">
+      <w:hyperlink r:id="rId16" w:history="1">
         <w:r>
           <w:rPr>
             <w:rStyle w:val="a6"/>
@@ -14945,14 +15109,7 @@
           <w:sz w:val="28"/>
           <w:szCs w:val="28"/>
         </w:rPr>
-        <w:t>)</w:t>
-      </w:r>
-      <w:r>
-        <w:rPr>
-          <w:sz w:val="28"/>
-          <w:szCs w:val="28"/>
-        </w:rPr>
-        <w:t>;</w:t>
+        <w:t>);</w:t>
       </w:r>
       <w:r>
         <w:rPr>
@@ -14962,7 +15119,7 @@
         <w:br/>
         <w:t>− </w:t>
       </w:r>
-      <w:hyperlink r:id="rId15" w:history="1">
+      <w:hyperlink r:id="rId17" w:history="1">
         <w:r>
           <w:rPr>
             <w:rStyle w:val="a6"/>
@@ -15010,7 +15167,7 @@
         <w:br/>
         <w:t>− </w:t>
       </w:r>
-      <w:hyperlink r:id="rId16" w:history="1">
+      <w:hyperlink r:id="rId18" w:history="1">
         <w:r>
           <w:rPr>
             <w:rStyle w:val="a6"/>
@@ -15086,16 +15243,6 @@
           <w:lang w:eastAsia="ru-RU"/>
         </w:rPr>
         <w:br/>
-      </w:r>
-      <w:r>
-        <w:rPr>
-          <w:rFonts w:eastAsia="Times New Roman" w:cs="Times New Roman"/>
-          <w:b w:val="0"/>
-          <w:spacing w:val="0"/>
-          <w:kern w:val="0"/>
-          <w:szCs w:val="28"/>
-          <w:lang w:eastAsia="ru-RU"/>
-        </w:rPr>
         <w:t xml:space="preserve">Листинг 1.1 </w:t>
       </w:r>
       <w:r>
@@ -15117,15 +15264,24 @@
       <w:pPr>
         <w:pStyle w:val="Default"/>
         <w:jc w:val="both"/>
-        <w:rPr>
-          <w:lang w:val="en-US"/>
-        </w:rPr>
-      </w:pPr>
-      <w:r>
-        <w:rPr>
-          <w:lang w:val="en-US"/>
-        </w:rPr>
-        <w:t xml:space="preserve">const auth = </w:t>
+      </w:pPr>
+      <w:r>
+        <w:rPr>
+          <w:lang w:val="en-US"/>
+        </w:rPr>
+        <w:t>const</w:t>
+      </w:r>
+      <w:r>
+        <w:t xml:space="preserve"> </w:t>
+      </w:r>
+      <w:r>
+        <w:rPr>
+          <w:lang w:val="en-US"/>
+        </w:rPr>
+        <w:t>auth</w:t>
+      </w:r>
+      <w:r>
+        <w:t xml:space="preserve"> = </w:t>
       </w:r>
       <w:proofErr w:type="spellStart"/>
       <w:proofErr w:type="gramStart"/>
@@ -15137,16 +15293,10 @@
       </w:r>
       <w:proofErr w:type="spellEnd"/>
       <w:r>
-        <w:rPr>
-          <w:lang w:val="en-US"/>
-        </w:rPr>
         <w:t>(</w:t>
       </w:r>
       <w:proofErr w:type="gramEnd"/>
       <w:r>
-        <w:rPr>
-          <w:lang w:val="en-US"/>
-        </w:rPr>
         <w:t>)</w:t>
       </w:r>
     </w:p>
@@ -15154,24 +15304,30 @@
       <w:pPr>
         <w:pStyle w:val="Default"/>
         <w:jc w:val="both"/>
-        <w:rPr>
-          <w:lang w:val="en-US"/>
-        </w:rPr>
       </w:pPr>
     </w:p>
     <w:p>
       <w:pPr>
         <w:pStyle w:val="Default"/>
         <w:jc w:val="both"/>
-        <w:rPr>
-          <w:lang w:val="en-US"/>
-        </w:rPr>
-      </w:pPr>
-      <w:r>
-        <w:rPr>
-          <w:lang w:val="en-US"/>
-        </w:rPr>
-        <w:t>const routes = [</w:t>
+      </w:pPr>
+      <w:r>
+        <w:rPr>
+          <w:lang w:val="en-US"/>
+        </w:rPr>
+        <w:t>const</w:t>
+      </w:r>
+      <w:r>
+        <w:t xml:space="preserve"> </w:t>
+      </w:r>
+      <w:r>
+        <w:rPr>
+          <w:lang w:val="en-US"/>
+        </w:rPr>
+        <w:t>routes</w:t>
+      </w:r>
+      <w:r>
+        <w:t xml:space="preserve"> = [</w:t>
       </w:r>
     </w:p>
     <w:p>
@@ -15186,7 +15342,10 @@
         <w:rPr>
           <w:lang w:val="en-US"/>
         </w:rPr>
-        <w:t xml:space="preserve">  </w:t>
+        <w:t> </w:t>
+      </w:r>
+      <w:r>
+        <w:t xml:space="preserve"> </w:t>
       </w:r>
       <w:proofErr w:type="gramStart"/>
       <w:r>
@@ -15625,6 +15784,7 @@
         <w:rPr>
           <w:lang w:val="en-US"/>
         </w:rPr>
+        <w:lastRenderedPageBreak/>
         <w:t>router.beforeEach</w:t>
       </w:r>
       <w:proofErr w:type="spellEnd"/>
@@ -15752,7 +15912,6 @@
         <w:rPr>
           <w:lang w:val="en-US"/>
         </w:rPr>
-        <w:lastRenderedPageBreak/>
         <w:t>  if (</w:t>
       </w:r>
       <w:proofErr w:type="spellStart"/>
@@ -15897,6 +16056,7 @@
         <w:rPr>
           <w:sz w:val="20"/>
           <w:szCs w:val="20"/>
+          <w:lang w:val="en-US"/>
         </w:rPr>
       </w:pPr>
     </w:p>
@@ -15918,18 +16078,37 @@
         </w:rPr>
         <w:t>На уровне навигационного хука </w:t>
       </w:r>
-      <w:hyperlink r:id="rId17" w:history="1">
-        <w:r>
-          <w:rPr>
-            <w:rStyle w:val="a6"/>
-            <w:color w:val="000000"/>
-            <w:sz w:val="28"/>
-            <w:szCs w:val="28"/>
-            <w:u w:val="none"/>
-          </w:rPr>
-          <w:t>beforeEach</w:t>
-        </w:r>
-      </w:hyperlink>
+      <w:proofErr w:type="spellStart"/>
+      <w:r>
+        <w:fldChar w:fldCharType="begin"/>
+      </w:r>
+      <w:r>
+        <w:instrText xml:space="preserve"> HYPERLINK "vscode-file://vscode-app/d:/Microsoft%20VS%20Code/fcf604774b/resources/app/out/vs/code/electron-browser/workbench/workbench.html" </w:instrText>
+      </w:r>
+      <w:r>
+        <w:fldChar w:fldCharType="separate"/>
+      </w:r>
+      <w:r>
+        <w:rPr>
+          <w:rStyle w:val="a6"/>
+          <w:color w:val="000000"/>
+          <w:sz w:val="28"/>
+          <w:szCs w:val="28"/>
+          <w:u w:val="none"/>
+        </w:rPr>
+        <w:t>beforeEach</w:t>
+      </w:r>
+      <w:proofErr w:type="spellEnd"/>
+      <w:r>
+        <w:rPr>
+          <w:rStyle w:val="a6"/>
+          <w:color w:val="000000"/>
+          <w:sz w:val="28"/>
+          <w:szCs w:val="28"/>
+          <w:u w:val="none"/>
+        </w:rPr>
+        <w:fldChar w:fldCharType="end"/>
+      </w:r>
       <w:r>
         <w:rPr>
           <w:sz w:val="28"/>
@@ -15937,7 +16116,7 @@
         </w:rPr>
         <w:t> реализованы охранники маршрутов: </w:t>
       </w:r>
-      <w:hyperlink r:id="rId18" w:history="1">
+      <w:hyperlink r:id="rId19" w:history="1">
         <w:r>
           <w:rPr>
             <w:rStyle w:val="a6"/>
@@ -16076,7 +16255,7 @@
         </w:rPr>
         <w:t>− LoginPage — форма входа пользователя. Содержит два поля (электронная почта и пароль) и кнопку отправки. При отправке формы проверяется целостность данных (оба поля обязательны, email должен быть в корректном формате). При успешном входе сервер возвращает </w:t>
       </w:r>
-      <w:hyperlink r:id="rId19" w:history="1">
+      <w:hyperlink r:id="rId20" w:history="1">
         <w:r>
           <w:rPr>
             <w:rStyle w:val="a6"/>
@@ -16095,7 +16274,7 @@
         </w:rPr>
         <w:t> и </w:t>
       </w:r>
-      <w:hyperlink r:id="rId20" w:history="1">
+      <w:hyperlink r:id="rId21" w:history="1">
         <w:r>
           <w:rPr>
             <w:rStyle w:val="a6"/>
@@ -16114,7 +16293,7 @@
         </w:rPr>
         <w:t>, которые сохраняются в </w:t>
       </w:r>
-      <w:hyperlink r:id="rId21" w:history="1">
+      <w:hyperlink r:id="rId22" w:history="1">
         <w:r>
           <w:rPr>
             <w:rStyle w:val="a6"/>
@@ -16152,7 +16331,7 @@
         </w:rPr>
         <w:t>− RegisterPage — форма регистрации нового пользователя. Содержит поля для электронной почты, пароля и подтверждения пароля. На клиенте выполняется валидация: проверка формата email, минимальная длина пароля (обычно 6 символов), совпадение пароля и подтверждения. При регистрации отправляется POST-запрос на </w:t>
       </w:r>
-      <w:hyperlink r:id="rId22" w:history="1">
+      <w:hyperlink r:id="rId23" w:history="1">
         <w:r>
           <w:rPr>
             <w:rStyle w:val="a6"/>
@@ -16205,8 +16384,20 @@
             <w:szCs w:val="28"/>
             <w:u w:val="none"/>
           </w:rPr>
-          <w:t>/register</w:t>
+          <w:t>/</w:t>
         </w:r>
+        <w:proofErr w:type="spellStart"/>
+        <w:r>
+          <w:rPr>
+            <w:rStyle w:val="a6"/>
+            <w:color w:val="000000"/>
+            <w:sz w:val="28"/>
+            <w:szCs w:val="28"/>
+            <w:u w:val="none"/>
+          </w:rPr>
+          <w:t>register</w:t>
+        </w:r>
+        <w:proofErr w:type="spellEnd"/>
       </w:hyperlink>
       <w:r>
         <w:rPr>
@@ -16250,7 +16441,7 @@
         </w:rPr>
         <w:t> — личный кабинет, главная страница для авторизованного пользователя. При загрузке страницы выполняется GET-запрос к </w:t>
       </w:r>
-      <w:hyperlink r:id="rId23" w:history="1">
+      <w:hyperlink r:id="rId24" w:history="1">
         <w:r>
           <w:rPr>
             <w:rStyle w:val="a6"/>
@@ -16325,17 +16516,9 @@
             <w:szCs w:val="28"/>
             <w:u w:val="none"/>
           </w:rPr>
-          <w:t>}/resumes</w:t>
+          <w:t>}/</w:t>
         </w:r>
-      </w:hyperlink>
-      <w:r>
-        <w:rPr>
-          <w:sz w:val="28"/>
-          <w:szCs w:val="28"/>
-        </w:rPr>
-        <w:t>, который возвращает список всех резюме текущего пользователя. Резюме отображаются в виде карточек или таблицы с основной информацией (ФИО, должность, дата создания). Для каждого резюме доступны кнопки действий: "Просмотреть", "Редактировать" (переход на </w:t>
-      </w:r>
-      <w:hyperlink r:id="rId24" w:history="1">
+        <w:proofErr w:type="spellStart"/>
         <w:r>
           <w:rPr>
             <w:rStyle w:val="a6"/>
@@ -16344,35 +16527,24 @@
             <w:szCs w:val="28"/>
             <w:u w:val="none"/>
           </w:rPr>
-          <w:t>/resumes/:id/edit</w:t>
+          <w:t>resumes</w:t>
         </w:r>
+        <w:proofErr w:type="spellEnd"/>
       </w:hyperlink>
       <w:r>
         <w:rPr>
           <w:sz w:val="28"/>
           <w:szCs w:val="28"/>
         </w:rPr>
-        <w:t>), "Удалить", "Скачать PDF".</w:t>
-      </w:r>
-    </w:p>
-    <w:p>
-      <w:pPr>
-        <w:pStyle w:val="Default"/>
-        <w:spacing w:line="360" w:lineRule="auto"/>
-        <w:ind w:firstLine="720"/>
-        <w:jc w:val="both"/>
-        <w:rPr>
-          <w:sz w:val="28"/>
-          <w:szCs w:val="28"/>
-        </w:rPr>
-      </w:pPr>
+        <w:t xml:space="preserve">, который возвращает список всех резюме текущего пользователя. Резюме отображаются в виде карточек или таблицы с </w:t>
+      </w:r>
       <w:r>
         <w:rPr>
           <w:sz w:val="28"/>
           <w:szCs w:val="28"/>
         </w:rPr>
         <w:lastRenderedPageBreak/>
-        <w:t>− CreateResume (используется для создания и редактирования) — форма конструктора резюме, одна из самых сложных страниц приложения. При загрузке в режиме редактирования (</w:t>
+        <w:t>основной информацией (ФИО, должность, дата создания). Для каждого резюме доступны кнопки действий: "Просмотреть", "Редактировать" (переход на </w:t>
       </w:r>
       <w:hyperlink r:id="rId25" w:history="1">
         <w:r>
@@ -16391,9 +16563,47 @@
           <w:sz w:val="28"/>
           <w:szCs w:val="28"/>
         </w:rPr>
+        <w:t>), "Удалить", "Скачать PDF".</w:t>
+      </w:r>
+    </w:p>
+    <w:p>
+      <w:pPr>
+        <w:pStyle w:val="Default"/>
+        <w:spacing w:line="360" w:lineRule="auto"/>
+        <w:ind w:firstLine="720"/>
+        <w:jc w:val="both"/>
+        <w:rPr>
+          <w:sz w:val="28"/>
+          <w:szCs w:val="28"/>
+        </w:rPr>
+      </w:pPr>
+      <w:r>
+        <w:rPr>
+          <w:sz w:val="28"/>
+          <w:szCs w:val="28"/>
+        </w:rPr>
+        <w:t>− CreateResume (используется для создания и редактирования) — форма конструктора резюме, одна из самых сложных страниц приложения. При загрузке в режиме редактирования (</w:t>
+      </w:r>
+      <w:hyperlink r:id="rId26" w:history="1">
+        <w:r>
+          <w:rPr>
+            <w:rStyle w:val="a6"/>
+            <w:color w:val="000000"/>
+            <w:sz w:val="28"/>
+            <w:szCs w:val="28"/>
+            <w:u w:val="none"/>
+          </w:rPr>
+          <w:t>/resumes/:id/edit</w:t>
+        </w:r>
+      </w:hyperlink>
+      <w:r>
+        <w:rPr>
+          <w:sz w:val="28"/>
+          <w:szCs w:val="28"/>
+        </w:rPr>
         <w:t>) страница получает ID резюме из параметров маршрута, отправляет GET-запрос на </w:t>
       </w:r>
-      <w:hyperlink r:id="rId26" w:history="1">
+      <w:hyperlink r:id="rId27" w:history="1">
         <w:r>
           <w:rPr>
             <w:rStyle w:val="a6"/>
@@ -16424,7 +16634,51 @@
             <w:szCs w:val="28"/>
             <w:u w:val="none"/>
           </w:rPr>
-          <w:t>/resumes/{id}</w:t>
+          <w:t>/</w:t>
+        </w:r>
+        <w:proofErr w:type="spellStart"/>
+        <w:r>
+          <w:rPr>
+            <w:rStyle w:val="a6"/>
+            <w:color w:val="000000"/>
+            <w:sz w:val="28"/>
+            <w:szCs w:val="28"/>
+            <w:u w:val="none"/>
+          </w:rPr>
+          <w:t>resumes</w:t>
+        </w:r>
+        <w:proofErr w:type="spellEnd"/>
+        <w:r>
+          <w:rPr>
+            <w:rStyle w:val="a6"/>
+            <w:color w:val="000000"/>
+            <w:sz w:val="28"/>
+            <w:szCs w:val="28"/>
+            <w:u w:val="none"/>
+          </w:rPr>
+          <w:t>/{</w:t>
+        </w:r>
+        <w:proofErr w:type="spellStart"/>
+        <w:r>
+          <w:rPr>
+            <w:rStyle w:val="a6"/>
+            <w:color w:val="000000"/>
+            <w:sz w:val="28"/>
+            <w:szCs w:val="28"/>
+            <w:u w:val="none"/>
+          </w:rPr>
+          <w:t>id</w:t>
+        </w:r>
+        <w:proofErr w:type="spellEnd"/>
+        <w:r>
+          <w:rPr>
+            <w:rStyle w:val="a6"/>
+            <w:color w:val="000000"/>
+            <w:sz w:val="28"/>
+            <w:szCs w:val="28"/>
+            <w:u w:val="none"/>
+          </w:rPr>
+          <w:t>}</w:t>
         </w:r>
       </w:hyperlink>
       <w:r>
@@ -16573,7 +16827,25 @@
           <w:szCs w:val="28"/>
           <w:lang w:eastAsia="ru-RU"/>
         </w:rPr>
-        <w:t xml:space="preserve">. Репозиторий создан на платформе GitHub под названием </w:t>
+        <w:t xml:space="preserve">. Репозиторий создан на платформе </w:t>
+      </w:r>
+      <w:proofErr w:type="spellStart"/>
+      <w:r>
+        <w:rPr>
+          <w:sz w:val="28"/>
+          <w:szCs w:val="28"/>
+          <w:lang w:eastAsia="ru-RU"/>
+        </w:rPr>
+        <w:t>GitHub</w:t>
+      </w:r>
+      <w:proofErr w:type="spellEnd"/>
+      <w:r>
+        <w:rPr>
+          <w:sz w:val="28"/>
+          <w:szCs w:val="28"/>
+          <w:lang w:eastAsia="ru-RU"/>
+        </w:rPr>
+        <w:t xml:space="preserve"> под названием </w:t>
       </w:r>
       <w:proofErr w:type="spellStart"/>
       <w:r>
@@ -16711,7 +16983,7 @@
         </w:rPr>
         <w:t>Для развёртывания выбран подход с контейнеризацией приложения через Docker и Docker Compose, без использования облачной виртуальной машины и Terraform. Приложение состоит из двух сервисов: backend (REST API на NestJS) и frontend (SPA на Vue 3). Каждый сервис снабжен собственным Dockerfile; для локальной разработки используется </w:t>
       </w:r>
-      <w:hyperlink r:id="rId27" w:history="1">
+      <w:hyperlink r:id="rId28" w:history="1">
         <w:r>
           <w:rPr>
             <w:rStyle w:val="a6"/>
@@ -16753,7 +17025,8 @@
         </w:rPr>
         <w:t xml:space="preserve"> — отдельный </w:t>
       </w:r>
-      <w:hyperlink r:id="rId28" w:history="1">
+      <w:hyperlink r:id="rId29" w:history="1">
+        <w:proofErr w:type="spellStart"/>
         <w:r>
           <w:rPr>
             <w:rStyle w:val="a6"/>
@@ -16765,6 +17038,7 @@
           </w:rPr>
           <w:t>docker-compose.prod.yml</w:t>
         </w:r>
+        <w:proofErr w:type="spellEnd"/>
       </w:hyperlink>
       <w:r>
         <w:rPr>
@@ -16801,7 +17075,8 @@
           <w:szCs w:val="28"/>
           <w:lang w:eastAsia="ru-RU"/>
         </w:rPr>
-        <w:t xml:space="preserve">Процесс развёртывания автоматизирован с помощью GitHub </w:t>
+        <w:lastRenderedPageBreak/>
+        <w:t xml:space="preserve">Процесс развёртывания автоматизирован с помощью </w:t>
       </w:r>
       <w:proofErr w:type="spellStart"/>
       <w:r>
@@ -16810,6 +17085,24 @@
           <w:szCs w:val="28"/>
           <w:lang w:eastAsia="ru-RU"/>
         </w:rPr>
+        <w:t>GitHub</w:t>
+      </w:r>
+      <w:proofErr w:type="spellEnd"/>
+      <w:r>
+        <w:rPr>
+          <w:sz w:val="28"/>
+          <w:szCs w:val="28"/>
+          <w:lang w:eastAsia="ru-RU"/>
+        </w:rPr>
+        <w:t xml:space="preserve"> </w:t>
+      </w:r>
+      <w:proofErr w:type="spellStart"/>
+      <w:r>
+        <w:rPr>
+          <w:sz w:val="28"/>
+          <w:szCs w:val="28"/>
+          <w:lang w:eastAsia="ru-RU"/>
+        </w:rPr>
         <w:t>Actions</w:t>
       </w:r>
       <w:proofErr w:type="spellEnd"/>
@@ -16837,7 +17130,25 @@
           <w:szCs w:val="28"/>
           <w:lang w:eastAsia="ru-RU"/>
         </w:rPr>
-        <w:t>/workflows/</w:t>
+        <w:t>/</w:t>
+      </w:r>
+      <w:proofErr w:type="spellStart"/>
+      <w:r>
+        <w:rPr>
+          <w:sz w:val="28"/>
+          <w:szCs w:val="28"/>
+          <w:lang w:eastAsia="ru-RU"/>
+        </w:rPr>
+        <w:t>workflows</w:t>
+      </w:r>
+      <w:proofErr w:type="spellEnd"/>
+      <w:r>
+        <w:rPr>
+          <w:sz w:val="28"/>
+          <w:szCs w:val="28"/>
+          <w:lang w:eastAsia="ru-RU"/>
+        </w:rPr>
+        <w:t>/</w:t>
       </w:r>
       <w:proofErr w:type="spellStart"/>
       <w:r>
@@ -16918,7 +17229,43 @@
           <w:szCs w:val="28"/>
           <w:lang w:eastAsia="ru-RU"/>
         </w:rPr>
-        <w:t>проверяется корректность конфигурации Docker Compose (</w:t>
+        <w:t xml:space="preserve">проверяется корректность конфигурации </w:t>
+      </w:r>
+      <w:proofErr w:type="spellStart"/>
+      <w:r>
+        <w:rPr>
+          <w:sz w:val="28"/>
+          <w:szCs w:val="28"/>
+          <w:lang w:eastAsia="ru-RU"/>
+        </w:rPr>
+        <w:t>Docker</w:t>
+      </w:r>
+      <w:proofErr w:type="spellEnd"/>
+      <w:r>
+        <w:rPr>
+          <w:sz w:val="28"/>
+          <w:szCs w:val="28"/>
+          <w:lang w:eastAsia="ru-RU"/>
+        </w:rPr>
+        <w:t xml:space="preserve"> </w:t>
+      </w:r>
+      <w:proofErr w:type="spellStart"/>
+      <w:r>
+        <w:rPr>
+          <w:sz w:val="28"/>
+          <w:szCs w:val="28"/>
+          <w:lang w:eastAsia="ru-RU"/>
+        </w:rPr>
+        <w:t>Compose</w:t>
+      </w:r>
+      <w:proofErr w:type="spellEnd"/>
+      <w:r>
+        <w:rPr>
+          <w:sz w:val="28"/>
+          <w:szCs w:val="28"/>
+          <w:lang w:eastAsia="ru-RU"/>
+        </w:rPr>
+        <w:t xml:space="preserve"> (</w:t>
       </w:r>
       <w:proofErr w:type="spellStart"/>
       <w:r>
@@ -16991,7 +17338,6 @@
           <w:sz w:val="28"/>
           <w:szCs w:val="28"/>
         </w:rPr>
-        <w:lastRenderedPageBreak/>
         <w:t xml:space="preserve">− </w:t>
       </w:r>
       <w:r>
@@ -17152,7 +17498,25 @@
           <w:szCs w:val="28"/>
           <w:lang w:eastAsia="ru-RU"/>
         </w:rPr>
-        <w:t>по SSH на сервере выполняется авторизация в GitHub Container Registry, скачивание (</w:t>
+        <w:t xml:space="preserve">по SSH на сервере выполняется авторизация в GitHub Container </w:t>
+      </w:r>
+      <w:proofErr w:type="spellStart"/>
+      <w:r>
+        <w:rPr>
+          <w:sz w:val="28"/>
+          <w:szCs w:val="28"/>
+          <w:lang w:eastAsia="ru-RU"/>
+        </w:rPr>
+        <w:t>Registry</w:t>
+      </w:r>
+      <w:proofErr w:type="spellEnd"/>
+      <w:r>
+        <w:rPr>
+          <w:sz w:val="28"/>
+          <w:szCs w:val="28"/>
+          <w:lang w:eastAsia="ru-RU"/>
+        </w:rPr>
+        <w:t>, скачивание (</w:t>
       </w:r>
       <w:proofErr w:type="spellStart"/>
       <w:r>
@@ -17298,7 +17662,7 @@
           <w:szCs w:val="28"/>
           <w:lang w:eastAsia="ru-RU"/>
         </w:rPr>
-        <w:t xml:space="preserve">Учётные данные для доступа к серверу (адрес, пользователь, приватный SSH-ключ) и токен для чтения из GitHub Container Registry хранятся в виде защищённых секретов GitHub </w:t>
+        <w:t xml:space="preserve">Учётные данные для доступа к серверу (адрес, пользователь, приватный SSH-ключ) и токен для чтения из GitHub Container Registry хранятся в виде защищённых секретов </w:t>
       </w:r>
       <w:proofErr w:type="spellStart"/>
       <w:r>
@@ -17307,6 +17671,24 @@
           <w:szCs w:val="28"/>
           <w:lang w:eastAsia="ru-RU"/>
         </w:rPr>
+        <w:t>GitHub</w:t>
+      </w:r>
+      <w:proofErr w:type="spellEnd"/>
+      <w:r>
+        <w:rPr>
+          <w:sz w:val="28"/>
+          <w:szCs w:val="28"/>
+          <w:lang w:eastAsia="ru-RU"/>
+        </w:rPr>
+        <w:t xml:space="preserve"> </w:t>
+      </w:r>
+      <w:proofErr w:type="spellStart"/>
+      <w:r>
+        <w:rPr>
+          <w:sz w:val="28"/>
+          <w:szCs w:val="28"/>
+          <w:lang w:eastAsia="ru-RU"/>
+        </w:rPr>
         <w:t>Actions</w:t>
       </w:r>
       <w:proofErr w:type="spellEnd"/>
@@ -17318,6 +17700,18 @@
         </w:rPr>
         <w:t xml:space="preserve"> и не попадают в код репозитория.</w:t>
       </w:r>
+    </w:p>
+    <w:p>
+      <w:pPr>
+        <w:spacing w:line="360" w:lineRule="auto"/>
+        <w:ind w:firstLine="709"/>
+        <w:jc w:val="both"/>
+        <w:rPr>
+          <w:sz w:val="28"/>
+          <w:szCs w:val="28"/>
+          <w:lang w:eastAsia="ru-RU"/>
+        </w:rPr>
+      </w:pPr>
     </w:p>
     <w:p>
       <w:pPr>
@@ -17474,7 +17868,7 @@
         </w:rPr>
         <w:t>к </w:t>
       </w:r>
-      <w:hyperlink r:id="rId29" w:history="1">
+      <w:hyperlink r:id="rId30" w:history="1">
         <w:r>
           <w:rPr>
             <w:rStyle w:val="a6"/>
@@ -17532,8 +17926,21 @@
             <w:u w:val="none"/>
             <w:lang w:eastAsia="ru-RU"/>
           </w:rPr>
-          <w:t>/1/resumes</w:t>
+          <w:t>/1/</w:t>
         </w:r>
+        <w:proofErr w:type="spellStart"/>
+        <w:r>
+          <w:rPr>
+            <w:rStyle w:val="a6"/>
+            <w:color w:val="000000" w:themeColor="text1"/>
+            <w:sz w:val="28"/>
+            <w:szCs w:val="28"/>
+            <w:u w:val="none"/>
+            <w:lang w:eastAsia="ru-RU"/>
+          </w:rPr>
+          <w:t>resumes</w:t>
+        </w:r>
+        <w:proofErr w:type="spellEnd"/>
       </w:hyperlink>
       <w:r>
         <w:rPr>
@@ -17648,6 +18055,7 @@
         </w:rPr>
         <w:t>.</w:t>
       </w:r>
+      <w:proofErr w:type="spellStart"/>
       <w:r>
         <w:rPr>
           <w:sz w:val="28"/>
@@ -17656,6 +18064,7 @@
         </w:rPr>
         <w:t>ru</w:t>
       </w:r>
+      <w:proofErr w:type="spellEnd"/>
       <w:r>
         <w:rPr>
           <w:sz w:val="28"/>
@@ -17709,7 +18118,7 @@
         </w:rPr>
         <w:t>к </w:t>
       </w:r>
-      <w:hyperlink r:id="rId30" w:history="1">
+      <w:hyperlink r:id="rId31" w:history="1">
         <w:r>
           <w:rPr>
             <w:rStyle w:val="a6"/>
@@ -17743,8 +18152,21 @@
             <w:u w:val="none"/>
             <w:lang w:eastAsia="ru-RU"/>
           </w:rPr>
-          <w:t>/resumes</w:t>
+          <w:t>/</w:t>
         </w:r>
+        <w:proofErr w:type="spellStart"/>
+        <w:r>
+          <w:rPr>
+            <w:rStyle w:val="a6"/>
+            <w:color w:val="000000" w:themeColor="text1"/>
+            <w:sz w:val="28"/>
+            <w:szCs w:val="28"/>
+            <w:u w:val="none"/>
+            <w:lang w:eastAsia="ru-RU"/>
+          </w:rPr>
+          <w:t>resumes</w:t>
+        </w:r>
+        <w:proofErr w:type="spellEnd"/>
       </w:hyperlink>
       <w:r>
         <w:rPr>
@@ -17805,7 +18227,16 @@
           <w:szCs w:val="28"/>
           <w:lang w:eastAsia="ru-RU"/>
         </w:rPr>
-        <w:t>Клиентская часть проверялась в браузере с использованием инструментов разработчика (вкладки Network и Console): отслеживались отправляемые запросы, корректность отображения состояний загрузки и ошибок в формах</w:t>
+        <w:t xml:space="preserve">Клиентская часть проверялась в браузере с использованием инструментов разработчика (вкладки Network и Console): отслеживались </w:t>
+      </w:r>
+      <w:r>
+        <w:rPr>
+          <w:sz w:val="28"/>
+          <w:szCs w:val="28"/>
+          <w:lang w:eastAsia="ru-RU"/>
+        </w:rPr>
+        <w:lastRenderedPageBreak/>
+        <w:t>отправляемые запросы, корректность отображения состояний загрузки и ошибок в формах</w:t>
       </w:r>
       <w:r>
         <w:rPr>
@@ -18206,21 +18637,7 @@
           <w:sz w:val="28"/>
           <w:szCs w:val="28"/>
         </w:rPr>
-        <w:t xml:space="preserve">, создания и редактирования </w:t>
-      </w:r>
-      <w:r>
-        <w:rPr>
-          <w:sz w:val="28"/>
-          <w:szCs w:val="28"/>
-        </w:rPr>
-        <w:t>резюме</w:t>
-      </w:r>
-      <w:r>
-        <w:rPr>
-          <w:sz w:val="28"/>
-          <w:szCs w:val="28"/>
-        </w:rPr>
-        <w:t xml:space="preserve"> и его экспорта в </w:t>
+        <w:t xml:space="preserve">, создания и редактирования резюме и его экспорта в </w:t>
       </w:r>
       <w:r>
         <w:rPr>
@@ -18276,7 +18693,23 @@
           <w:szCs w:val="28"/>
         </w:rPr>
         <w:lastRenderedPageBreak/>
-        <w:t xml:space="preserve">− настроены процессы непрерывной интеграции и доставки (CI/CD) на базе GitHub </w:t>
+        <w:t xml:space="preserve">− настроены процессы непрерывной интеграции и доставки (CI/CD) на базе </w:t>
+      </w:r>
+      <w:proofErr w:type="spellStart"/>
+      <w:r>
+        <w:rPr>
+          <w:sz w:val="28"/>
+          <w:szCs w:val="28"/>
+        </w:rPr>
+        <w:t>GitHub</w:t>
+      </w:r>
+      <w:proofErr w:type="spellEnd"/>
+      <w:r>
+        <w:rPr>
+          <w:sz w:val="28"/>
+          <w:szCs w:val="28"/>
+        </w:rPr>
+        <w:t xml:space="preserve"> </w:t>
       </w:r>
       <w:proofErr w:type="spellStart"/>
       <w:r>
@@ -18472,14 +18905,7 @@
           <w:sz w:val="28"/>
           <w:szCs w:val="28"/>
         </w:rPr>
-        <w:t>)</w:t>
-      </w:r>
-      <w:r>
-        <w:rPr>
-          <w:sz w:val="28"/>
-          <w:szCs w:val="28"/>
-        </w:rPr>
-        <w:t>.</w:t>
+        <w:t>).</w:t>
       </w:r>
     </w:p>
     <w:p>
@@ -20161,7 +20587,7 @@
       </w:pPr>
     </w:p>
     <w:sectPr>
-      <w:footerReference w:type="default" r:id="rId31"/>
+      <w:footerReference w:type="default" r:id="rId32"/>
       <w:pgSz w:w="11906" w:h="16838"/>
       <w:pgMar w:top="1134" w:right="850" w:bottom="1134" w:left="1701" w:header="708" w:footer="708" w:gutter="0"/>
       <w:cols w:space="708"/>
@@ -20170,6 +20596,25 @@
     </w:sectPr>
   </w:body>
 </w:document>
+</file>
+
+<file path=word/endnotes.xml><?xml version="1.0" encoding="utf-8"?>
+<w:endnotes xmlns:wpc="http://schemas.microsoft.com/office/word/2010/wordprocessingCanvas" xmlns:cx="http://schemas.microsoft.com/office/drawing/2014/chartex" xmlns:cx1="http://schemas.microsoft.com/office/drawing/2015/9/8/chartex" xmlns:cx2="http://schemas.microsoft.com/office/drawing/2015/10/21/chartex" xmlns:cx3="http://schemas.microsoft.com/office/drawing/2016/5/9/chartex" xmlns:cx4="http://schemas.microsoft.com/office/drawing/2016/5/10/chartex" xmlns:cx5="http://schemas.microsoft.com/office/drawing/2016/5/11/chartex" xmlns:cx6="http://schemas.microsoft.com/office/drawing/2016/5/12/chartex" xmlns:cx7="http://schemas.microsoft.com/office/drawing/2016/5/13/chartex" xmlns:cx8="http://schemas.microsoft.com/office/drawing/2016/5/14/chartex" xmlns:mc="http://schemas.openxmlformats.org/markup-compatibility/2006" xmlns:aink="http://schemas.microsoft.com/office/drawing/2016/ink" xmlns:am3d="http://schemas.microsoft.com/office/drawing/2017/model3d" xmlns:o="urn:schemas-microsoft-com:office:office" xmlns:r="http://schemas.openxmlformats.org/officeDocument/2006/relationships" xmlns:m="http://schemas.openxmlformats.org/officeDocument/2006/math" xmlns:v="urn:schemas-microsoft-com:vml" xmlns:wp14="http://schemas.microsoft.com/office/word/2010/wordprocessingDrawing" xmlns:wp="http://schemas.openxmlformats.org/drawingml/2006/wordprocessingDrawing" xmlns:w10="urn:schemas-microsoft-com:office:word" xmlns:w="http://schemas.openxmlformats.org/wordprocessingml/2006/main" xmlns:w14="http://schemas.microsoft.com/office/word/2010/wordml" xmlns:w15="http://schemas.microsoft.com/office/word/2012/wordml" xmlns:w16cex="http://schemas.microsoft.com/office/word/2018/wordml/cex" xmlns:w16cid="http://schemas.microsoft.com/office/word/2016/wordml/cid" xmlns:w16="http://schemas.microsoft.com/office/word/2018/wordml" xmlns:w16sdtdh="http://schemas.microsoft.com/office/word/2020/wordml/sdtdatahash" xmlns:w16se="http://schemas.microsoft.com/office/word/2015/wordml/symex" xmlns:wpg="http://schemas.microsoft.com/office/word/2010/wordprocessingGroup" xmlns:wpi="http://schemas.microsoft.com/office/word/2010/wordprocessingInk" xmlns:wne="http://schemas.microsoft.com/office/word/2006/wordml" xmlns:wps="http://schemas.microsoft.com/office/word/2010/wordprocessingShape" mc:Ignorable="w14 w15 w16se w16cid w16 w16cex w16sdtdh wp14">
+  <w:endnote w:type="separator" w:id="-1">
+    <w:p>
+      <w:r>
+        <w:separator/>
+      </w:r>
+    </w:p>
+  </w:endnote>
+  <w:endnote w:type="continuationSeparator" w:id="0">
+    <w:p>
+      <w:r>
+        <w:continuationSeparator/>
+      </w:r>
+    </w:p>
+  </w:endnote>
+</w:endnotes>
 </file>
 
 <file path=word/footer1.xml><?xml version="1.0" encoding="utf-8"?>
@@ -20216,6 +20661,25 @@
     </w:pPr>
   </w:p>
 </w:ftr>
+</file>
+
+<file path=word/footnotes.xml><?xml version="1.0" encoding="utf-8"?>
+<w:footnotes xmlns:wpc="http://schemas.microsoft.com/office/word/2010/wordprocessingCanvas" xmlns:cx="http://schemas.microsoft.com/office/drawing/2014/chartex" xmlns:cx1="http://schemas.microsoft.com/office/drawing/2015/9/8/chartex" xmlns:cx2="http://schemas.microsoft.com/office/drawing/2015/10/21/chartex" xmlns:cx3="http://schemas.microsoft.com/office/drawing/2016/5/9/chartex" xmlns:cx4="http://schemas.microsoft.com/office/drawing/2016/5/10/chartex" xmlns:cx5="http://schemas.microsoft.com/office/drawing/2016/5/11/chartex" xmlns:cx6="http://schemas.microsoft.com/office/drawing/2016/5/12/chartex" xmlns:cx7="http://schemas.microsoft.com/office/drawing/2016/5/13/chartex" xmlns:cx8="http://schemas.microsoft.com/office/drawing/2016/5/14/chartex" xmlns:mc="http://schemas.openxmlformats.org/markup-compatibility/2006" xmlns:aink="http://schemas.microsoft.com/office/drawing/2016/ink" xmlns:am3d="http://schemas.microsoft.com/office/drawing/2017/model3d" xmlns:o="urn:schemas-microsoft-com:office:office" xmlns:r="http://schemas.openxmlformats.org/officeDocument/2006/relationships" xmlns:m="http://schemas.openxmlformats.org/officeDocument/2006/math" xmlns:v="urn:schemas-microsoft-com:vml" xmlns:wp14="http://schemas.microsoft.com/office/word/2010/wordprocessingDrawing" xmlns:wp="http://schemas.openxmlformats.org/drawingml/2006/wordprocessingDrawing" xmlns:w10="urn:schemas-microsoft-com:office:word" xmlns:w="http://schemas.openxmlformats.org/wordprocessingml/2006/main" xmlns:w14="http://schemas.microsoft.com/office/word/2010/wordml" xmlns:w15="http://schemas.microsoft.com/office/word/2012/wordml" xmlns:w16cex="http://schemas.microsoft.com/office/word/2018/wordml/cex" xmlns:w16cid="http://schemas.microsoft.com/office/word/2016/wordml/cid" xmlns:w16="http://schemas.microsoft.com/office/word/2018/wordml" xmlns:w16sdtdh="http://schemas.microsoft.com/office/word/2020/wordml/sdtdatahash" xmlns:w16se="http://schemas.microsoft.com/office/word/2015/wordml/symex" xmlns:wpg="http://schemas.microsoft.com/office/word/2010/wordprocessingGroup" xmlns:wpi="http://schemas.microsoft.com/office/word/2010/wordprocessingInk" xmlns:wne="http://schemas.microsoft.com/office/word/2006/wordml" xmlns:wps="http://schemas.microsoft.com/office/word/2010/wordprocessingShape" mc:Ignorable="w14 w15 w16se w16cid w16 w16cex w16sdtdh wp14">
+  <w:footnote w:type="separator" w:id="-1">
+    <w:p>
+      <w:r>
+        <w:separator/>
+      </w:r>
+    </w:p>
+  </w:footnote>
+  <w:footnote w:type="continuationSeparator" w:id="0">
+    <w:p>
+      <w:r>
+        <w:continuationSeparator/>
+      </w:r>
+    </w:p>
+  </w:footnote>
+</w:footnotes>
 </file>
 
 <file path=word/numbering.xml><?xml version="1.0" encoding="utf-8"?>
@@ -21395,6 +21859,7 @@
   <w:style w:type="character" w:default="1" w:styleId="a0">
     <w:name w:val="Default Paragraph Font"/>
     <w:uiPriority w:val="1"/>
+    <w:semiHidden/>
     <w:unhideWhenUsed/>
   </w:style>
   <w:style w:type="table" w:default="1" w:styleId="a1">
